--- a/case-study-pack/docx/HMF-Proctor-Guide.docx
+++ b/case-study-pack/docx/HMF-Proctor-Guide.docx
@@ -128,9 +128,761 @@
           <w:sz w:val="21"/>
           <w:szCs w:val="21"/>
         </w:rPr>
-        <w:t xml:space="preserve">Use this guide to grade each team's workbook. For every pain point you'll find the expected product/platform, a model Solution-Engineer response, and how it helps. Score each Case Study out of 100 (25 per pain point); 400 total.</w:t>
+        <w:t xml:space="preserve">Use this guide to grade each team's workbook. For every pain point you'll find the expected product/platform, a model Solution-Engineer response, how it helps, and the level cues (Associate / Professional / Expert). Score each Case Study out of 100 (25 per pain point); 400 total.</w:t>
       </w:r>
     </w:p>
+    <w:p>
+      <w:pPr>
+        <w:pageBreakBefore/>
+        <w:spacing w:after="0" w:before="0" w:line="276"/>
+      </w:pPr>
+    </w:p>
+    <w:p>
+      <w:pPr>
+        <w:spacing w:after="40" w:before="0" w:line="276"/>
+      </w:pPr>
+      <w:r>
+        <w:rPr>
+          <w:rFonts w:ascii="Calibri" w:cs="Calibri" w:eastAsia="Calibri" w:hAnsi="Calibri"/>
+          <w:b/>
+          <w:bCs/>
+          <w:caps/>
+          <w:color w:val="036C8F"/>
+          <w:sz w:val="16"/>
+          <w:szCs w:val="16"/>
+        </w:rPr>
+        <w:t xml:space="preserve">Grading at a glance</w:t>
+      </w:r>
+    </w:p>
+    <w:p>
+      <w:pPr>
+        <w:pBdr>
+          <w:bottom w:val="single" w:color="00BCEB" w:sz="18"/>
+        </w:pBdr>
+        <w:spacing w:after="120"/>
+      </w:pPr>
+      <w:r>
+        <w:rPr>
+          <w:rFonts w:ascii="Calibri" w:cs="Calibri" w:eastAsia="Calibri" w:hAnsi="Calibri"/>
+          <w:color w:val="14263A"/>
+          <w:sz w:val="2"/>
+          <w:szCs w:val="2"/>
+        </w:rPr>
+        <w:t xml:space="preserve"/>
+      </w:r>
+    </w:p>
+    <w:p>
+      <w:pPr>
+        <w:spacing w:after="80" w:before="0" w:line="276"/>
+      </w:pPr>
+      <w:r>
+        <w:rPr>
+          <w:rFonts w:ascii="Calibri" w:cs="Calibri" w:eastAsia="Calibri" w:hAnsi="Calibri"/>
+          <w:b/>
+          <w:bCs/>
+          <w:color w:val="0D274D"/>
+          <w:sz w:val="30"/>
+          <w:szCs w:val="30"/>
+        </w:rPr>
+        <w:t xml:space="preserve">Score each pain point by level (0–25)</w:t>
+      </w:r>
+    </w:p>
+    <w:p>
+      <w:pPr>
+        <w:spacing w:after="120" w:before="0" w:line="276"/>
+      </w:pPr>
+      <w:r>
+        <w:rPr>
+          <w:rFonts w:ascii="Calibri" w:cs="Calibri" w:eastAsia="Calibri" w:hAnsi="Calibri"/>
+          <w:color w:val="3A4C63"/>
+          <w:sz w:val="21"/>
+          <w:szCs w:val="21"/>
+        </w:rPr>
+        <w:t xml:space="preserve">Match each answer to the highest level it fully meets, then award points within that band. The level cues under each answer say what Associate / Professional / Expert looks like for that specific concern.</w:t>
+      </w:r>
+    </w:p>
+    <w:tbl>
+      <w:tblPr>
+        <w:tblW w:type="dxa" w:w="9360"/>
+        <w:tblBorders>
+          <w:top w:val="single" w:color="C4D2E2" w:sz="6"/>
+          <w:left w:val="single" w:color="C4D2E2" w:sz="6"/>
+          <w:bottom w:val="single" w:color="C4D2E2" w:sz="6"/>
+          <w:right w:val="single" w:color="C4D2E2" w:sz="6"/>
+          <w:insideH w:val="none" w:color="FFFFFF" w:sz="0"/>
+          <w:insideV w:val="none" w:color="FFFFFF" w:sz="0"/>
+        </w:tblBorders>
+      </w:tblPr>
+      <w:tblGrid>
+        <w:gridCol w:w="1600"/>
+        <w:gridCol w:w="6940"/>
+        <w:gridCol w:w="820"/>
+      </w:tblGrid>
+      <w:tr>
+        <w:trPr>
+          <w:tblHeader/>
+        </w:trPr>
+        <w:tc>
+          <w:tcPr>
+            <w:tcW w:type="dxa" w:w="1600"/>
+            <w:tcBorders>
+              <w:top w:val="none" w:color="FFFFFF" w:sz="0"/>
+              <w:left w:val="none" w:color="FFFFFF" w:sz="0"/>
+              <w:bottom w:val="none" w:color="FFFFFF" w:sz="0"/>
+              <w:right w:val="none" w:color="FFFFFF" w:sz="0"/>
+            </w:tcBorders>
+            <w:shd w:fill="0D274D" w:color="auto" w:val="clear"/>
+            <w:tcMar>
+              <w:top w:type="dxa" w:w="70"/>
+              <w:left w:type="dxa" w:w="140"/>
+              <w:bottom w:type="dxa" w:w="70"/>
+              <w:right w:type="dxa" w:w="120"/>
+            </w:tcMar>
+          </w:tcPr>
+          <w:p>
+            <w:pPr>
+              <w:spacing w:after="0" w:before="0" w:line="276"/>
+            </w:pPr>
+            <w:r>
+              <w:rPr>
+                <w:rFonts w:ascii="Calibri" w:cs="Calibri" w:eastAsia="Calibri" w:hAnsi="Calibri"/>
+                <w:b/>
+                <w:bCs/>
+                <w:caps/>
+                <w:color w:val="FFFFFF"/>
+                <w:sz w:val="14"/>
+                <w:szCs w:val="14"/>
+              </w:rPr>
+              <w:t xml:space="preserve">Level</w:t>
+            </w:r>
+          </w:p>
+        </w:tc>
+        <w:tc>
+          <w:tcPr>
+            <w:tcW w:type="dxa" w:w="6940"/>
+            <w:tcBorders>
+              <w:top w:val="none" w:color="FFFFFF" w:sz="0"/>
+              <w:left w:val="none" w:color="FFFFFF" w:sz="0"/>
+              <w:bottom w:val="none" w:color="FFFFFF" w:sz="0"/>
+              <w:right w:val="none" w:color="FFFFFF" w:sz="0"/>
+            </w:tcBorders>
+            <w:shd w:fill="0D274D" w:color="auto" w:val="clear"/>
+            <w:tcMar>
+              <w:top w:type="dxa" w:w="70"/>
+              <w:left w:type="dxa" w:w="140"/>
+              <w:bottom w:type="dxa" w:w="70"/>
+              <w:right w:type="dxa" w:w="120"/>
+            </w:tcMar>
+          </w:tcPr>
+          <w:p>
+            <w:pPr>
+              <w:spacing w:after="0" w:before="0" w:line="276"/>
+            </w:pPr>
+            <w:r>
+              <w:rPr>
+                <w:rFonts w:ascii="Calibri" w:cs="Calibri" w:eastAsia="Calibri" w:hAnsi="Calibri"/>
+                <w:b/>
+                <w:bCs/>
+                <w:caps/>
+                <w:color w:val="FFFFFF"/>
+                <w:sz w:val="14"/>
+                <w:szCs w:val="14"/>
+              </w:rPr>
+              <w:t xml:space="preserve">What the answer demonstrates</w:t>
+            </w:r>
+          </w:p>
+        </w:tc>
+        <w:tc>
+          <w:tcPr>
+            <w:tcW w:type="dxa" w:w="820"/>
+            <w:tcBorders>
+              <w:top w:val="none" w:color="FFFFFF" w:sz="0"/>
+              <w:left w:val="none" w:color="FFFFFF" w:sz="0"/>
+              <w:bottom w:val="none" w:color="FFFFFF" w:sz="0"/>
+              <w:right w:val="none" w:color="FFFFFF" w:sz="0"/>
+            </w:tcBorders>
+            <w:shd w:fill="0D274D" w:color="auto" w:val="clear"/>
+            <w:tcMar>
+              <w:top w:type="dxa" w:w="70"/>
+              <w:left w:type="dxa" w:w="140"/>
+              <w:bottom w:type="dxa" w:w="70"/>
+              <w:right w:type="dxa" w:w="120"/>
+            </w:tcMar>
+          </w:tcPr>
+          <w:p>
+            <w:pPr>
+              <w:spacing w:after="0" w:before="0" w:line="276"/>
+            </w:pPr>
+            <w:r>
+              <w:rPr>
+                <w:rFonts w:ascii="Calibri" w:cs="Calibri" w:eastAsia="Calibri" w:hAnsi="Calibri"/>
+                <w:b/>
+                <w:bCs/>
+                <w:caps/>
+                <w:color w:val="FFFFFF"/>
+                <w:sz w:val="14"/>
+                <w:szCs w:val="14"/>
+              </w:rPr>
+              <w:t xml:space="preserve">Points</w:t>
+            </w:r>
+          </w:p>
+        </w:tc>
+      </w:tr>
+      <w:tr>
+        <w:tc>
+          <w:tcPr>
+            <w:tcW w:type="dxa" w:w="1600"/>
+            <w:tcBorders>
+              <w:top w:val="single" w:color="E4EBF3" w:sz="4"/>
+              <w:left w:val="single" w:color="27A276" w:sz="44"/>
+              <w:bottom w:val="none" w:color="FFFFFF" w:sz="0"/>
+              <w:right w:val="none" w:color="FFFFFF" w:sz="0"/>
+            </w:tcBorders>
+            <w:tcMar>
+              <w:top w:type="dxa" w:w="80"/>
+              <w:left w:type="dxa" w:w="140"/>
+              <w:bottom w:type="dxa" w:w="80"/>
+              <w:right w:type="dxa" w:w="100"/>
+            </w:tcMar>
+          </w:tcPr>
+          <w:p>
+            <w:pPr>
+              <w:spacing w:after="0" w:before="0" w:line="276"/>
+            </w:pPr>
+            <w:r>
+              <w:rPr>
+                <w:rFonts w:ascii="Calibri" w:cs="Calibri" w:eastAsia="Calibri" w:hAnsi="Calibri"/>
+                <w:b/>
+                <w:bCs/>
+                <w:color w:val="1F8A63"/>
+                <w:sz w:val="19"/>
+                <w:szCs w:val="19"/>
+              </w:rPr>
+              <w:t xml:space="preserve">Expert</w:t>
+            </w:r>
+          </w:p>
+        </w:tc>
+        <w:tc>
+          <w:tcPr>
+            <w:tcW w:type="dxa" w:w="6940"/>
+            <w:tcBorders>
+              <w:top w:val="single" w:color="E4EBF3" w:sz="4"/>
+              <w:left w:val="none" w:color="FFFFFF" w:sz="0"/>
+              <w:bottom w:val="none" w:color="FFFFFF" w:sz="0"/>
+              <w:right w:val="none" w:color="FFFFFF" w:sz="0"/>
+            </w:tcBorders>
+            <w:tcMar>
+              <w:top w:type="dxa" w:w="80"/>
+              <w:left w:type="dxa" w:w="140"/>
+              <w:bottom w:type="dxa" w:w="80"/>
+              <w:right w:type="dxa" w:w="140"/>
+            </w:tcMar>
+          </w:tcPr>
+          <w:p>
+            <w:pPr>
+              <w:spacing w:after="0" w:before="0" w:line="276"/>
+            </w:pPr>
+            <w:r>
+              <w:rPr>
+                <w:rFonts w:ascii="Calibri" w:cs="Calibri" w:eastAsia="Calibri" w:hAnsi="Calibri"/>
+                <w:color w:val="2A3C52"/>
+                <w:sz w:val="18"/>
+                <w:szCs w:val="18"/>
+              </w:rPr>
+              <w:t xml:space="preserve">Correct product and capability; reasoning specific to Cedarline's constraints; states the outcome / how it helps; ties into the wider HMF design.</w:t>
+            </w:r>
+          </w:p>
+        </w:tc>
+        <w:tc>
+          <w:tcPr>
+            <w:tcW w:type="dxa" w:w="820"/>
+            <w:tcBorders>
+              <w:top w:val="single" w:color="E4EBF3" w:sz="4"/>
+              <w:left w:val="none" w:color="FFFFFF" w:sz="0"/>
+              <w:bottom w:val="none" w:color="FFFFFF" w:sz="0"/>
+              <w:right w:val="none" w:color="FFFFFF" w:sz="0"/>
+            </w:tcBorders>
+            <w:tcMar>
+              <w:top w:type="dxa" w:w="80"/>
+              <w:left w:type="dxa" w:w="100"/>
+              <w:bottom w:type="dxa" w:w="80"/>
+              <w:right w:type="dxa" w:w="120"/>
+            </w:tcMar>
+          </w:tcPr>
+          <w:p>
+            <w:pPr>
+              <w:spacing w:after="0" w:before="0" w:line="276"/>
+            </w:pPr>
+            <w:r>
+              <w:rPr>
+                <w:rFonts w:ascii="Calibri" w:cs="Calibri" w:eastAsia="Calibri" w:hAnsi="Calibri"/>
+                <w:b/>
+                <w:bCs/>
+                <w:color w:val="1F8A63"/>
+                <w:sz w:val="18"/>
+                <w:szCs w:val="18"/>
+              </w:rPr>
+              <w:t xml:space="preserve">21–25</w:t>
+            </w:r>
+          </w:p>
+        </w:tc>
+      </w:tr>
+      <w:tr>
+        <w:tc>
+          <w:tcPr>
+            <w:tcW w:type="dxa" w:w="1600"/>
+            <w:tcBorders>
+              <w:top w:val="single" w:color="E4EBF3" w:sz="4"/>
+              <w:left w:val="single" w:color="00BCEB" w:sz="44"/>
+              <w:bottom w:val="none" w:color="FFFFFF" w:sz="0"/>
+              <w:right w:val="none" w:color="FFFFFF" w:sz="0"/>
+            </w:tcBorders>
+            <w:tcMar>
+              <w:top w:type="dxa" w:w="80"/>
+              <w:left w:type="dxa" w:w="140"/>
+              <w:bottom w:type="dxa" w:w="80"/>
+              <w:right w:type="dxa" w:w="100"/>
+            </w:tcMar>
+          </w:tcPr>
+          <w:p>
+            <w:pPr>
+              <w:spacing w:after="0" w:before="0" w:line="276"/>
+            </w:pPr>
+            <w:r>
+              <w:rPr>
+                <w:rFonts w:ascii="Calibri" w:cs="Calibri" w:eastAsia="Calibri" w:hAnsi="Calibri"/>
+                <w:b/>
+                <w:bCs/>
+                <w:color w:val="036C8F"/>
+                <w:sz w:val="19"/>
+                <w:szCs w:val="19"/>
+              </w:rPr>
+              <w:t xml:space="preserve">Professional</w:t>
+            </w:r>
+          </w:p>
+        </w:tc>
+        <w:tc>
+          <w:tcPr>
+            <w:tcW w:type="dxa" w:w="6940"/>
+            <w:tcBorders>
+              <w:top w:val="single" w:color="E4EBF3" w:sz="4"/>
+              <w:left w:val="none" w:color="FFFFFF" w:sz="0"/>
+              <w:bottom w:val="none" w:color="FFFFFF" w:sz="0"/>
+              <w:right w:val="none" w:color="FFFFFF" w:sz="0"/>
+            </w:tcBorders>
+            <w:tcMar>
+              <w:top w:type="dxa" w:w="80"/>
+              <w:left w:type="dxa" w:w="140"/>
+              <w:bottom w:type="dxa" w:w="80"/>
+              <w:right w:type="dxa" w:w="140"/>
+            </w:tcMar>
+          </w:tcPr>
+          <w:p>
+            <w:pPr>
+              <w:spacing w:after="0" w:before="0" w:line="276"/>
+            </w:pPr>
+            <w:r>
+              <w:rPr>
+                <w:rFonts w:ascii="Calibri" w:cs="Calibri" w:eastAsia="Calibri" w:hAnsi="Calibri"/>
+                <w:color w:val="2A3C52"/>
+                <w:sz w:val="18"/>
+                <w:szCs w:val="18"/>
+              </w:rPr>
+              <w:t xml:space="preserve">Correct product; explains how it addresses the concern with sound Cisco Secure / HMF reasoning; some Cedarline context.</w:t>
+            </w:r>
+          </w:p>
+        </w:tc>
+        <w:tc>
+          <w:tcPr>
+            <w:tcW w:type="dxa" w:w="820"/>
+            <w:tcBorders>
+              <w:top w:val="single" w:color="E4EBF3" w:sz="4"/>
+              <w:left w:val="none" w:color="FFFFFF" w:sz="0"/>
+              <w:bottom w:val="none" w:color="FFFFFF" w:sz="0"/>
+              <w:right w:val="none" w:color="FFFFFF" w:sz="0"/>
+            </w:tcBorders>
+            <w:tcMar>
+              <w:top w:type="dxa" w:w="80"/>
+              <w:left w:type="dxa" w:w="100"/>
+              <w:bottom w:type="dxa" w:w="80"/>
+              <w:right w:type="dxa" w:w="120"/>
+            </w:tcMar>
+          </w:tcPr>
+          <w:p>
+            <w:pPr>
+              <w:spacing w:after="0" w:before="0" w:line="276"/>
+            </w:pPr>
+            <w:r>
+              <w:rPr>
+                <w:rFonts w:ascii="Calibri" w:cs="Calibri" w:eastAsia="Calibri" w:hAnsi="Calibri"/>
+                <w:b/>
+                <w:bCs/>
+                <w:color w:val="036C8F"/>
+                <w:sz w:val="18"/>
+                <w:szCs w:val="18"/>
+              </w:rPr>
+              <w:t xml:space="preserve">14–20</w:t>
+            </w:r>
+          </w:p>
+        </w:tc>
+      </w:tr>
+      <w:tr>
+        <w:tc>
+          <w:tcPr>
+            <w:tcW w:type="dxa" w:w="1600"/>
+            <w:tcBorders>
+              <w:top w:val="single" w:color="E4EBF3" w:sz="4"/>
+              <w:left w:val="single" w:color="E2891F" w:sz="44"/>
+              <w:bottom w:val="none" w:color="FFFFFF" w:sz="0"/>
+              <w:right w:val="none" w:color="FFFFFF" w:sz="0"/>
+            </w:tcBorders>
+            <w:tcMar>
+              <w:top w:type="dxa" w:w="80"/>
+              <w:left w:type="dxa" w:w="140"/>
+              <w:bottom w:type="dxa" w:w="80"/>
+              <w:right w:type="dxa" w:w="100"/>
+            </w:tcMar>
+          </w:tcPr>
+          <w:p>
+            <w:pPr>
+              <w:spacing w:after="0" w:before="0" w:line="276"/>
+            </w:pPr>
+            <w:r>
+              <w:rPr>
+                <w:rFonts w:ascii="Calibri" w:cs="Calibri" w:eastAsia="Calibri" w:hAnsi="Calibri"/>
+                <w:b/>
+                <w:bCs/>
+                <w:color w:val="B4711A"/>
+                <w:sz w:val="19"/>
+                <w:szCs w:val="19"/>
+              </w:rPr>
+              <w:t xml:space="preserve">Associate</w:t>
+            </w:r>
+          </w:p>
+        </w:tc>
+        <w:tc>
+          <w:tcPr>
+            <w:tcW w:type="dxa" w:w="6940"/>
+            <w:tcBorders>
+              <w:top w:val="single" w:color="E4EBF3" w:sz="4"/>
+              <w:left w:val="none" w:color="FFFFFF" w:sz="0"/>
+              <w:bottom w:val="none" w:color="FFFFFF" w:sz="0"/>
+              <w:right w:val="none" w:color="FFFFFF" w:sz="0"/>
+            </w:tcBorders>
+            <w:tcMar>
+              <w:top w:type="dxa" w:w="80"/>
+              <w:left w:type="dxa" w:w="140"/>
+              <w:bottom w:type="dxa" w:w="80"/>
+              <w:right w:type="dxa" w:w="140"/>
+            </w:tcMar>
+          </w:tcPr>
+          <w:p>
+            <w:pPr>
+              <w:spacing w:after="0" w:before="0" w:line="276"/>
+            </w:pPr>
+            <w:r>
+              <w:rPr>
+                <w:rFonts w:ascii="Calibri" w:cs="Calibri" w:eastAsia="Calibri" w:hAnsi="Calibri"/>
+                <w:color w:val="2A3C52"/>
+                <w:sz w:val="18"/>
+                <w:szCs w:val="18"/>
+              </w:rPr>
+              <w:t xml:space="preserve">Plausible product; identifies the problem, but reasoning is generic, partial, or product-name-only.</w:t>
+            </w:r>
+          </w:p>
+        </w:tc>
+        <w:tc>
+          <w:tcPr>
+            <w:tcW w:type="dxa" w:w="820"/>
+            <w:tcBorders>
+              <w:top w:val="single" w:color="E4EBF3" w:sz="4"/>
+              <w:left w:val="none" w:color="FFFFFF" w:sz="0"/>
+              <w:bottom w:val="none" w:color="FFFFFF" w:sz="0"/>
+              <w:right w:val="none" w:color="FFFFFF" w:sz="0"/>
+            </w:tcBorders>
+            <w:tcMar>
+              <w:top w:type="dxa" w:w="80"/>
+              <w:left w:type="dxa" w:w="100"/>
+              <w:bottom w:type="dxa" w:w="80"/>
+              <w:right w:type="dxa" w:w="120"/>
+            </w:tcMar>
+          </w:tcPr>
+          <w:p>
+            <w:pPr>
+              <w:spacing w:after="0" w:before="0" w:line="276"/>
+            </w:pPr>
+            <w:r>
+              <w:rPr>
+                <w:rFonts w:ascii="Calibri" w:cs="Calibri" w:eastAsia="Calibri" w:hAnsi="Calibri"/>
+                <w:b/>
+                <w:bCs/>
+                <w:color w:val="B4711A"/>
+                <w:sz w:val="18"/>
+                <w:szCs w:val="18"/>
+              </w:rPr>
+              <w:t xml:space="preserve">6–13</w:t>
+            </w:r>
+          </w:p>
+        </w:tc>
+      </w:tr>
+      <w:tr>
+        <w:tc>
+          <w:tcPr>
+            <w:tcW w:type="dxa" w:w="1600"/>
+            <w:tcBorders>
+              <w:top w:val="single" w:color="E4EBF3" w:sz="4"/>
+              <w:left w:val="single" w:color="B9C4D2" w:sz="44"/>
+              <w:bottom w:val="none" w:color="FFFFFF" w:sz="0"/>
+              <w:right w:val="none" w:color="FFFFFF" w:sz="0"/>
+            </w:tcBorders>
+            <w:tcMar>
+              <w:top w:type="dxa" w:w="80"/>
+              <w:left w:type="dxa" w:w="140"/>
+              <w:bottom w:type="dxa" w:w="80"/>
+              <w:right w:type="dxa" w:w="100"/>
+            </w:tcMar>
+          </w:tcPr>
+          <w:p>
+            <w:pPr>
+              <w:spacing w:after="0" w:before="0" w:line="276"/>
+            </w:pPr>
+            <w:r>
+              <w:rPr>
+                <w:rFonts w:ascii="Calibri" w:cs="Calibri" w:eastAsia="Calibri" w:hAnsi="Calibri"/>
+                <w:b/>
+                <w:bCs/>
+                <w:color w:val="7E8CA1"/>
+                <w:sz w:val="19"/>
+                <w:szCs w:val="19"/>
+              </w:rPr>
+              <w:t xml:space="preserve">Not yet</w:t>
+            </w:r>
+          </w:p>
+        </w:tc>
+        <w:tc>
+          <w:tcPr>
+            <w:tcW w:type="dxa" w:w="6940"/>
+            <w:tcBorders>
+              <w:top w:val="single" w:color="E4EBF3" w:sz="4"/>
+              <w:left w:val="none" w:color="FFFFFF" w:sz="0"/>
+              <w:bottom w:val="none" w:color="FFFFFF" w:sz="0"/>
+              <w:right w:val="none" w:color="FFFFFF" w:sz="0"/>
+            </w:tcBorders>
+            <w:tcMar>
+              <w:top w:type="dxa" w:w="80"/>
+              <w:left w:type="dxa" w:w="140"/>
+              <w:bottom w:type="dxa" w:w="80"/>
+              <w:right w:type="dxa" w:w="140"/>
+            </w:tcMar>
+          </w:tcPr>
+          <w:p>
+            <w:pPr>
+              <w:spacing w:after="0" w:before="0" w:line="276"/>
+            </w:pPr>
+            <w:r>
+              <w:rPr>
+                <w:rFonts w:ascii="Calibri" w:cs="Calibri" w:eastAsia="Calibri" w:hAnsi="Calibri"/>
+                <w:color w:val="2A3C52"/>
+                <w:sz w:val="18"/>
+                <w:szCs w:val="18"/>
+              </w:rPr>
+              <w:t xml:space="preserve">Blank, off-topic, or a wrong product with no reasoning.</w:t>
+            </w:r>
+          </w:p>
+        </w:tc>
+        <w:tc>
+          <w:tcPr>
+            <w:tcW w:type="dxa" w:w="820"/>
+            <w:tcBorders>
+              <w:top w:val="single" w:color="E4EBF3" w:sz="4"/>
+              <w:left w:val="none" w:color="FFFFFF" w:sz="0"/>
+              <w:bottom w:val="none" w:color="FFFFFF" w:sz="0"/>
+              <w:right w:val="none" w:color="FFFFFF" w:sz="0"/>
+            </w:tcBorders>
+            <w:tcMar>
+              <w:top w:type="dxa" w:w="80"/>
+              <w:left w:type="dxa" w:w="100"/>
+              <w:bottom w:type="dxa" w:w="80"/>
+              <w:right w:type="dxa" w:w="120"/>
+            </w:tcMar>
+          </w:tcPr>
+          <w:p>
+            <w:pPr>
+              <w:spacing w:after="0" w:before="0" w:line="276"/>
+            </w:pPr>
+            <w:r>
+              <w:rPr>
+                <w:rFonts w:ascii="Calibri" w:cs="Calibri" w:eastAsia="Calibri" w:hAnsi="Calibri"/>
+                <w:b/>
+                <w:bCs/>
+                <w:color w:val="7E8CA1"/>
+                <w:sz w:val="18"/>
+                <w:szCs w:val="18"/>
+              </w:rPr>
+              <w:t xml:space="preserve">0–5</w:t>
+            </w:r>
+          </w:p>
+        </w:tc>
+      </w:tr>
+    </w:tbl>
+    <w:p>
+      <w:pPr>
+        <w:spacing w:after="120"/>
+      </w:pPr>
+      <w:r>
+        <w:rPr>
+          <w:rFonts w:ascii="Calibri" w:cs="Calibri" w:eastAsia="Calibri" w:hAnsi="Calibri"/>
+          <w:color w:val="14263A"/>
+          <w:sz w:val="2"/>
+          <w:szCs w:val="2"/>
+        </w:rPr>
+        <w:t xml:space="preserve"/>
+      </w:r>
+    </w:p>
+    <w:tbl>
+      <w:tblPr>
+        <w:tblW w:type="dxa" w:w="9360"/>
+        <w:tblBorders>
+          <w:top w:val="single" w:color="auto" w:sz="4"/>
+          <w:left w:val="single" w:color="auto" w:sz="4"/>
+          <w:bottom w:val="single" w:color="auto" w:sz="4"/>
+          <w:right w:val="single" w:color="auto" w:sz="4"/>
+          <w:insideH w:val="single" w:color="auto" w:sz="4"/>
+          <w:insideV w:val="single" w:color="auto" w:sz="4"/>
+        </w:tblBorders>
+      </w:tblPr>
+      <w:tblGrid>
+        <w:gridCol w:w="9360"/>
+      </w:tblGrid>
+      <w:tr>
+        <w:trPr>
+          <w:trHeight w:val="0" w:hRule="atLeast"/>
+        </w:trPr>
+        <w:tc>
+          <w:tcPr>
+            <w:tcW w:type="dxa" w:w="9360"/>
+            <w:tcBorders>
+              <w:top w:val="single" w:color="DCE6F1" w:sz="6"/>
+              <w:left w:val="single" w:color="DCE6F1" w:sz="6"/>
+              <w:bottom w:val="single" w:color="DCE6F1" w:sz="6"/>
+              <w:right w:val="single" w:color="DCE6F1" w:sz="6"/>
+            </w:tcBorders>
+            <w:shd w:fill="F3F7FB" w:color="auto" w:val="clear"/>
+            <w:tcMar>
+              <w:top w:type="dxa" w:w="120"/>
+              <w:left w:type="dxa" w:w="160"/>
+              <w:bottom w:type="dxa" w:w="120"/>
+              <w:right w:type="dxa" w:w="160"/>
+            </w:tcMar>
+            <w:vAlign w:val="top"/>
+          </w:tcPr>
+          <w:p>
+            <w:pPr>
+              <w:spacing w:after="0" w:before="0" w:line="276"/>
+            </w:pPr>
+            <w:r>
+              <w:rPr>
+                <w:rFonts w:ascii="Calibri" w:cs="Calibri" w:eastAsia="Calibri" w:hAnsi="Calibri"/>
+                <w:b/>
+                <w:bCs/>
+                <w:color w:val="0D274D"/>
+                <w:sz w:val="20"/>
+                <w:szCs w:val="20"/>
+              </w:rPr>
+              <w:t xml:space="preserve">Level bands.  </w:t>
+            </w:r>
+            <w:r>
+              <w:rPr>
+                <w:rFonts w:ascii="Calibri" w:cs="Calibri" w:eastAsia="Calibri" w:hAnsi="Calibri"/>
+                <w:color w:val="33465F"/>
+                <w:sz w:val="20"/>
+                <w:szCs w:val="20"/>
+              </w:rPr>
+              <w:t xml:space="preserve">Case Study /100 — Associate 40–64 · Professional 65–84 · Expert 85–100 (Developing &lt;40). Overall /400 — Associate 160–259 · Professional 260–339 · Expert 340–400 (Developing &lt;160).</w:t>
+            </w:r>
+          </w:p>
+        </w:tc>
+      </w:tr>
+    </w:tbl>
+    <w:p>
+      <w:pPr>
+        <w:spacing w:after="80"/>
+      </w:pPr>
+      <w:r>
+        <w:rPr>
+          <w:rFonts w:ascii="Calibri" w:cs="Calibri" w:eastAsia="Calibri" w:hAnsi="Calibri"/>
+          <w:color w:val="14263A"/>
+          <w:sz w:val="2"/>
+          <w:szCs w:val="2"/>
+        </w:rPr>
+        <w:t xml:space="preserve"/>
+      </w:r>
+    </w:p>
+    <w:tbl>
+      <w:tblPr>
+        <w:tblW w:type="dxa" w:w="9360"/>
+        <w:tblBorders>
+          <w:top w:val="single" w:color="auto" w:sz="4"/>
+          <w:left w:val="single" w:color="auto" w:sz="4"/>
+          <w:bottom w:val="single" w:color="auto" w:sz="4"/>
+          <w:right w:val="single" w:color="auto" w:sz="4"/>
+          <w:insideH w:val="single" w:color="auto" w:sz="4"/>
+          <w:insideV w:val="single" w:color="auto" w:sz="4"/>
+        </w:tblBorders>
+      </w:tblPr>
+      <w:tblGrid>
+        <w:gridCol w:w="9360"/>
+      </w:tblGrid>
+      <w:tr>
+        <w:trPr>
+          <w:trHeight w:val="0" w:hRule="atLeast"/>
+        </w:trPr>
+        <w:tc>
+          <w:tcPr>
+            <w:tcW w:type="dxa" w:w="9360"/>
+            <w:tcBorders>
+              <w:top w:val="single" w:color="B7E6F3" w:sz="6"/>
+              <w:left w:val="single" w:color="B7E6F3" w:sz="6"/>
+              <w:bottom w:val="single" w:color="B7E6F3" w:sz="6"/>
+              <w:right w:val="single" w:color="B7E6F3" w:sz="6"/>
+            </w:tcBorders>
+            <w:shd w:fill="F7FCFE" w:color="auto" w:val="clear"/>
+            <w:tcMar>
+              <w:top w:type="dxa" w:w="120"/>
+              <w:left w:type="dxa" w:w="160"/>
+              <w:bottom w:type="dxa" w:w="120"/>
+              <w:right w:type="dxa" w:w="160"/>
+            </w:tcMar>
+            <w:vAlign w:val="top"/>
+          </w:tcPr>
+          <w:p>
+            <w:pPr>
+              <w:spacing w:after="0" w:before="0" w:line="276"/>
+            </w:pPr>
+            <w:r>
+              <w:rPr>
+                <w:rFonts w:ascii="Calibri" w:cs="Calibri" w:eastAsia="Calibri" w:hAnsi="Calibri"/>
+                <w:b/>
+                <w:bCs/>
+                <w:color w:val="0D274D"/>
+                <w:sz w:val="20"/>
+                <w:szCs w:val="20"/>
+              </w:rPr>
+              <w:t xml:space="preserve">Grade reasoning, not product-name-matching.  </w:t>
+            </w:r>
+            <w:r>
+              <w:rPr>
+                <w:rFonts w:ascii="Calibri" w:cs="Calibri" w:eastAsia="Calibri" w:hAnsi="Calibri"/>
+                <w:color w:val="33465F"/>
+                <w:sz w:val="20"/>
+                <w:szCs w:val="20"/>
+              </w:rPr>
+              <w:t xml:space="preserve">A right product with no “how” caps at Associate; Cedarline-specific reasoning + outcome earns Expert. The companion Proctor Grading Guide has score lines and feedback boxes.</w:t>
+            </w:r>
+          </w:p>
+        </w:tc>
+      </w:tr>
+    </w:tbl>
     <w:p>
       <w:pPr>
         <w:pageBreakBefore/>
@@ -571,7 +1323,7 @@
     </w:tbl>
     <w:p>
       <w:pPr>
-        <w:spacing w:after="160"/>
+        <w:spacing w:after="50"/>
       </w:pPr>
       <w:r>
         <w:rPr>
@@ -587,42 +1339,41 @@
       <w:tblPr>
         <w:tblW w:type="dxa" w:w="9360"/>
         <w:tblBorders>
-          <w:top w:val="single" w:color="C4D2E2" w:sz="6"/>
-          <w:left w:val="single" w:color="C4D2E2" w:sz="6"/>
-          <w:bottom w:val="single" w:color="C4D2E2" w:sz="6"/>
-          <w:right w:val="single" w:color="C4D2E2" w:sz="6"/>
-          <w:insideH w:val="none" w:color="FFFFFF" w:sz="0"/>
-          <w:insideV w:val="none" w:color="FFFFFF" w:sz="0"/>
+          <w:top w:val="single" w:color="auto" w:sz="4"/>
+          <w:left w:val="single" w:color="auto" w:sz="4"/>
+          <w:bottom w:val="single" w:color="auto" w:sz="4"/>
+          <w:right w:val="single" w:color="auto" w:sz="4"/>
+          <w:insideH w:val="single" w:color="auto" w:sz="4"/>
+          <w:insideV w:val="single" w:color="auto" w:sz="4"/>
         </w:tblBorders>
       </w:tblPr>
       <w:tblGrid>
-        <w:gridCol w:w="2200"/>
-        <w:gridCol w:w="7160"/>
+        <w:gridCol w:w="9360"/>
       </w:tblGrid>
       <w:tr>
+        <w:trPr>
+          <w:trHeight w:val="0" w:hRule="atLeast"/>
+        </w:trPr>
         <w:tc>
           <w:tcPr>
             <w:tcW w:type="dxa" w:w="9360"/>
-            <w:gridSpan w:val="2"/>
-            <w:tcBorders>
-              <w:top w:val="none" w:color="FFFFFF" w:sz="0"/>
-              <w:left w:val="none" w:color="FFFFFF" w:sz="0"/>
-              <w:bottom w:val="none" w:color="FFFFFF" w:sz="0"/>
-              <w:right w:val="none" w:color="FFFFFF" w:sz="0"/>
-            </w:tcBorders>
-            <w:shd w:fill="0D274D" w:color="auto" w:val="clear"/>
-            <w:tcMar>
-              <w:top w:type="dxa" w:w="60"/>
-              <w:left w:type="dxa" w:w="160"/>
-              <w:bottom w:type="dxa" w:w="60"/>
-              <w:right w:type="dxa" w:w="160"/>
-            </w:tcMar>
-          </w:tcPr>
-          <w:p>
-            <w:pPr>
-              <w:tabs>
-                <w:tab w:val="right" w:pos="9100"/>
-              </w:tabs>
+            <w:tcBorders>
+              <w:top w:val="single" w:color="E1E8F1" w:sz="6"/>
+              <w:left w:val="single" w:color="E1E8F1" w:sz="6"/>
+              <w:bottom w:val="single" w:color="E1E8F1" w:sz="6"/>
+              <w:right w:val="single" w:color="E1E8F1" w:sz="6"/>
+            </w:tcBorders>
+            <w:shd w:fill="F7F9FC" w:color="auto" w:val="clear"/>
+            <w:tcMar>
+              <w:top w:type="dxa" w:w="120"/>
+              <w:left w:type="dxa" w:w="160"/>
+              <w:bottom w:type="dxa" w:w="120"/>
+              <w:right w:type="dxa" w:w="160"/>
+            </w:tcMar>
+            <w:vAlign w:val="top"/>
+          </w:tcPr>
+          <w:p>
+            <w:pPr>
               <w:spacing w:after="0"/>
             </w:pPr>
             <w:r>
@@ -630,274 +1381,71 @@
                 <w:rFonts w:ascii="Calibri" w:cs="Calibri" w:eastAsia="Calibri" w:hAnsi="Calibri"/>
                 <w:b/>
                 <w:bCs/>
-                <w:color w:val="FFFFFF"/>
-                <w:sz w:val="21"/>
-                <w:szCs w:val="21"/>
-              </w:rPr>
-              <w:t xml:space="preserve">Pain Point 2</w:t>
-            </w:r>
-            <w:r>
-              <w:rPr>
-                <w:rFonts w:ascii="Calibri" w:cs="Calibri" w:eastAsia="Calibri" w:hAnsi="Calibri"/>
-                <w:b/>
-                <w:bCs/>
-                <w:color w:val="7FE2EF"/>
-                <w:sz w:val="18"/>
-                <w:szCs w:val="18"/>
-              </w:rPr>
-              <w:t xml:space="preserve">	25 pts</w:t>
-            </w:r>
-          </w:p>
-        </w:tc>
-      </w:tr>
-      <w:tr>
-        <w:tc>
-          <w:tcPr>
-            <w:tcW w:type="dxa" w:w="9360"/>
-            <w:gridSpan w:val="2"/>
-            <w:tcBorders>
-              <w:top w:val="none" w:color="FFFFFF" w:sz="0"/>
-              <w:left w:val="none" w:color="FFFFFF" w:sz="0"/>
-              <w:bottom w:val="single" w:color="E4EBF3" w:sz="4"/>
-              <w:right w:val="none" w:color="FFFFFF" w:sz="0"/>
-            </w:tcBorders>
-            <w:shd w:fill="FBFCFE" w:color="auto" w:val="clear"/>
-            <w:tcMar>
-              <w:top w:type="dxa" w:w="90"/>
-              <w:left w:type="dxa" w:w="160"/>
-              <w:bottom w:type="dxa" w:w="90"/>
-              <w:right w:type="dxa" w:w="160"/>
-            </w:tcMar>
-          </w:tcPr>
-          <w:p>
-            <w:pPr>
-              <w:spacing w:after="0" w:before="0" w:line="276"/>
-            </w:pPr>
-            <w:r>
-              <w:rPr>
-                <w:rFonts w:ascii="Calibri" w:cs="Calibri" w:eastAsia="Calibri" w:hAnsi="Calibri"/>
-                <w:i/>
-                <w:iCs/>
-                <w:color w:val="22344A"/>
-                <w:sz w:val="20"/>
-                <w:szCs w:val="20"/>
-              </w:rPr>
-              <w:t xml:space="preserve">We are integrating various open-source models and third-party agents into our internal workflows. How can we ensure these assets aren't introducing vulnerabilities into our environment before they even go live?</w:t>
-            </w:r>
-          </w:p>
-        </w:tc>
-      </w:tr>
-      <w:tr>
-        <w:tc>
-          <w:tcPr>
-            <w:tcW w:type="dxa" w:w="2200"/>
-            <w:tcBorders>
-              <w:top w:val="none" w:color="FFFFFF" w:sz="0"/>
-              <w:left w:val="none" w:color="FFFFFF" w:sz="0"/>
-              <w:bottom w:val="single" w:color="E4EBF3" w:sz="4"/>
-              <w:right w:val="none" w:color="FFFFFF" w:sz="0"/>
-            </w:tcBorders>
-            <w:shd w:fill="F7F9FC" w:color="auto" w:val="clear"/>
-            <w:tcMar>
-              <w:top w:type="dxa" w:w="60"/>
-              <w:left w:type="dxa" w:w="160"/>
-              <w:bottom w:type="dxa" w:w="60"/>
-              <w:right w:type="dxa" w:w="100"/>
-            </w:tcMar>
-          </w:tcPr>
-          <w:p>
-            <w:pPr>
-              <w:spacing w:after="0" w:before="0" w:line="276"/>
-            </w:pPr>
-            <w:r>
-              <w:rPr>
-                <w:rFonts w:ascii="Calibri" w:cs="Calibri" w:eastAsia="Calibri" w:hAnsi="Calibri"/>
-                <w:b/>
-                <w:bCs/>
-                <w:caps/>
+                <w:color w:val="0D274D"/>
+                <w:sz w:val="17"/>
+                <w:szCs w:val="17"/>
+              </w:rPr>
+              <w:t xml:space="preserve">Level cues:  </w:t>
+            </w:r>
+            <w:r>
+              <w:rPr>
+                <w:rFonts w:ascii="Calibri" w:cs="Calibri" w:eastAsia="Calibri" w:hAnsi="Calibri"/>
+                <w:b/>
+                <w:bCs/>
+                <w:color w:val="B4711A"/>
+                <w:sz w:val="17"/>
+                <w:szCs w:val="17"/>
+              </w:rPr>
+              <w:t xml:space="preserve">Associate (6–13) </w:t>
+            </w:r>
+            <w:r>
+              <w:rPr>
+                <w:rFonts w:ascii="Calibri" w:cs="Calibri" w:eastAsia="Calibri" w:hAnsi="Calibri"/>
+                <w:color w:val="46566E"/>
+                <w:sz w:val="17"/>
+                <w:szCs w:val="17"/>
+              </w:rPr>
+              <w:t xml:space="preserve">names AI Defense, generic.   </w:t>
+            </w:r>
+            <w:r>
+              <w:rPr>
+                <w:rFonts w:ascii="Calibri" w:cs="Calibri" w:eastAsia="Calibri" w:hAnsi="Calibri"/>
+                <w:b/>
+                <w:bCs/>
                 <w:color w:val="036C8F"/>
-                <w:sz w:val="16"/>
-                <w:szCs w:val="16"/>
-              </w:rPr>
-              <w:t xml:space="preserve">Product / Platform</w:t>
-            </w:r>
-          </w:p>
-        </w:tc>
-        <w:tc>
-          <w:tcPr>
-            <w:tcW w:type="dxa" w:w="7160"/>
-            <w:tcBorders>
-              <w:top w:val="none" w:color="FFFFFF" w:sz="0"/>
-              <w:left w:val="none" w:color="FFFFFF" w:sz="0"/>
-              <w:bottom w:val="single" w:color="E4EBF3" w:sz="4"/>
-              <w:right w:val="none" w:color="FFFFFF" w:sz="0"/>
-            </w:tcBorders>
-            <w:tcMar>
-              <w:top w:type="dxa" w:w="60"/>
-              <w:left w:type="dxa" w:w="160"/>
-              <w:bottom w:type="dxa" w:w="60"/>
-              <w:right w:type="dxa" w:w="160"/>
-            </w:tcMar>
-          </w:tcPr>
-          <w:p>
-            <w:pPr>
-              <w:spacing w:after="0" w:before="0" w:line="276"/>
-            </w:pPr>
-            <w:r>
-              <w:rPr>
-                <w:rFonts w:ascii="Calibri" w:cs="Calibri" w:eastAsia="Calibri" w:hAnsi="Calibri"/>
-                <w:b/>
-                <w:bCs/>
-                <w:color w:val="036C8F"/>
-                <w:sz w:val="20"/>
-                <w:szCs w:val="20"/>
-              </w:rPr>
-              <w:t xml:space="preserve">AI Defense</w:t>
-            </w:r>
-            <w:r>
-              <w:rPr>
-                <w:rFonts w:ascii="Calibri" w:cs="Calibri" w:eastAsia="Calibri" w:hAnsi="Calibri"/>
-                <w:color w:val="7E8CA1"/>
-                <w:sz w:val="18"/>
-                <w:szCs w:val="18"/>
-              </w:rPr>
-              <w:t xml:space="preserve">  · Supply Chain Risk Management</w:t>
-            </w:r>
-          </w:p>
-        </w:tc>
-      </w:tr>
-      <w:tr>
-        <w:tc>
-          <w:tcPr>
-            <w:tcW w:type="dxa" w:w="2200"/>
-            <w:tcBorders>
-              <w:top w:val="none" w:color="FFFFFF" w:sz="0"/>
-              <w:left w:val="none" w:color="FFFFFF" w:sz="0"/>
-              <w:bottom w:val="single" w:color="E4EBF3" w:sz="4"/>
-              <w:right w:val="none" w:color="FFFFFF" w:sz="0"/>
-            </w:tcBorders>
-            <w:shd w:fill="F7F9FC" w:color="auto" w:val="clear"/>
-            <w:tcMar>
-              <w:top w:type="dxa" w:w="60"/>
-              <w:left w:type="dxa" w:w="160"/>
-              <w:bottom w:type="dxa" w:w="60"/>
-              <w:right w:type="dxa" w:w="100"/>
-            </w:tcMar>
-          </w:tcPr>
-          <w:p>
-            <w:pPr>
-              <w:spacing w:after="0" w:before="0" w:line="276"/>
-            </w:pPr>
-            <w:r>
-              <w:rPr>
-                <w:rFonts w:ascii="Calibri" w:cs="Calibri" w:eastAsia="Calibri" w:hAnsi="Calibri"/>
-                <w:b/>
-                <w:bCs/>
-                <w:caps/>
-                <w:color w:val="036C8F"/>
-                <w:sz w:val="16"/>
-                <w:szCs w:val="16"/>
-              </w:rPr>
-              <w:t xml:space="preserve">Model SE response</w:t>
-            </w:r>
-          </w:p>
-        </w:tc>
-        <w:tc>
-          <w:tcPr>
-            <w:tcW w:type="dxa" w:w="7160"/>
-            <w:tcBorders>
-              <w:top w:val="none" w:color="FFFFFF" w:sz="0"/>
-              <w:left w:val="none" w:color="FFFFFF" w:sz="0"/>
-              <w:bottom w:val="single" w:color="E4EBF3" w:sz="4"/>
-              <w:right w:val="none" w:color="FFFFFF" w:sz="0"/>
-            </w:tcBorders>
-            <w:tcMar>
-              <w:top w:type="dxa" w:w="60"/>
-              <w:left w:type="dxa" w:w="160"/>
-              <w:bottom w:type="dxa" w:w="60"/>
-              <w:right w:type="dxa" w:w="160"/>
-            </w:tcMar>
-          </w:tcPr>
-          <w:p>
-            <w:pPr>
-              <w:spacing w:after="0" w:before="0" w:line="276"/>
-            </w:pPr>
-            <w:r>
-              <w:rPr>
-                <w:rFonts w:ascii="Calibri" w:cs="Calibri" w:eastAsia="Calibri" w:hAnsi="Calibri"/>
-                <w:color w:val="22344A"/>
-                <w:sz w:val="20"/>
-                <w:szCs w:val="20"/>
-              </w:rPr>
-              <w:t xml:space="preserve">Cisco AI Defense addresses this through proactive Supply Chain Risk Management. We scan your model files, repositories, and MCP servers to identify malicious or unsafe assets. By integrating this into your CI/CD pipeline, we can block compromised AI assets before they are deployed, ensuring that your operational environment remains secure from the start.</w:t>
-            </w:r>
-          </w:p>
-        </w:tc>
-      </w:tr>
-      <w:tr>
-        <w:tc>
-          <w:tcPr>
-            <w:tcW w:type="dxa" w:w="2200"/>
-            <w:tcBorders>
-              <w:top w:val="none" w:color="FFFFFF" w:sz="0"/>
-              <w:left w:val="none" w:color="FFFFFF" w:sz="0"/>
-              <w:bottom w:val="single" w:color="E4EBF3" w:sz="4"/>
-              <w:right w:val="none" w:color="FFFFFF" w:sz="0"/>
-            </w:tcBorders>
-            <w:shd w:fill="F7F9FC" w:color="auto" w:val="clear"/>
-            <w:tcMar>
-              <w:top w:type="dxa" w:w="60"/>
-              <w:left w:type="dxa" w:w="160"/>
-              <w:bottom w:type="dxa" w:w="60"/>
-              <w:right w:type="dxa" w:w="100"/>
-            </w:tcMar>
-          </w:tcPr>
-          <w:p>
-            <w:pPr>
-              <w:spacing w:after="0" w:before="0" w:line="276"/>
-            </w:pPr>
-            <w:r>
-              <w:rPr>
-                <w:rFonts w:ascii="Calibri" w:cs="Calibri" w:eastAsia="Calibri" w:hAnsi="Calibri"/>
-                <w:b/>
-                <w:bCs/>
-                <w:caps/>
-                <w:color w:val="036C8F"/>
-                <w:sz w:val="16"/>
-                <w:szCs w:val="16"/>
-              </w:rPr>
-              <w:t xml:space="preserve">How it helps</w:t>
-            </w:r>
-          </w:p>
-        </w:tc>
-        <w:tc>
-          <w:tcPr>
-            <w:tcW w:type="dxa" w:w="7160"/>
-            <w:tcBorders>
-              <w:top w:val="none" w:color="FFFFFF" w:sz="0"/>
-              <w:left w:val="none" w:color="FFFFFF" w:sz="0"/>
-              <w:bottom w:val="single" w:color="E4EBF3" w:sz="4"/>
-              <w:right w:val="none" w:color="FFFFFF" w:sz="0"/>
-            </w:tcBorders>
-            <w:tcMar>
-              <w:top w:type="dxa" w:w="60"/>
-              <w:left w:type="dxa" w:w="160"/>
-              <w:bottom w:type="dxa" w:w="60"/>
-              <w:right w:type="dxa" w:w="160"/>
-            </w:tcMar>
-          </w:tcPr>
-          <w:p>
-            <w:pPr>
-              <w:spacing w:after="0" w:before="0" w:line="276"/>
-            </w:pPr>
-            <w:r>
-              <w:rPr>
-                <w:rFonts w:ascii="Calibri" w:cs="Calibri" w:eastAsia="Calibri" w:hAnsi="Calibri"/>
-                <w:color w:val="22344A"/>
-                <w:sz w:val="20"/>
-                <w:szCs w:val="20"/>
-              </w:rPr>
-              <w:t xml:space="preserve">It enables "Shift-Left" security by creating an inventory of all AI models and agents. By identifying vulnerabilities before production, it prevents the introduction of malicious code or poisoned data into your ecosystem.</w:t>
+                <w:sz w:val="17"/>
+                <w:szCs w:val="17"/>
+              </w:rPr>
+              <w:t xml:space="preserve">Professional (14–20) </w:t>
+            </w:r>
+            <w:r>
+              <w:rPr>
+                <w:rFonts w:ascii="Calibri" w:cs="Calibri" w:eastAsia="Calibri" w:hAnsi="Calibri"/>
+                <w:color w:val="46566E"/>
+                <w:sz w:val="17"/>
+                <w:szCs w:val="17"/>
+              </w:rPr>
+              <w:t xml:space="preserve">+ how it addresses the concern.   </w:t>
+            </w:r>
+            <w:r>
+              <w:rPr>
+                <w:rFonts w:ascii="Calibri" w:cs="Calibri" w:eastAsia="Calibri" w:hAnsi="Calibri"/>
+                <w:b/>
+                <w:bCs/>
+                <w:color w:val="1F8A63"/>
+                <w:sz w:val="17"/>
+                <w:szCs w:val="17"/>
+              </w:rPr>
+              <w:t xml:space="preserve">Expert (21–25) </w:t>
+            </w:r>
+            <w:r>
+              <w:rPr>
+                <w:rFonts w:ascii="Calibri" w:cs="Calibri" w:eastAsia="Calibri" w:hAnsi="Calibri"/>
+                <w:color w:val="46566E"/>
+                <w:sz w:val="17"/>
+                <w:szCs w:val="17"/>
+              </w:rPr>
+              <w:t xml:space="preserve">+ Cedarline-specific reasoning &amp; outcome, ties to HMF.</w:t>
             </w:r>
           </w:p>
         </w:tc>
@@ -968,7 +1516,7 @@
                 <w:sz w:val="21"/>
                 <w:szCs w:val="21"/>
               </w:rPr>
-              <w:t xml:space="preserve">Pain Point 3</w:t>
+              <w:t xml:space="preserve">Pain Point 2</w:t>
             </w:r>
             <w:r>
               <w:rPr>
@@ -1016,7 +1564,7 @@
                 <w:sz w:val="20"/>
                 <w:szCs w:val="20"/>
               </w:rPr>
-              <w:t xml:space="preserve">We know AI is showing up across our cloud environments faster than security can track it. We're worried we have models, agents, datasets, and MCP-connected tools running without visibility or consistent controls.</w:t>
+              <w:t xml:space="preserve">We are integrating various open-source models and third-party agents into our internal workflows. How can we ensure these assets aren't introducing vulnerabilities into our environment before they even go live?</w:t>
             </w:r>
           </w:p>
         </w:tc>
@@ -1086,7 +1634,7 @@
                 <w:sz w:val="20"/>
                 <w:szCs w:val="20"/>
               </w:rPr>
-              <w:t xml:space="preserve">Cisco AI Defense - AI Cloud Visibility</w:t>
+              <w:t xml:space="preserve">AI Defense</w:t>
             </w:r>
             <w:r>
               <w:rPr>
@@ -1095,7 +1643,7 @@
                 <w:sz w:val="18"/>
                 <w:szCs w:val="18"/>
               </w:rPr>
-              <w:t xml:space="preserve">  · Ai Cloud Visibility</w:t>
+              <w:t xml:space="preserve">  · Supply Chain Risk Management</w:t>
             </w:r>
           </w:p>
         </w:tc>
@@ -1163,7 +1711,7 @@
                 <w:sz w:val="20"/>
                 <w:szCs w:val="20"/>
               </w:rPr>
-              <w:t xml:space="preserve">That's exactly the visibility gap Cisco AI Defense is built to solve. With AI Cloud Visibility, Cisco AI Defense continuously discovers AI assets across distributed cloud environments, including models, agents, datasets, MCP servers, and agent-to-tool workflows. Instead of relying on teams to manually identify what exists, you get a centralized view of your AI attack surface so you can find unsanctioned assets, assess whether they are protected, and bring them under policy.</w:t>
+              <w:t xml:space="preserve">Cisco AI Defense addresses this through proactive Supply Chain Risk Management. We scan your model files, repositories, and MCP servers to identify malicious or unsafe assets. By integrating this into your CI/CD pipeline, we can block compromised AI assets before they are deployed, ensuring that your operational environment remains secure from the start.</w:t>
             </w:r>
           </w:p>
         </w:tc>
@@ -1231,10 +1779,137 @@
                 <w:sz w:val="20"/>
                 <w:szCs w:val="20"/>
               </w:rPr>
-              <w:t xml:space="preserve">dentifies rogue or unsanctioned AI assets
-Maps relationships across data, models, agents, and tools
-Gives security teams a single-pane-of-glass view of AI exposure
-Helps close gaps before unknown AI usage becomes a production risk</w:t>
+              <w:t xml:space="preserve">It enables "Shift-Left" security by creating an inventory of all AI models and agents. By identifying vulnerabilities before production, it prevents the introduction of malicious code or poisoned data into your ecosystem.</w:t>
+            </w:r>
+          </w:p>
+        </w:tc>
+      </w:tr>
+    </w:tbl>
+    <w:p>
+      <w:pPr>
+        <w:spacing w:after="50"/>
+      </w:pPr>
+      <w:r>
+        <w:rPr>
+          <w:rFonts w:ascii="Calibri" w:cs="Calibri" w:eastAsia="Calibri" w:hAnsi="Calibri"/>
+          <w:color w:val="14263A"/>
+          <w:sz w:val="2"/>
+          <w:szCs w:val="2"/>
+        </w:rPr>
+        <w:t xml:space="preserve"/>
+      </w:r>
+    </w:p>
+    <w:tbl>
+      <w:tblPr>
+        <w:tblW w:type="dxa" w:w="9360"/>
+        <w:tblBorders>
+          <w:top w:val="single" w:color="auto" w:sz="4"/>
+          <w:left w:val="single" w:color="auto" w:sz="4"/>
+          <w:bottom w:val="single" w:color="auto" w:sz="4"/>
+          <w:right w:val="single" w:color="auto" w:sz="4"/>
+          <w:insideH w:val="single" w:color="auto" w:sz="4"/>
+          <w:insideV w:val="single" w:color="auto" w:sz="4"/>
+        </w:tblBorders>
+      </w:tblPr>
+      <w:tblGrid>
+        <w:gridCol w:w="9360"/>
+      </w:tblGrid>
+      <w:tr>
+        <w:trPr>
+          <w:trHeight w:val="0" w:hRule="atLeast"/>
+        </w:trPr>
+        <w:tc>
+          <w:tcPr>
+            <w:tcW w:type="dxa" w:w="9360"/>
+            <w:tcBorders>
+              <w:top w:val="single" w:color="E1E8F1" w:sz="6"/>
+              <w:left w:val="single" w:color="E1E8F1" w:sz="6"/>
+              <w:bottom w:val="single" w:color="E1E8F1" w:sz="6"/>
+              <w:right w:val="single" w:color="E1E8F1" w:sz="6"/>
+            </w:tcBorders>
+            <w:shd w:fill="F7F9FC" w:color="auto" w:val="clear"/>
+            <w:tcMar>
+              <w:top w:type="dxa" w:w="120"/>
+              <w:left w:type="dxa" w:w="160"/>
+              <w:bottom w:type="dxa" w:w="120"/>
+              <w:right w:type="dxa" w:w="160"/>
+            </w:tcMar>
+            <w:vAlign w:val="top"/>
+          </w:tcPr>
+          <w:p>
+            <w:pPr>
+              <w:spacing w:after="0"/>
+            </w:pPr>
+            <w:r>
+              <w:rPr>
+                <w:rFonts w:ascii="Calibri" w:cs="Calibri" w:eastAsia="Calibri" w:hAnsi="Calibri"/>
+                <w:b/>
+                <w:bCs/>
+                <w:color w:val="0D274D"/>
+                <w:sz w:val="17"/>
+                <w:szCs w:val="17"/>
+              </w:rPr>
+              <w:t xml:space="preserve">Level cues:  </w:t>
+            </w:r>
+            <w:r>
+              <w:rPr>
+                <w:rFonts w:ascii="Calibri" w:cs="Calibri" w:eastAsia="Calibri" w:hAnsi="Calibri"/>
+                <w:b/>
+                <w:bCs/>
+                <w:color w:val="B4711A"/>
+                <w:sz w:val="17"/>
+                <w:szCs w:val="17"/>
+              </w:rPr>
+              <w:t xml:space="preserve">Associate (6–13) </w:t>
+            </w:r>
+            <w:r>
+              <w:rPr>
+                <w:rFonts w:ascii="Calibri" w:cs="Calibri" w:eastAsia="Calibri" w:hAnsi="Calibri"/>
+                <w:color w:val="46566E"/>
+                <w:sz w:val="17"/>
+                <w:szCs w:val="17"/>
+              </w:rPr>
+              <w:t xml:space="preserve">names AI Defense, generic.   </w:t>
+            </w:r>
+            <w:r>
+              <w:rPr>
+                <w:rFonts w:ascii="Calibri" w:cs="Calibri" w:eastAsia="Calibri" w:hAnsi="Calibri"/>
+                <w:b/>
+                <w:bCs/>
+                <w:color w:val="036C8F"/>
+                <w:sz w:val="17"/>
+                <w:szCs w:val="17"/>
+              </w:rPr>
+              <w:t xml:space="preserve">Professional (14–20) </w:t>
+            </w:r>
+            <w:r>
+              <w:rPr>
+                <w:rFonts w:ascii="Calibri" w:cs="Calibri" w:eastAsia="Calibri" w:hAnsi="Calibri"/>
+                <w:color w:val="46566E"/>
+                <w:sz w:val="17"/>
+                <w:szCs w:val="17"/>
+              </w:rPr>
+              <w:t xml:space="preserve">+ how it addresses the concern.   </w:t>
+            </w:r>
+            <w:r>
+              <w:rPr>
+                <w:rFonts w:ascii="Calibri" w:cs="Calibri" w:eastAsia="Calibri" w:hAnsi="Calibri"/>
+                <w:b/>
+                <w:bCs/>
+                <w:color w:val="1F8A63"/>
+                <w:sz w:val="17"/>
+                <w:szCs w:val="17"/>
+              </w:rPr>
+              <w:t xml:space="preserve">Expert (21–25) </w:t>
+            </w:r>
+            <w:r>
+              <w:rPr>
+                <w:rFonts w:ascii="Calibri" w:cs="Calibri" w:eastAsia="Calibri" w:hAnsi="Calibri"/>
+                <w:color w:val="46566E"/>
+                <w:sz w:val="17"/>
+                <w:szCs w:val="17"/>
+              </w:rPr>
+              <w:t xml:space="preserve">+ Cedarline-specific reasoning &amp; outcome, ties to HMF.</w:t>
             </w:r>
           </w:p>
         </w:tc>
@@ -1305,7 +1980,7 @@
                 <w:sz w:val="21"/>
                 <w:szCs w:val="21"/>
               </w:rPr>
-              <w:t xml:space="preserve">Pain Point 4</w:t>
+              <w:t xml:space="preserve">Pain Point 3</w:t>
             </w:r>
             <w:r>
               <w:rPr>
@@ -1353,7 +2028,7 @@
                 <w:sz w:val="20"/>
                 <w:szCs w:val="20"/>
               </w:rPr>
-              <w:t xml:space="preserve">We're running AI workloads in cloud accounts, but we don't have a reliable way to see which models and AI assets are actually in use. We're also concerned about workloads reaching out to third-party AI models without security knowing about it. And even when we do know the traffic path, we need a practical way to inspect and enforce guardrails on prompt and response traffic in the cloud without changing every application.</w:t>
+              <w:t xml:space="preserve">We know AI is showing up across our cloud environments faster than security can track it. We're worried we have models, agents, datasets, and MCP-connected tools running without visibility or consistent controls.</w:t>
             </w:r>
           </w:p>
         </w:tc>
@@ -1423,8 +2098,7 @@
                 <w:sz w:val="20"/>
                 <w:szCs w:val="20"/>
               </w:rPr>
-              <w:t xml:space="preserve">AI Defense = AI visibility and guardrail integration
-Multicloud Defense = cloud account connection, traffic visibility, policy attachment, and egress enforcement</w:t>
+              <w:t xml:space="preserve">Cisco AI Defense - AI Cloud Visibility</w:t>
             </w:r>
             <w:r>
               <w:rPr>
@@ -1433,7 +2107,7 @@
                 <w:sz w:val="18"/>
                 <w:szCs w:val="18"/>
               </w:rPr>
-              <w:t xml:space="preserve">  · AI Runtime Protection</w:t>
+              <w:t xml:space="preserve">  · Ai Cloud Visibility</w:t>
             </w:r>
           </w:p>
         </w:tc>
@@ -1501,8 +2175,7 @@
                 <w:sz w:val="20"/>
                 <w:szCs w:val="20"/>
               </w:rPr>
-              <w:t xml:space="preserve">That's exactly what the AI Defense-Multicloud Defense integration is designed to address. Cisco AI Defense uses the integration to discover AI assets in your cloud environments and identify external AI destinations your workloads are calling. Then Cisco Multicloud Defense provides the cloud account connectivity, traffic visibility, and egress gateway enforcement point where AI Guardrails Profiles can be applied.
-In practice, that means you get AI asset visibility plus runtime inspection of prompt and response traffic at the cloud egress layer. AI Defense gives you the AI-specific visibility and guardrail logic, while Multicloud Defense gives you the cloud-network integration and enforcement point.</w:t>
+              <w:t xml:space="preserve">That's exactly the visibility gap Cisco AI Defense is built to solve. With AI Cloud Visibility, Cisco AI Defense continuously discovers AI assets across distributed cloud environments, including models, agents, datasets, MCP servers, and agent-to-tool workflows. Instead of relying on teams to manually identify what exists, you get a centralized view of your AI attack surface so you can find unsanctioned assets, assess whether they are protected, and bring them under policy.</w:t>
             </w:r>
           </w:p>
         </w:tc>
@@ -1570,10 +2243,609 @@
                 <w:sz w:val="20"/>
                 <w:szCs w:val="20"/>
               </w:rPr>
+              <w:t xml:space="preserve">dentifies rogue or unsanctioned AI assets
+Maps relationships across data, models, agents, and tools
+Gives security teams a single-pane-of-glass view of AI exposure
+Helps close gaps before unknown AI usage becomes a production risk</w:t>
+            </w:r>
+          </w:p>
+        </w:tc>
+      </w:tr>
+    </w:tbl>
+    <w:p>
+      <w:pPr>
+        <w:spacing w:after="50"/>
+      </w:pPr>
+      <w:r>
+        <w:rPr>
+          <w:rFonts w:ascii="Calibri" w:cs="Calibri" w:eastAsia="Calibri" w:hAnsi="Calibri"/>
+          <w:color w:val="14263A"/>
+          <w:sz w:val="2"/>
+          <w:szCs w:val="2"/>
+        </w:rPr>
+        <w:t xml:space="preserve"/>
+      </w:r>
+    </w:p>
+    <w:tbl>
+      <w:tblPr>
+        <w:tblW w:type="dxa" w:w="9360"/>
+        <w:tblBorders>
+          <w:top w:val="single" w:color="auto" w:sz="4"/>
+          <w:left w:val="single" w:color="auto" w:sz="4"/>
+          <w:bottom w:val="single" w:color="auto" w:sz="4"/>
+          <w:right w:val="single" w:color="auto" w:sz="4"/>
+          <w:insideH w:val="single" w:color="auto" w:sz="4"/>
+          <w:insideV w:val="single" w:color="auto" w:sz="4"/>
+        </w:tblBorders>
+      </w:tblPr>
+      <w:tblGrid>
+        <w:gridCol w:w="9360"/>
+      </w:tblGrid>
+      <w:tr>
+        <w:trPr>
+          <w:trHeight w:val="0" w:hRule="atLeast"/>
+        </w:trPr>
+        <w:tc>
+          <w:tcPr>
+            <w:tcW w:type="dxa" w:w="9360"/>
+            <w:tcBorders>
+              <w:top w:val="single" w:color="E1E8F1" w:sz="6"/>
+              <w:left w:val="single" w:color="E1E8F1" w:sz="6"/>
+              <w:bottom w:val="single" w:color="E1E8F1" w:sz="6"/>
+              <w:right w:val="single" w:color="E1E8F1" w:sz="6"/>
+            </w:tcBorders>
+            <w:shd w:fill="F7F9FC" w:color="auto" w:val="clear"/>
+            <w:tcMar>
+              <w:top w:type="dxa" w:w="120"/>
+              <w:left w:type="dxa" w:w="160"/>
+              <w:bottom w:type="dxa" w:w="120"/>
+              <w:right w:type="dxa" w:w="160"/>
+            </w:tcMar>
+            <w:vAlign w:val="top"/>
+          </w:tcPr>
+          <w:p>
+            <w:pPr>
+              <w:spacing w:after="0"/>
+            </w:pPr>
+            <w:r>
+              <w:rPr>
+                <w:rFonts w:ascii="Calibri" w:cs="Calibri" w:eastAsia="Calibri" w:hAnsi="Calibri"/>
+                <w:b/>
+                <w:bCs/>
+                <w:color w:val="0D274D"/>
+                <w:sz w:val="17"/>
+                <w:szCs w:val="17"/>
+              </w:rPr>
+              <w:t xml:space="preserve">Level cues:  </w:t>
+            </w:r>
+            <w:r>
+              <w:rPr>
+                <w:rFonts w:ascii="Calibri" w:cs="Calibri" w:eastAsia="Calibri" w:hAnsi="Calibri"/>
+                <w:b/>
+                <w:bCs/>
+                <w:color w:val="B4711A"/>
+                <w:sz w:val="17"/>
+                <w:szCs w:val="17"/>
+              </w:rPr>
+              <w:t xml:space="preserve">Associate (6–13) </w:t>
+            </w:r>
+            <w:r>
+              <w:rPr>
+                <w:rFonts w:ascii="Calibri" w:cs="Calibri" w:eastAsia="Calibri" w:hAnsi="Calibri"/>
+                <w:color w:val="46566E"/>
+                <w:sz w:val="17"/>
+                <w:szCs w:val="17"/>
+              </w:rPr>
+              <w:t xml:space="preserve">names Cisco AI Defense - AI Cloud Visibility, generic.   </w:t>
+            </w:r>
+            <w:r>
+              <w:rPr>
+                <w:rFonts w:ascii="Calibri" w:cs="Calibri" w:eastAsia="Calibri" w:hAnsi="Calibri"/>
+                <w:b/>
+                <w:bCs/>
+                <w:color w:val="036C8F"/>
+                <w:sz w:val="17"/>
+                <w:szCs w:val="17"/>
+              </w:rPr>
+              <w:t xml:space="preserve">Professional (14–20) </w:t>
+            </w:r>
+            <w:r>
+              <w:rPr>
+                <w:rFonts w:ascii="Calibri" w:cs="Calibri" w:eastAsia="Calibri" w:hAnsi="Calibri"/>
+                <w:color w:val="46566E"/>
+                <w:sz w:val="17"/>
+                <w:szCs w:val="17"/>
+              </w:rPr>
+              <w:t xml:space="preserve">+ how it addresses the concern.   </w:t>
+            </w:r>
+            <w:r>
+              <w:rPr>
+                <w:rFonts w:ascii="Calibri" w:cs="Calibri" w:eastAsia="Calibri" w:hAnsi="Calibri"/>
+                <w:b/>
+                <w:bCs/>
+                <w:color w:val="1F8A63"/>
+                <w:sz w:val="17"/>
+                <w:szCs w:val="17"/>
+              </w:rPr>
+              <w:t xml:space="preserve">Expert (21–25) </w:t>
+            </w:r>
+            <w:r>
+              <w:rPr>
+                <w:rFonts w:ascii="Calibri" w:cs="Calibri" w:eastAsia="Calibri" w:hAnsi="Calibri"/>
+                <w:color w:val="46566E"/>
+                <w:sz w:val="17"/>
+                <w:szCs w:val="17"/>
+              </w:rPr>
+              <w:t xml:space="preserve">+ Cedarline-specific reasoning &amp; outcome, ties to HMF.</w:t>
+            </w:r>
+          </w:p>
+        </w:tc>
+      </w:tr>
+    </w:tbl>
+    <w:p>
+      <w:pPr>
+        <w:spacing w:after="160"/>
+      </w:pPr>
+      <w:r>
+        <w:rPr>
+          <w:rFonts w:ascii="Calibri" w:cs="Calibri" w:eastAsia="Calibri" w:hAnsi="Calibri"/>
+          <w:color w:val="14263A"/>
+          <w:sz w:val="2"/>
+          <w:szCs w:val="2"/>
+        </w:rPr>
+        <w:t xml:space="preserve"/>
+      </w:r>
+    </w:p>
+    <w:tbl>
+      <w:tblPr>
+        <w:tblW w:type="dxa" w:w="9360"/>
+        <w:tblBorders>
+          <w:top w:val="single" w:color="C4D2E2" w:sz="6"/>
+          <w:left w:val="single" w:color="C4D2E2" w:sz="6"/>
+          <w:bottom w:val="single" w:color="C4D2E2" w:sz="6"/>
+          <w:right w:val="single" w:color="C4D2E2" w:sz="6"/>
+          <w:insideH w:val="none" w:color="FFFFFF" w:sz="0"/>
+          <w:insideV w:val="none" w:color="FFFFFF" w:sz="0"/>
+        </w:tblBorders>
+      </w:tblPr>
+      <w:tblGrid>
+        <w:gridCol w:w="2200"/>
+        <w:gridCol w:w="7160"/>
+      </w:tblGrid>
+      <w:tr>
+        <w:tc>
+          <w:tcPr>
+            <w:tcW w:type="dxa" w:w="9360"/>
+            <w:gridSpan w:val="2"/>
+            <w:tcBorders>
+              <w:top w:val="none" w:color="FFFFFF" w:sz="0"/>
+              <w:left w:val="none" w:color="FFFFFF" w:sz="0"/>
+              <w:bottom w:val="none" w:color="FFFFFF" w:sz="0"/>
+              <w:right w:val="none" w:color="FFFFFF" w:sz="0"/>
+            </w:tcBorders>
+            <w:shd w:fill="0D274D" w:color="auto" w:val="clear"/>
+            <w:tcMar>
+              <w:top w:type="dxa" w:w="60"/>
+              <w:left w:type="dxa" w:w="160"/>
+              <w:bottom w:type="dxa" w:w="60"/>
+              <w:right w:type="dxa" w:w="160"/>
+            </w:tcMar>
+          </w:tcPr>
+          <w:p>
+            <w:pPr>
+              <w:tabs>
+                <w:tab w:val="right" w:pos="9100"/>
+              </w:tabs>
+              <w:spacing w:after="0"/>
+            </w:pPr>
+            <w:r>
+              <w:rPr>
+                <w:rFonts w:ascii="Calibri" w:cs="Calibri" w:eastAsia="Calibri" w:hAnsi="Calibri"/>
+                <w:b/>
+                <w:bCs/>
+                <w:color w:val="FFFFFF"/>
+                <w:sz w:val="21"/>
+                <w:szCs w:val="21"/>
+              </w:rPr>
+              <w:t xml:space="preserve">Pain Point 4</w:t>
+            </w:r>
+            <w:r>
+              <w:rPr>
+                <w:rFonts w:ascii="Calibri" w:cs="Calibri" w:eastAsia="Calibri" w:hAnsi="Calibri"/>
+                <w:b/>
+                <w:bCs/>
+                <w:color w:val="7FE2EF"/>
+                <w:sz w:val="18"/>
+                <w:szCs w:val="18"/>
+              </w:rPr>
+              <w:t xml:space="preserve">	25 pts</w:t>
+            </w:r>
+          </w:p>
+        </w:tc>
+      </w:tr>
+      <w:tr>
+        <w:tc>
+          <w:tcPr>
+            <w:tcW w:type="dxa" w:w="9360"/>
+            <w:gridSpan w:val="2"/>
+            <w:tcBorders>
+              <w:top w:val="none" w:color="FFFFFF" w:sz="0"/>
+              <w:left w:val="none" w:color="FFFFFF" w:sz="0"/>
+              <w:bottom w:val="single" w:color="E4EBF3" w:sz="4"/>
+              <w:right w:val="none" w:color="FFFFFF" w:sz="0"/>
+            </w:tcBorders>
+            <w:shd w:fill="FBFCFE" w:color="auto" w:val="clear"/>
+            <w:tcMar>
+              <w:top w:type="dxa" w:w="90"/>
+              <w:left w:type="dxa" w:w="160"/>
+              <w:bottom w:type="dxa" w:w="90"/>
+              <w:right w:type="dxa" w:w="160"/>
+            </w:tcMar>
+          </w:tcPr>
+          <w:p>
+            <w:pPr>
+              <w:spacing w:after="0" w:before="0" w:line="276"/>
+            </w:pPr>
+            <w:r>
+              <w:rPr>
+                <w:rFonts w:ascii="Calibri" w:cs="Calibri" w:eastAsia="Calibri" w:hAnsi="Calibri"/>
+                <w:i/>
+                <w:iCs/>
+                <w:color w:val="22344A"/>
+                <w:sz w:val="20"/>
+                <w:szCs w:val="20"/>
+              </w:rPr>
+              <w:t xml:space="preserve">We're running AI workloads in cloud accounts, but we don't have a reliable way to see which models and AI assets are actually in use. We're also concerned about workloads reaching out to third-party AI models without security knowing about it. And even when we do know the traffic path, we need a practical way to inspect and enforce guardrails on prompt and response traffic in the cloud without changing every application.</w:t>
+            </w:r>
+          </w:p>
+        </w:tc>
+      </w:tr>
+      <w:tr>
+        <w:tc>
+          <w:tcPr>
+            <w:tcW w:type="dxa" w:w="2200"/>
+            <w:tcBorders>
+              <w:top w:val="none" w:color="FFFFFF" w:sz="0"/>
+              <w:left w:val="none" w:color="FFFFFF" w:sz="0"/>
+              <w:bottom w:val="single" w:color="E4EBF3" w:sz="4"/>
+              <w:right w:val="none" w:color="FFFFFF" w:sz="0"/>
+            </w:tcBorders>
+            <w:shd w:fill="F7F9FC" w:color="auto" w:val="clear"/>
+            <w:tcMar>
+              <w:top w:type="dxa" w:w="60"/>
+              <w:left w:type="dxa" w:w="160"/>
+              <w:bottom w:type="dxa" w:w="60"/>
+              <w:right w:type="dxa" w:w="100"/>
+            </w:tcMar>
+          </w:tcPr>
+          <w:p>
+            <w:pPr>
+              <w:spacing w:after="0" w:before="0" w:line="276"/>
+            </w:pPr>
+            <w:r>
+              <w:rPr>
+                <w:rFonts w:ascii="Calibri" w:cs="Calibri" w:eastAsia="Calibri" w:hAnsi="Calibri"/>
+                <w:b/>
+                <w:bCs/>
+                <w:caps/>
+                <w:color w:val="036C8F"/>
+                <w:sz w:val="16"/>
+                <w:szCs w:val="16"/>
+              </w:rPr>
+              <w:t xml:space="preserve">Product / Platform</w:t>
+            </w:r>
+          </w:p>
+        </w:tc>
+        <w:tc>
+          <w:tcPr>
+            <w:tcW w:type="dxa" w:w="7160"/>
+            <w:tcBorders>
+              <w:top w:val="none" w:color="FFFFFF" w:sz="0"/>
+              <w:left w:val="none" w:color="FFFFFF" w:sz="0"/>
+              <w:bottom w:val="single" w:color="E4EBF3" w:sz="4"/>
+              <w:right w:val="none" w:color="FFFFFF" w:sz="0"/>
+            </w:tcBorders>
+            <w:tcMar>
+              <w:top w:type="dxa" w:w="60"/>
+              <w:left w:type="dxa" w:w="160"/>
+              <w:bottom w:type="dxa" w:w="60"/>
+              <w:right w:type="dxa" w:w="160"/>
+            </w:tcMar>
+          </w:tcPr>
+          <w:p>
+            <w:pPr>
+              <w:spacing w:after="0" w:before="0" w:line="276"/>
+            </w:pPr>
+            <w:r>
+              <w:rPr>
+                <w:rFonts w:ascii="Calibri" w:cs="Calibri" w:eastAsia="Calibri" w:hAnsi="Calibri"/>
+                <w:b/>
+                <w:bCs/>
+                <w:color w:val="036C8F"/>
+                <w:sz w:val="20"/>
+                <w:szCs w:val="20"/>
+              </w:rPr>
+              <w:t xml:space="preserve">AI Defense = AI visibility and guardrail integration
+Multicloud Defense = cloud account connection, traffic visibility, policy attachment, and egress enforcement</w:t>
+            </w:r>
+            <w:r>
+              <w:rPr>
+                <w:rFonts w:ascii="Calibri" w:cs="Calibri" w:eastAsia="Calibri" w:hAnsi="Calibri"/>
+                <w:color w:val="7E8CA1"/>
+                <w:sz w:val="18"/>
+                <w:szCs w:val="18"/>
+              </w:rPr>
+              <w:t xml:space="preserve">  · AI Runtime Protection</w:t>
+            </w:r>
+          </w:p>
+        </w:tc>
+      </w:tr>
+      <w:tr>
+        <w:tc>
+          <w:tcPr>
+            <w:tcW w:type="dxa" w:w="2200"/>
+            <w:tcBorders>
+              <w:top w:val="none" w:color="FFFFFF" w:sz="0"/>
+              <w:left w:val="none" w:color="FFFFFF" w:sz="0"/>
+              <w:bottom w:val="single" w:color="E4EBF3" w:sz="4"/>
+              <w:right w:val="none" w:color="FFFFFF" w:sz="0"/>
+            </w:tcBorders>
+            <w:shd w:fill="F7F9FC" w:color="auto" w:val="clear"/>
+            <w:tcMar>
+              <w:top w:type="dxa" w:w="60"/>
+              <w:left w:type="dxa" w:w="160"/>
+              <w:bottom w:type="dxa" w:w="60"/>
+              <w:right w:type="dxa" w:w="100"/>
+            </w:tcMar>
+          </w:tcPr>
+          <w:p>
+            <w:pPr>
+              <w:spacing w:after="0" w:before="0" w:line="276"/>
+            </w:pPr>
+            <w:r>
+              <w:rPr>
+                <w:rFonts w:ascii="Calibri" w:cs="Calibri" w:eastAsia="Calibri" w:hAnsi="Calibri"/>
+                <w:b/>
+                <w:bCs/>
+                <w:caps/>
+                <w:color w:val="036C8F"/>
+                <w:sz w:val="16"/>
+                <w:szCs w:val="16"/>
+              </w:rPr>
+              <w:t xml:space="preserve">Model SE response</w:t>
+            </w:r>
+          </w:p>
+        </w:tc>
+        <w:tc>
+          <w:tcPr>
+            <w:tcW w:type="dxa" w:w="7160"/>
+            <w:tcBorders>
+              <w:top w:val="none" w:color="FFFFFF" w:sz="0"/>
+              <w:left w:val="none" w:color="FFFFFF" w:sz="0"/>
+              <w:bottom w:val="single" w:color="E4EBF3" w:sz="4"/>
+              <w:right w:val="none" w:color="FFFFFF" w:sz="0"/>
+            </w:tcBorders>
+            <w:tcMar>
+              <w:top w:type="dxa" w:w="60"/>
+              <w:left w:type="dxa" w:w="160"/>
+              <w:bottom w:type="dxa" w:w="60"/>
+              <w:right w:type="dxa" w:w="160"/>
+            </w:tcMar>
+          </w:tcPr>
+          <w:p>
+            <w:pPr>
+              <w:spacing w:after="0" w:before="0" w:line="276"/>
+            </w:pPr>
+            <w:r>
+              <w:rPr>
+                <w:rFonts w:ascii="Calibri" w:cs="Calibri" w:eastAsia="Calibri" w:hAnsi="Calibri"/>
+                <w:color w:val="22344A"/>
+                <w:sz w:val="20"/>
+                <w:szCs w:val="20"/>
+              </w:rPr>
+              <w:t xml:space="preserve">That's exactly what the AI Defense-Multicloud Defense integration is designed to address. Cisco AI Defense uses the integration to discover AI assets in your cloud environments and identify external AI destinations your workloads are calling. Then Cisco Multicloud Defense provides the cloud account connectivity, traffic visibility, and egress gateway enforcement point where AI Guardrails Profiles can be applied.
+In practice, that means you get AI asset visibility plus runtime inspection of prompt and response traffic at the cloud egress layer. AI Defense gives you the AI-specific visibility and guardrail logic, while Multicloud Defense gives you the cloud-network integration and enforcement point.</w:t>
+            </w:r>
+          </w:p>
+        </w:tc>
+      </w:tr>
+      <w:tr>
+        <w:tc>
+          <w:tcPr>
+            <w:tcW w:type="dxa" w:w="2200"/>
+            <w:tcBorders>
+              <w:top w:val="none" w:color="FFFFFF" w:sz="0"/>
+              <w:left w:val="none" w:color="FFFFFF" w:sz="0"/>
+              <w:bottom w:val="single" w:color="E4EBF3" w:sz="4"/>
+              <w:right w:val="none" w:color="FFFFFF" w:sz="0"/>
+            </w:tcBorders>
+            <w:shd w:fill="F7F9FC" w:color="auto" w:val="clear"/>
+            <w:tcMar>
+              <w:top w:type="dxa" w:w="60"/>
+              <w:left w:type="dxa" w:w="160"/>
+              <w:bottom w:type="dxa" w:w="60"/>
+              <w:right w:type="dxa" w:w="100"/>
+            </w:tcMar>
+          </w:tcPr>
+          <w:p>
+            <w:pPr>
+              <w:spacing w:after="0" w:before="0" w:line="276"/>
+            </w:pPr>
+            <w:r>
+              <w:rPr>
+                <w:rFonts w:ascii="Calibri" w:cs="Calibri" w:eastAsia="Calibri" w:hAnsi="Calibri"/>
+                <w:b/>
+                <w:bCs/>
+                <w:caps/>
+                <w:color w:val="036C8F"/>
+                <w:sz w:val="16"/>
+                <w:szCs w:val="16"/>
+              </w:rPr>
+              <w:t xml:space="preserve">How it helps</w:t>
+            </w:r>
+          </w:p>
+        </w:tc>
+        <w:tc>
+          <w:tcPr>
+            <w:tcW w:type="dxa" w:w="7160"/>
+            <w:tcBorders>
+              <w:top w:val="none" w:color="FFFFFF" w:sz="0"/>
+              <w:left w:val="none" w:color="FFFFFF" w:sz="0"/>
+              <w:bottom w:val="single" w:color="E4EBF3" w:sz="4"/>
+              <w:right w:val="none" w:color="FFFFFF" w:sz="0"/>
+            </w:tcBorders>
+            <w:tcMar>
+              <w:top w:type="dxa" w:w="60"/>
+              <w:left w:type="dxa" w:w="160"/>
+              <w:bottom w:type="dxa" w:w="60"/>
+              <w:right w:type="dxa" w:w="160"/>
+            </w:tcMar>
+          </w:tcPr>
+          <w:p>
+            <w:pPr>
+              <w:spacing w:after="0" w:before="0" w:line="276"/>
+            </w:pPr>
+            <w:r>
+              <w:rPr>
+                <w:rFonts w:ascii="Calibri" w:cs="Calibri" w:eastAsia="Calibri" w:hAnsi="Calibri"/>
+                <w:color w:val="22344A"/>
+                <w:sz w:val="20"/>
+                <w:szCs w:val="20"/>
+              </w:rPr>
               <w:t xml:space="preserve">Finds AI assets in cloud accounts
 Identifies third-party AI model usage
 Uses existing cloud-network control points for enforcement
 Avoids relying only on application-level changes</w:t>
+            </w:r>
+          </w:p>
+        </w:tc>
+      </w:tr>
+    </w:tbl>
+    <w:p>
+      <w:pPr>
+        <w:spacing w:after="50"/>
+      </w:pPr>
+      <w:r>
+        <w:rPr>
+          <w:rFonts w:ascii="Calibri" w:cs="Calibri" w:eastAsia="Calibri" w:hAnsi="Calibri"/>
+          <w:color w:val="14263A"/>
+          <w:sz w:val="2"/>
+          <w:szCs w:val="2"/>
+        </w:rPr>
+        <w:t xml:space="preserve"/>
+      </w:r>
+    </w:p>
+    <w:tbl>
+      <w:tblPr>
+        <w:tblW w:type="dxa" w:w="9360"/>
+        <w:tblBorders>
+          <w:top w:val="single" w:color="auto" w:sz="4"/>
+          <w:left w:val="single" w:color="auto" w:sz="4"/>
+          <w:bottom w:val="single" w:color="auto" w:sz="4"/>
+          <w:right w:val="single" w:color="auto" w:sz="4"/>
+          <w:insideH w:val="single" w:color="auto" w:sz="4"/>
+          <w:insideV w:val="single" w:color="auto" w:sz="4"/>
+        </w:tblBorders>
+      </w:tblPr>
+      <w:tblGrid>
+        <w:gridCol w:w="9360"/>
+      </w:tblGrid>
+      <w:tr>
+        <w:trPr>
+          <w:trHeight w:val="0" w:hRule="atLeast"/>
+        </w:trPr>
+        <w:tc>
+          <w:tcPr>
+            <w:tcW w:type="dxa" w:w="9360"/>
+            <w:tcBorders>
+              <w:top w:val="single" w:color="E1E8F1" w:sz="6"/>
+              <w:left w:val="single" w:color="E1E8F1" w:sz="6"/>
+              <w:bottom w:val="single" w:color="E1E8F1" w:sz="6"/>
+              <w:right w:val="single" w:color="E1E8F1" w:sz="6"/>
+            </w:tcBorders>
+            <w:shd w:fill="F7F9FC" w:color="auto" w:val="clear"/>
+            <w:tcMar>
+              <w:top w:type="dxa" w:w="120"/>
+              <w:left w:type="dxa" w:w="160"/>
+              <w:bottom w:type="dxa" w:w="120"/>
+              <w:right w:type="dxa" w:w="160"/>
+            </w:tcMar>
+            <w:vAlign w:val="top"/>
+          </w:tcPr>
+          <w:p>
+            <w:pPr>
+              <w:spacing w:after="0"/>
+            </w:pPr>
+            <w:r>
+              <w:rPr>
+                <w:rFonts w:ascii="Calibri" w:cs="Calibri" w:eastAsia="Calibri" w:hAnsi="Calibri"/>
+                <w:b/>
+                <w:bCs/>
+                <w:color w:val="0D274D"/>
+                <w:sz w:val="17"/>
+                <w:szCs w:val="17"/>
+              </w:rPr>
+              <w:t xml:space="preserve">Level cues:  </w:t>
+            </w:r>
+            <w:r>
+              <w:rPr>
+                <w:rFonts w:ascii="Calibri" w:cs="Calibri" w:eastAsia="Calibri" w:hAnsi="Calibri"/>
+                <w:b/>
+                <w:bCs/>
+                <w:color w:val="B4711A"/>
+                <w:sz w:val="17"/>
+                <w:szCs w:val="17"/>
+              </w:rPr>
+              <w:t xml:space="preserve">Associate (6–13) </w:t>
+            </w:r>
+            <w:r>
+              <w:rPr>
+                <w:rFonts w:ascii="Calibri" w:cs="Calibri" w:eastAsia="Calibri" w:hAnsi="Calibri"/>
+                <w:color w:val="46566E"/>
+                <w:sz w:val="17"/>
+                <w:szCs w:val="17"/>
+              </w:rPr>
+              <w:t xml:space="preserve">names AI Defense, generic.   </w:t>
+            </w:r>
+            <w:r>
+              <w:rPr>
+                <w:rFonts w:ascii="Calibri" w:cs="Calibri" w:eastAsia="Calibri" w:hAnsi="Calibri"/>
+                <w:b/>
+                <w:bCs/>
+                <w:color w:val="036C8F"/>
+                <w:sz w:val="17"/>
+                <w:szCs w:val="17"/>
+              </w:rPr>
+              <w:t xml:space="preserve">Professional (14–20) </w:t>
+            </w:r>
+            <w:r>
+              <w:rPr>
+                <w:rFonts w:ascii="Calibri" w:cs="Calibri" w:eastAsia="Calibri" w:hAnsi="Calibri"/>
+                <w:color w:val="46566E"/>
+                <w:sz w:val="17"/>
+                <w:szCs w:val="17"/>
+              </w:rPr>
+              <w:t xml:space="preserve">+ how it addresses the concern.   </w:t>
+            </w:r>
+            <w:r>
+              <w:rPr>
+                <w:rFonts w:ascii="Calibri" w:cs="Calibri" w:eastAsia="Calibri" w:hAnsi="Calibri"/>
+                <w:b/>
+                <w:bCs/>
+                <w:color w:val="1F8A63"/>
+                <w:sz w:val="17"/>
+                <w:szCs w:val="17"/>
+              </w:rPr>
+              <w:t xml:space="preserve">Expert (21–25) </w:t>
+            </w:r>
+            <w:r>
+              <w:rPr>
+                <w:rFonts w:ascii="Calibri" w:cs="Calibri" w:eastAsia="Calibri" w:hAnsi="Calibri"/>
+                <w:color w:val="46566E"/>
+                <w:sz w:val="17"/>
+                <w:szCs w:val="17"/>
+              </w:rPr>
+              <w:t xml:space="preserve">+ Cedarline-specific reasoning &amp; outcome, ties to HMF.</w:t>
             </w:r>
           </w:p>
         </w:tc>
@@ -2033,7 +3305,7 @@
     </w:tbl>
     <w:p>
       <w:pPr>
-        <w:spacing w:after="160"/>
+        <w:spacing w:after="50"/>
       </w:pPr>
       <w:r>
         <w:rPr>
@@ -2049,42 +3321,41 @@
       <w:tblPr>
         <w:tblW w:type="dxa" w:w="9360"/>
         <w:tblBorders>
-          <w:top w:val="single" w:color="C4D2E2" w:sz="6"/>
-          <w:left w:val="single" w:color="C4D2E2" w:sz="6"/>
-          <w:bottom w:val="single" w:color="C4D2E2" w:sz="6"/>
-          <w:right w:val="single" w:color="C4D2E2" w:sz="6"/>
-          <w:insideH w:val="none" w:color="FFFFFF" w:sz="0"/>
-          <w:insideV w:val="none" w:color="FFFFFF" w:sz="0"/>
+          <w:top w:val="single" w:color="auto" w:sz="4"/>
+          <w:left w:val="single" w:color="auto" w:sz="4"/>
+          <w:bottom w:val="single" w:color="auto" w:sz="4"/>
+          <w:right w:val="single" w:color="auto" w:sz="4"/>
+          <w:insideH w:val="single" w:color="auto" w:sz="4"/>
+          <w:insideV w:val="single" w:color="auto" w:sz="4"/>
         </w:tblBorders>
       </w:tblPr>
       <w:tblGrid>
-        <w:gridCol w:w="2200"/>
-        <w:gridCol w:w="7160"/>
+        <w:gridCol w:w="9360"/>
       </w:tblGrid>
       <w:tr>
+        <w:trPr>
+          <w:trHeight w:val="0" w:hRule="atLeast"/>
+        </w:trPr>
         <w:tc>
           <w:tcPr>
             <w:tcW w:type="dxa" w:w="9360"/>
-            <w:gridSpan w:val="2"/>
-            <w:tcBorders>
-              <w:top w:val="none" w:color="FFFFFF" w:sz="0"/>
-              <w:left w:val="none" w:color="FFFFFF" w:sz="0"/>
-              <w:bottom w:val="none" w:color="FFFFFF" w:sz="0"/>
-              <w:right w:val="none" w:color="FFFFFF" w:sz="0"/>
-            </w:tcBorders>
-            <w:shd w:fill="0D274D" w:color="auto" w:val="clear"/>
-            <w:tcMar>
-              <w:top w:type="dxa" w:w="60"/>
-              <w:left w:type="dxa" w:w="160"/>
-              <w:bottom w:type="dxa" w:w="60"/>
-              <w:right w:type="dxa" w:w="160"/>
-            </w:tcMar>
-          </w:tcPr>
-          <w:p>
-            <w:pPr>
-              <w:tabs>
-                <w:tab w:val="right" w:pos="9100"/>
-              </w:tabs>
+            <w:tcBorders>
+              <w:top w:val="single" w:color="E1E8F1" w:sz="6"/>
+              <w:left w:val="single" w:color="E1E8F1" w:sz="6"/>
+              <w:bottom w:val="single" w:color="E1E8F1" w:sz="6"/>
+              <w:right w:val="single" w:color="E1E8F1" w:sz="6"/>
+            </w:tcBorders>
+            <w:shd w:fill="F7F9FC" w:color="auto" w:val="clear"/>
+            <w:tcMar>
+              <w:top w:type="dxa" w:w="120"/>
+              <w:left w:type="dxa" w:w="160"/>
+              <w:bottom w:type="dxa" w:w="120"/>
+              <w:right w:type="dxa" w:w="160"/>
+            </w:tcMar>
+            <w:vAlign w:val="top"/>
+          </w:tcPr>
+          <w:p>
+            <w:pPr>
               <w:spacing w:after="0"/>
             </w:pPr>
             <w:r>
@@ -2092,274 +3363,71 @@
                 <w:rFonts w:ascii="Calibri" w:cs="Calibri" w:eastAsia="Calibri" w:hAnsi="Calibri"/>
                 <w:b/>
                 <w:bCs/>
-                <w:color w:val="FFFFFF"/>
-                <w:sz w:val="21"/>
-                <w:szCs w:val="21"/>
-              </w:rPr>
-              <w:t xml:space="preserve">Pain Point 2</w:t>
-            </w:r>
-            <w:r>
-              <w:rPr>
-                <w:rFonts w:ascii="Calibri" w:cs="Calibri" w:eastAsia="Calibri" w:hAnsi="Calibri"/>
-                <w:b/>
-                <w:bCs/>
-                <w:color w:val="7FE2EF"/>
-                <w:sz w:val="18"/>
-                <w:szCs w:val="18"/>
-              </w:rPr>
-              <w:t xml:space="preserve">	25 pts</w:t>
-            </w:r>
-          </w:p>
-        </w:tc>
-      </w:tr>
-      <w:tr>
-        <w:tc>
-          <w:tcPr>
-            <w:tcW w:type="dxa" w:w="9360"/>
-            <w:gridSpan w:val="2"/>
-            <w:tcBorders>
-              <w:top w:val="none" w:color="FFFFFF" w:sz="0"/>
-              <w:left w:val="none" w:color="FFFFFF" w:sz="0"/>
-              <w:bottom w:val="single" w:color="E4EBF3" w:sz="4"/>
-              <w:right w:val="none" w:color="FFFFFF" w:sz="0"/>
-            </w:tcBorders>
-            <w:shd w:fill="FBFCFE" w:color="auto" w:val="clear"/>
-            <w:tcMar>
-              <w:top w:type="dxa" w:w="90"/>
-              <w:left w:type="dxa" w:w="160"/>
-              <w:bottom w:type="dxa" w:w="90"/>
-              <w:right w:type="dxa" w:w="160"/>
-            </w:tcMar>
-          </w:tcPr>
-          <w:p>
-            <w:pPr>
-              <w:spacing w:after="0" w:before="0" w:line="276"/>
-            </w:pPr>
-            <w:r>
-              <w:rPr>
-                <w:rFonts w:ascii="Calibri" w:cs="Calibri" w:eastAsia="Calibri" w:hAnsi="Calibri"/>
-                <w:i/>
-                <w:iCs/>
-                <w:color w:val="22344A"/>
-                <w:sz w:val="20"/>
-                <w:szCs w:val="20"/>
-              </w:rPr>
-              <w:t xml:space="preserve">Our auditors require proof that our security controls are applied consistently across all our cloud workloads. Gathering this data from different cloud providers is a manual, time-consuming nightmare.</w:t>
-            </w:r>
-          </w:p>
-        </w:tc>
-      </w:tr>
-      <w:tr>
-        <w:tc>
-          <w:tcPr>
-            <w:tcW w:type="dxa" w:w="2200"/>
-            <w:tcBorders>
-              <w:top w:val="none" w:color="FFFFFF" w:sz="0"/>
-              <w:left w:val="none" w:color="FFFFFF" w:sz="0"/>
-              <w:bottom w:val="single" w:color="E4EBF3" w:sz="4"/>
-              <w:right w:val="none" w:color="FFFFFF" w:sz="0"/>
-            </w:tcBorders>
-            <w:shd w:fill="F7F9FC" w:color="auto" w:val="clear"/>
-            <w:tcMar>
-              <w:top w:type="dxa" w:w="60"/>
-              <w:left w:type="dxa" w:w="160"/>
-              <w:bottom w:type="dxa" w:w="60"/>
-              <w:right w:type="dxa" w:w="100"/>
-            </w:tcMar>
-          </w:tcPr>
-          <w:p>
-            <w:pPr>
-              <w:spacing w:after="0" w:before="0" w:line="276"/>
-            </w:pPr>
-            <w:r>
-              <w:rPr>
-                <w:rFonts w:ascii="Calibri" w:cs="Calibri" w:eastAsia="Calibri" w:hAnsi="Calibri"/>
-                <w:b/>
-                <w:bCs/>
-                <w:caps/>
+                <w:color w:val="0D274D"/>
+                <w:sz w:val="17"/>
+                <w:szCs w:val="17"/>
+              </w:rPr>
+              <w:t xml:space="preserve">Level cues:  </w:t>
+            </w:r>
+            <w:r>
+              <w:rPr>
+                <w:rFonts w:ascii="Calibri" w:cs="Calibri" w:eastAsia="Calibri" w:hAnsi="Calibri"/>
+                <w:b/>
+                <w:bCs/>
+                <w:color w:val="B4711A"/>
+                <w:sz w:val="17"/>
+                <w:szCs w:val="17"/>
+              </w:rPr>
+              <w:t xml:space="preserve">Associate (6–13) </w:t>
+            </w:r>
+            <w:r>
+              <w:rPr>
+                <w:rFonts w:ascii="Calibri" w:cs="Calibri" w:eastAsia="Calibri" w:hAnsi="Calibri"/>
+                <w:color w:val="46566E"/>
+                <w:sz w:val="17"/>
+                <w:szCs w:val="17"/>
+              </w:rPr>
+              <w:t xml:space="preserve">names Multicloud Defense, generic.   </w:t>
+            </w:r>
+            <w:r>
+              <w:rPr>
+                <w:rFonts w:ascii="Calibri" w:cs="Calibri" w:eastAsia="Calibri" w:hAnsi="Calibri"/>
+                <w:b/>
+                <w:bCs/>
                 <w:color w:val="036C8F"/>
-                <w:sz w:val="16"/>
-                <w:szCs w:val="16"/>
-              </w:rPr>
-              <w:t xml:space="preserve">Product / Platform</w:t>
-            </w:r>
-          </w:p>
-        </w:tc>
-        <w:tc>
-          <w:tcPr>
-            <w:tcW w:type="dxa" w:w="7160"/>
-            <w:tcBorders>
-              <w:top w:val="none" w:color="FFFFFF" w:sz="0"/>
-              <w:left w:val="none" w:color="FFFFFF" w:sz="0"/>
-              <w:bottom w:val="single" w:color="E4EBF3" w:sz="4"/>
-              <w:right w:val="none" w:color="FFFFFF" w:sz="0"/>
-            </w:tcBorders>
-            <w:tcMar>
-              <w:top w:type="dxa" w:w="60"/>
-              <w:left w:type="dxa" w:w="160"/>
-              <w:bottom w:type="dxa" w:w="60"/>
-              <w:right w:type="dxa" w:w="160"/>
-            </w:tcMar>
-          </w:tcPr>
-          <w:p>
-            <w:pPr>
-              <w:spacing w:after="0" w:before="0" w:line="276"/>
-            </w:pPr>
-            <w:r>
-              <w:rPr>
-                <w:rFonts w:ascii="Calibri" w:cs="Calibri" w:eastAsia="Calibri" w:hAnsi="Calibri"/>
-                <w:b/>
-                <w:bCs/>
-                <w:color w:val="036C8F"/>
-                <w:sz w:val="20"/>
-                <w:szCs w:val="20"/>
-              </w:rPr>
-              <w:t xml:space="preserve">Multicloud Defense</w:t>
-            </w:r>
-            <w:r>
-              <w:rPr>
-                <w:rFonts w:ascii="Calibri" w:cs="Calibri" w:eastAsia="Calibri" w:hAnsi="Calibri"/>
-                <w:color w:val="7E8CA1"/>
-                <w:sz w:val="18"/>
-                <w:szCs w:val="18"/>
-              </w:rPr>
-              <w:t xml:space="preserve">  · Multicloud Defense Visibility</w:t>
-            </w:r>
-          </w:p>
-        </w:tc>
-      </w:tr>
-      <w:tr>
-        <w:tc>
-          <w:tcPr>
-            <w:tcW w:type="dxa" w:w="2200"/>
-            <w:tcBorders>
-              <w:top w:val="none" w:color="FFFFFF" w:sz="0"/>
-              <w:left w:val="none" w:color="FFFFFF" w:sz="0"/>
-              <w:bottom w:val="single" w:color="E4EBF3" w:sz="4"/>
-              <w:right w:val="none" w:color="FFFFFF" w:sz="0"/>
-            </w:tcBorders>
-            <w:shd w:fill="F7F9FC" w:color="auto" w:val="clear"/>
-            <w:tcMar>
-              <w:top w:type="dxa" w:w="60"/>
-              <w:left w:type="dxa" w:w="160"/>
-              <w:bottom w:type="dxa" w:w="60"/>
-              <w:right w:type="dxa" w:w="100"/>
-            </w:tcMar>
-          </w:tcPr>
-          <w:p>
-            <w:pPr>
-              <w:spacing w:after="0" w:before="0" w:line="276"/>
-            </w:pPr>
-            <w:r>
-              <w:rPr>
-                <w:rFonts w:ascii="Calibri" w:cs="Calibri" w:eastAsia="Calibri" w:hAnsi="Calibri"/>
-                <w:b/>
-                <w:bCs/>
-                <w:caps/>
-                <w:color w:val="036C8F"/>
-                <w:sz w:val="16"/>
-                <w:szCs w:val="16"/>
-              </w:rPr>
-              <w:t xml:space="preserve">Model SE response</w:t>
-            </w:r>
-          </w:p>
-        </w:tc>
-        <w:tc>
-          <w:tcPr>
-            <w:tcW w:type="dxa" w:w="7160"/>
-            <w:tcBorders>
-              <w:top w:val="none" w:color="FFFFFF" w:sz="0"/>
-              <w:left w:val="none" w:color="FFFFFF" w:sz="0"/>
-              <w:bottom w:val="single" w:color="E4EBF3" w:sz="4"/>
-              <w:right w:val="none" w:color="FFFFFF" w:sz="0"/>
-            </w:tcBorders>
-            <w:tcMar>
-              <w:top w:type="dxa" w:w="60"/>
-              <w:left w:type="dxa" w:w="160"/>
-              <w:bottom w:type="dxa" w:w="60"/>
-              <w:right w:type="dxa" w:w="160"/>
-            </w:tcMar>
-          </w:tcPr>
-          <w:p>
-            <w:pPr>
-              <w:spacing w:after="0" w:before="0" w:line="276"/>
-            </w:pPr>
-            <w:r>
-              <w:rPr>
-                <w:rFonts w:ascii="Calibri" w:cs="Calibri" w:eastAsia="Calibri" w:hAnsi="Calibri"/>
-                <w:color w:val="22344A"/>
-                <w:sz w:val="20"/>
-                <w:szCs w:val="20"/>
-              </w:rPr>
-              <w:t xml:space="preserve">Cisco Multicloud Defense provides unified logging and traceability. Because our security framework is integrated across the network fabric, you can generate consolidated reports that map directly to your compliance requirements (such as NIS2 or DORA) across all cloud environments from a single dashboard.</w:t>
-            </w:r>
-          </w:p>
-        </w:tc>
-      </w:tr>
-      <w:tr>
-        <w:tc>
-          <w:tcPr>
-            <w:tcW w:type="dxa" w:w="2200"/>
-            <w:tcBorders>
-              <w:top w:val="none" w:color="FFFFFF" w:sz="0"/>
-              <w:left w:val="none" w:color="FFFFFF" w:sz="0"/>
-              <w:bottom w:val="single" w:color="E4EBF3" w:sz="4"/>
-              <w:right w:val="none" w:color="FFFFFF" w:sz="0"/>
-            </w:tcBorders>
-            <w:shd w:fill="F7F9FC" w:color="auto" w:val="clear"/>
-            <w:tcMar>
-              <w:top w:type="dxa" w:w="60"/>
-              <w:left w:type="dxa" w:w="160"/>
-              <w:bottom w:type="dxa" w:w="60"/>
-              <w:right w:type="dxa" w:w="100"/>
-            </w:tcMar>
-          </w:tcPr>
-          <w:p>
-            <w:pPr>
-              <w:spacing w:after="0" w:before="0" w:line="276"/>
-            </w:pPr>
-            <w:r>
-              <w:rPr>
-                <w:rFonts w:ascii="Calibri" w:cs="Calibri" w:eastAsia="Calibri" w:hAnsi="Calibri"/>
-                <w:b/>
-                <w:bCs/>
-                <w:caps/>
-                <w:color w:val="036C8F"/>
-                <w:sz w:val="16"/>
-                <w:szCs w:val="16"/>
-              </w:rPr>
-              <w:t xml:space="preserve">How it helps</w:t>
-            </w:r>
-          </w:p>
-        </w:tc>
-        <w:tc>
-          <w:tcPr>
-            <w:tcW w:type="dxa" w:w="7160"/>
-            <w:tcBorders>
-              <w:top w:val="none" w:color="FFFFFF" w:sz="0"/>
-              <w:left w:val="none" w:color="FFFFFF" w:sz="0"/>
-              <w:bottom w:val="single" w:color="E4EBF3" w:sz="4"/>
-              <w:right w:val="none" w:color="FFFFFF" w:sz="0"/>
-            </w:tcBorders>
-            <w:tcMar>
-              <w:top w:type="dxa" w:w="60"/>
-              <w:left w:type="dxa" w:w="160"/>
-              <w:bottom w:type="dxa" w:w="60"/>
-              <w:right w:type="dxa" w:w="160"/>
-            </w:tcMar>
-          </w:tcPr>
-          <w:p>
-            <w:pPr>
-              <w:spacing w:after="0" w:before="0" w:line="276"/>
-            </w:pPr>
-            <w:r>
-              <w:rPr>
-                <w:rFonts w:ascii="Calibri" w:cs="Calibri" w:eastAsia="Calibri" w:hAnsi="Calibri"/>
-                <w:color w:val="22344A"/>
-                <w:sz w:val="20"/>
-                <w:szCs w:val="20"/>
-              </w:rPr>
-              <w:t xml:space="preserve">It automates the collection of evidence for security audits. By consolidating logs and policy enforcement data, you create a "single source of truth" that simplifies compliance reporting and demonstrates proactive governance to regulators.</w:t>
+                <w:sz w:val="17"/>
+                <w:szCs w:val="17"/>
+              </w:rPr>
+              <w:t xml:space="preserve">Professional (14–20) </w:t>
+            </w:r>
+            <w:r>
+              <w:rPr>
+                <w:rFonts w:ascii="Calibri" w:cs="Calibri" w:eastAsia="Calibri" w:hAnsi="Calibri"/>
+                <w:color w:val="46566E"/>
+                <w:sz w:val="17"/>
+                <w:szCs w:val="17"/>
+              </w:rPr>
+              <w:t xml:space="preserve">+ how it addresses the concern.   </w:t>
+            </w:r>
+            <w:r>
+              <w:rPr>
+                <w:rFonts w:ascii="Calibri" w:cs="Calibri" w:eastAsia="Calibri" w:hAnsi="Calibri"/>
+                <w:b/>
+                <w:bCs/>
+                <w:color w:val="1F8A63"/>
+                <w:sz w:val="17"/>
+                <w:szCs w:val="17"/>
+              </w:rPr>
+              <w:t xml:space="preserve">Expert (21–25) </w:t>
+            </w:r>
+            <w:r>
+              <w:rPr>
+                <w:rFonts w:ascii="Calibri" w:cs="Calibri" w:eastAsia="Calibri" w:hAnsi="Calibri"/>
+                <w:color w:val="46566E"/>
+                <w:sz w:val="17"/>
+                <w:szCs w:val="17"/>
+              </w:rPr>
+              <w:t xml:space="preserve">+ Cedarline-specific reasoning &amp; outcome, ties to HMF.</w:t>
             </w:r>
           </w:p>
         </w:tc>
@@ -2430,7 +3498,7 @@
                 <w:sz w:val="21"/>
                 <w:szCs w:val="21"/>
               </w:rPr>
-              <w:t xml:space="preserve">Pain Point 3</w:t>
+              <w:t xml:space="preserve">Pain Point 2</w:t>
             </w:r>
             <w:r>
               <w:rPr>
@@ -2478,7 +3546,7 @@
                 <w:sz w:val="20"/>
                 <w:szCs w:val="20"/>
               </w:rPr>
-              <w:t xml:space="preserve">We have workloads spread across AWS, Azure, and on-premises data centers. Managing security policies individually in each cloud environment is creating massive operational overhead and leading to inconsistent security posture.</w:t>
+              <w:t xml:space="preserve">Our auditors require proof that our security controls are applied consistently across all our cloud workloads. Gathering this data from different cloud providers is a manual, time-consuming nightmare.</w:t>
             </w:r>
           </w:p>
         </w:tc>
@@ -2557,7 +3625,7 @@
                 <w:sz w:val="18"/>
                 <w:szCs w:val="18"/>
               </w:rPr>
-              <w:t xml:space="preserve">  · Unified Security across public clouds</w:t>
+              <w:t xml:space="preserve">  · Multicloud Defense Visibility</w:t>
             </w:r>
           </w:p>
         </w:tc>
@@ -2625,7 +3693,7 @@
                 <w:sz w:val="20"/>
                 <w:szCs w:val="20"/>
               </w:rPr>
-              <w:t xml:space="preserve">Cisco Multicloud Defense, integrated within our Hybrid Mesh Firewall architecture, provides a unified control plane. You can define security policies once via Security Cloud Control and enforce them consistently across your entire distributed environment, regardless of the underlying cloud provider.</w:t>
+              <w:t xml:space="preserve">Cisco Multicloud Defense provides unified logging and traceability. Because our security framework is integrated across the network fabric, you can generate consolidated reports that map directly to your compliance requirements (such as NIS2 or DORA) across all cloud environments from a single dashboard.</w:t>
             </w:r>
           </w:p>
         </w:tc>
@@ -2693,7 +3761,137 @@
                 <w:sz w:val="20"/>
                 <w:szCs w:val="20"/>
               </w:rPr>
-              <w:t xml:space="preserve">It replaces siloed, manual configuration with centralized orchestration. By abstracting the security policy from the cloud-native tools, it ensures that your security posture is uniform and eliminates the "configuration drift" that occurs when managing multiple cloud consoles.</w:t>
+              <w:t xml:space="preserve">It automates the collection of evidence for security audits. By consolidating logs and policy enforcement data, you create a "single source of truth" that simplifies compliance reporting and demonstrates proactive governance to regulators.</w:t>
+            </w:r>
+          </w:p>
+        </w:tc>
+      </w:tr>
+    </w:tbl>
+    <w:p>
+      <w:pPr>
+        <w:spacing w:after="50"/>
+      </w:pPr>
+      <w:r>
+        <w:rPr>
+          <w:rFonts w:ascii="Calibri" w:cs="Calibri" w:eastAsia="Calibri" w:hAnsi="Calibri"/>
+          <w:color w:val="14263A"/>
+          <w:sz w:val="2"/>
+          <w:szCs w:val="2"/>
+        </w:rPr>
+        <w:t xml:space="preserve"/>
+      </w:r>
+    </w:p>
+    <w:tbl>
+      <w:tblPr>
+        <w:tblW w:type="dxa" w:w="9360"/>
+        <w:tblBorders>
+          <w:top w:val="single" w:color="auto" w:sz="4"/>
+          <w:left w:val="single" w:color="auto" w:sz="4"/>
+          <w:bottom w:val="single" w:color="auto" w:sz="4"/>
+          <w:right w:val="single" w:color="auto" w:sz="4"/>
+          <w:insideH w:val="single" w:color="auto" w:sz="4"/>
+          <w:insideV w:val="single" w:color="auto" w:sz="4"/>
+        </w:tblBorders>
+      </w:tblPr>
+      <w:tblGrid>
+        <w:gridCol w:w="9360"/>
+      </w:tblGrid>
+      <w:tr>
+        <w:trPr>
+          <w:trHeight w:val="0" w:hRule="atLeast"/>
+        </w:trPr>
+        <w:tc>
+          <w:tcPr>
+            <w:tcW w:type="dxa" w:w="9360"/>
+            <w:tcBorders>
+              <w:top w:val="single" w:color="E1E8F1" w:sz="6"/>
+              <w:left w:val="single" w:color="E1E8F1" w:sz="6"/>
+              <w:bottom w:val="single" w:color="E1E8F1" w:sz="6"/>
+              <w:right w:val="single" w:color="E1E8F1" w:sz="6"/>
+            </w:tcBorders>
+            <w:shd w:fill="F7F9FC" w:color="auto" w:val="clear"/>
+            <w:tcMar>
+              <w:top w:type="dxa" w:w="120"/>
+              <w:left w:type="dxa" w:w="160"/>
+              <w:bottom w:type="dxa" w:w="120"/>
+              <w:right w:type="dxa" w:w="160"/>
+            </w:tcMar>
+            <w:vAlign w:val="top"/>
+          </w:tcPr>
+          <w:p>
+            <w:pPr>
+              <w:spacing w:after="0"/>
+            </w:pPr>
+            <w:r>
+              <w:rPr>
+                <w:rFonts w:ascii="Calibri" w:cs="Calibri" w:eastAsia="Calibri" w:hAnsi="Calibri"/>
+                <w:b/>
+                <w:bCs/>
+                <w:color w:val="0D274D"/>
+                <w:sz w:val="17"/>
+                <w:szCs w:val="17"/>
+              </w:rPr>
+              <w:t xml:space="preserve">Level cues:  </w:t>
+            </w:r>
+            <w:r>
+              <w:rPr>
+                <w:rFonts w:ascii="Calibri" w:cs="Calibri" w:eastAsia="Calibri" w:hAnsi="Calibri"/>
+                <w:b/>
+                <w:bCs/>
+                <w:color w:val="B4711A"/>
+                <w:sz w:val="17"/>
+                <w:szCs w:val="17"/>
+              </w:rPr>
+              <w:t xml:space="preserve">Associate (6–13) </w:t>
+            </w:r>
+            <w:r>
+              <w:rPr>
+                <w:rFonts w:ascii="Calibri" w:cs="Calibri" w:eastAsia="Calibri" w:hAnsi="Calibri"/>
+                <w:color w:val="46566E"/>
+                <w:sz w:val="17"/>
+                <w:szCs w:val="17"/>
+              </w:rPr>
+              <w:t xml:space="preserve">names Multicloud Defense, generic.   </w:t>
+            </w:r>
+            <w:r>
+              <w:rPr>
+                <w:rFonts w:ascii="Calibri" w:cs="Calibri" w:eastAsia="Calibri" w:hAnsi="Calibri"/>
+                <w:b/>
+                <w:bCs/>
+                <w:color w:val="036C8F"/>
+                <w:sz w:val="17"/>
+                <w:szCs w:val="17"/>
+              </w:rPr>
+              <w:t xml:space="preserve">Professional (14–20) </w:t>
+            </w:r>
+            <w:r>
+              <w:rPr>
+                <w:rFonts w:ascii="Calibri" w:cs="Calibri" w:eastAsia="Calibri" w:hAnsi="Calibri"/>
+                <w:color w:val="46566E"/>
+                <w:sz w:val="17"/>
+                <w:szCs w:val="17"/>
+              </w:rPr>
+              <w:t xml:space="preserve">+ how it addresses the concern.   </w:t>
+            </w:r>
+            <w:r>
+              <w:rPr>
+                <w:rFonts w:ascii="Calibri" w:cs="Calibri" w:eastAsia="Calibri" w:hAnsi="Calibri"/>
+                <w:b/>
+                <w:bCs/>
+                <w:color w:val="1F8A63"/>
+                <w:sz w:val="17"/>
+                <w:szCs w:val="17"/>
+              </w:rPr>
+              <w:t xml:space="preserve">Expert (21–25) </w:t>
+            </w:r>
+            <w:r>
+              <w:rPr>
+                <w:rFonts w:ascii="Calibri" w:cs="Calibri" w:eastAsia="Calibri" w:hAnsi="Calibri"/>
+                <w:color w:val="46566E"/>
+                <w:sz w:val="17"/>
+                <w:szCs w:val="17"/>
+              </w:rPr>
+              <w:t xml:space="preserve">+ Cedarline-specific reasoning &amp; outcome, ties to HMF.</w:t>
             </w:r>
           </w:p>
         </w:tc>
@@ -2764,7 +3962,7 @@
                 <w:sz w:val="21"/>
                 <w:szCs w:val="21"/>
               </w:rPr>
-              <w:t xml:space="preserve">Pain Point 4</w:t>
+              <w:t xml:space="preserve">Pain Point 3</w:t>
             </w:r>
             <w:r>
               <w:rPr>
@@ -2812,7 +4010,7 @@
                 <w:sz w:val="20"/>
                 <w:szCs w:val="20"/>
               </w:rPr>
-              <w:t xml:space="preserve">We have workloads on-prem, in cloud, and in mixed environments, and policy consistency is becoming difficult. Every environment feels different, and we're worried about drift.</w:t>
+              <w:t xml:space="preserve">We have workloads spread across AWS, Azure, and on-premises data centers. Managing security policies individually in each cloud environment is creating massive operational overhead and leading to inconsistent security posture.</w:t>
             </w:r>
           </w:p>
         </w:tc>
@@ -2882,6 +4080,470 @@
                 <w:sz w:val="20"/>
                 <w:szCs w:val="20"/>
               </w:rPr>
+              <w:t xml:space="preserve">Multicloud Defense</w:t>
+            </w:r>
+            <w:r>
+              <w:rPr>
+                <w:rFonts w:ascii="Calibri" w:cs="Calibri" w:eastAsia="Calibri" w:hAnsi="Calibri"/>
+                <w:color w:val="7E8CA1"/>
+                <w:sz w:val="18"/>
+                <w:szCs w:val="18"/>
+              </w:rPr>
+              <w:t xml:space="preserve">  · Unified Security across public clouds</w:t>
+            </w:r>
+          </w:p>
+        </w:tc>
+      </w:tr>
+      <w:tr>
+        <w:tc>
+          <w:tcPr>
+            <w:tcW w:type="dxa" w:w="2200"/>
+            <w:tcBorders>
+              <w:top w:val="none" w:color="FFFFFF" w:sz="0"/>
+              <w:left w:val="none" w:color="FFFFFF" w:sz="0"/>
+              <w:bottom w:val="single" w:color="E4EBF3" w:sz="4"/>
+              <w:right w:val="none" w:color="FFFFFF" w:sz="0"/>
+            </w:tcBorders>
+            <w:shd w:fill="F7F9FC" w:color="auto" w:val="clear"/>
+            <w:tcMar>
+              <w:top w:type="dxa" w:w="60"/>
+              <w:left w:type="dxa" w:w="160"/>
+              <w:bottom w:type="dxa" w:w="60"/>
+              <w:right w:type="dxa" w:w="100"/>
+            </w:tcMar>
+          </w:tcPr>
+          <w:p>
+            <w:pPr>
+              <w:spacing w:after="0" w:before="0" w:line="276"/>
+            </w:pPr>
+            <w:r>
+              <w:rPr>
+                <w:rFonts w:ascii="Calibri" w:cs="Calibri" w:eastAsia="Calibri" w:hAnsi="Calibri"/>
+                <w:b/>
+                <w:bCs/>
+                <w:caps/>
+                <w:color w:val="036C8F"/>
+                <w:sz w:val="16"/>
+                <w:szCs w:val="16"/>
+              </w:rPr>
+              <w:t xml:space="preserve">Model SE response</w:t>
+            </w:r>
+          </w:p>
+        </w:tc>
+        <w:tc>
+          <w:tcPr>
+            <w:tcW w:type="dxa" w:w="7160"/>
+            <w:tcBorders>
+              <w:top w:val="none" w:color="FFFFFF" w:sz="0"/>
+              <w:left w:val="none" w:color="FFFFFF" w:sz="0"/>
+              <w:bottom w:val="single" w:color="E4EBF3" w:sz="4"/>
+              <w:right w:val="none" w:color="FFFFFF" w:sz="0"/>
+            </w:tcBorders>
+            <w:tcMar>
+              <w:top w:type="dxa" w:w="60"/>
+              <w:left w:type="dxa" w:w="160"/>
+              <w:bottom w:type="dxa" w:w="60"/>
+              <w:right w:type="dxa" w:w="160"/>
+            </w:tcMar>
+          </w:tcPr>
+          <w:p>
+            <w:pPr>
+              <w:spacing w:after="0" w:before="0" w:line="276"/>
+            </w:pPr>
+            <w:r>
+              <w:rPr>
+                <w:rFonts w:ascii="Calibri" w:cs="Calibri" w:eastAsia="Calibri" w:hAnsi="Calibri"/>
+                <w:color w:val="22344A"/>
+                <w:sz w:val="20"/>
+                <w:szCs w:val="20"/>
+              </w:rPr>
+              <w:t xml:space="preserve">Cisco Multicloud Defense, integrated within our Hybrid Mesh Firewall architecture, provides a unified control plane. You can define security policies once via Security Cloud Control and enforce them consistently across your entire distributed environment, regardless of the underlying cloud provider.</w:t>
+            </w:r>
+          </w:p>
+        </w:tc>
+      </w:tr>
+      <w:tr>
+        <w:tc>
+          <w:tcPr>
+            <w:tcW w:type="dxa" w:w="2200"/>
+            <w:tcBorders>
+              <w:top w:val="none" w:color="FFFFFF" w:sz="0"/>
+              <w:left w:val="none" w:color="FFFFFF" w:sz="0"/>
+              <w:bottom w:val="single" w:color="E4EBF3" w:sz="4"/>
+              <w:right w:val="none" w:color="FFFFFF" w:sz="0"/>
+            </w:tcBorders>
+            <w:shd w:fill="F7F9FC" w:color="auto" w:val="clear"/>
+            <w:tcMar>
+              <w:top w:type="dxa" w:w="60"/>
+              <w:left w:type="dxa" w:w="160"/>
+              <w:bottom w:type="dxa" w:w="60"/>
+              <w:right w:type="dxa" w:w="100"/>
+            </w:tcMar>
+          </w:tcPr>
+          <w:p>
+            <w:pPr>
+              <w:spacing w:after="0" w:before="0" w:line="276"/>
+            </w:pPr>
+            <w:r>
+              <w:rPr>
+                <w:rFonts w:ascii="Calibri" w:cs="Calibri" w:eastAsia="Calibri" w:hAnsi="Calibri"/>
+                <w:b/>
+                <w:bCs/>
+                <w:caps/>
+                <w:color w:val="036C8F"/>
+                <w:sz w:val="16"/>
+                <w:szCs w:val="16"/>
+              </w:rPr>
+              <w:t xml:space="preserve">How it helps</w:t>
+            </w:r>
+          </w:p>
+        </w:tc>
+        <w:tc>
+          <w:tcPr>
+            <w:tcW w:type="dxa" w:w="7160"/>
+            <w:tcBorders>
+              <w:top w:val="none" w:color="FFFFFF" w:sz="0"/>
+              <w:left w:val="none" w:color="FFFFFF" w:sz="0"/>
+              <w:bottom w:val="single" w:color="E4EBF3" w:sz="4"/>
+              <w:right w:val="none" w:color="FFFFFF" w:sz="0"/>
+            </w:tcBorders>
+            <w:tcMar>
+              <w:top w:type="dxa" w:w="60"/>
+              <w:left w:type="dxa" w:w="160"/>
+              <w:bottom w:type="dxa" w:w="60"/>
+              <w:right w:type="dxa" w:w="160"/>
+            </w:tcMar>
+          </w:tcPr>
+          <w:p>
+            <w:pPr>
+              <w:spacing w:after="0" w:before="0" w:line="276"/>
+            </w:pPr>
+            <w:r>
+              <w:rPr>
+                <w:rFonts w:ascii="Calibri" w:cs="Calibri" w:eastAsia="Calibri" w:hAnsi="Calibri"/>
+                <w:color w:val="22344A"/>
+                <w:sz w:val="20"/>
+                <w:szCs w:val="20"/>
+              </w:rPr>
+              <w:t xml:space="preserve">It replaces siloed, manual configuration with centralized orchestration. By abstracting the security policy from the cloud-native tools, it ensures that your security posture is uniform and eliminates the "configuration drift" that occurs when managing multiple cloud consoles.</w:t>
+            </w:r>
+          </w:p>
+        </w:tc>
+      </w:tr>
+    </w:tbl>
+    <w:p>
+      <w:pPr>
+        <w:spacing w:after="50"/>
+      </w:pPr>
+      <w:r>
+        <w:rPr>
+          <w:rFonts w:ascii="Calibri" w:cs="Calibri" w:eastAsia="Calibri" w:hAnsi="Calibri"/>
+          <w:color w:val="14263A"/>
+          <w:sz w:val="2"/>
+          <w:szCs w:val="2"/>
+        </w:rPr>
+        <w:t xml:space="preserve"/>
+      </w:r>
+    </w:p>
+    <w:tbl>
+      <w:tblPr>
+        <w:tblW w:type="dxa" w:w="9360"/>
+        <w:tblBorders>
+          <w:top w:val="single" w:color="auto" w:sz="4"/>
+          <w:left w:val="single" w:color="auto" w:sz="4"/>
+          <w:bottom w:val="single" w:color="auto" w:sz="4"/>
+          <w:right w:val="single" w:color="auto" w:sz="4"/>
+          <w:insideH w:val="single" w:color="auto" w:sz="4"/>
+          <w:insideV w:val="single" w:color="auto" w:sz="4"/>
+        </w:tblBorders>
+      </w:tblPr>
+      <w:tblGrid>
+        <w:gridCol w:w="9360"/>
+      </w:tblGrid>
+      <w:tr>
+        <w:trPr>
+          <w:trHeight w:val="0" w:hRule="atLeast"/>
+        </w:trPr>
+        <w:tc>
+          <w:tcPr>
+            <w:tcW w:type="dxa" w:w="9360"/>
+            <w:tcBorders>
+              <w:top w:val="single" w:color="E1E8F1" w:sz="6"/>
+              <w:left w:val="single" w:color="E1E8F1" w:sz="6"/>
+              <w:bottom w:val="single" w:color="E1E8F1" w:sz="6"/>
+              <w:right w:val="single" w:color="E1E8F1" w:sz="6"/>
+            </w:tcBorders>
+            <w:shd w:fill="F7F9FC" w:color="auto" w:val="clear"/>
+            <w:tcMar>
+              <w:top w:type="dxa" w:w="120"/>
+              <w:left w:type="dxa" w:w="160"/>
+              <w:bottom w:type="dxa" w:w="120"/>
+              <w:right w:type="dxa" w:w="160"/>
+            </w:tcMar>
+            <w:vAlign w:val="top"/>
+          </w:tcPr>
+          <w:p>
+            <w:pPr>
+              <w:spacing w:after="0"/>
+            </w:pPr>
+            <w:r>
+              <w:rPr>
+                <w:rFonts w:ascii="Calibri" w:cs="Calibri" w:eastAsia="Calibri" w:hAnsi="Calibri"/>
+                <w:b/>
+                <w:bCs/>
+                <w:color w:val="0D274D"/>
+                <w:sz w:val="17"/>
+                <w:szCs w:val="17"/>
+              </w:rPr>
+              <w:t xml:space="preserve">Level cues:  </w:t>
+            </w:r>
+            <w:r>
+              <w:rPr>
+                <w:rFonts w:ascii="Calibri" w:cs="Calibri" w:eastAsia="Calibri" w:hAnsi="Calibri"/>
+                <w:b/>
+                <w:bCs/>
+                <w:color w:val="B4711A"/>
+                <w:sz w:val="17"/>
+                <w:szCs w:val="17"/>
+              </w:rPr>
+              <w:t xml:space="preserve">Associate (6–13) </w:t>
+            </w:r>
+            <w:r>
+              <w:rPr>
+                <w:rFonts w:ascii="Calibri" w:cs="Calibri" w:eastAsia="Calibri" w:hAnsi="Calibri"/>
+                <w:color w:val="46566E"/>
+                <w:sz w:val="17"/>
+                <w:szCs w:val="17"/>
+              </w:rPr>
+              <w:t xml:space="preserve">names Multicloud Defense, generic.   </w:t>
+            </w:r>
+            <w:r>
+              <w:rPr>
+                <w:rFonts w:ascii="Calibri" w:cs="Calibri" w:eastAsia="Calibri" w:hAnsi="Calibri"/>
+                <w:b/>
+                <w:bCs/>
+                <w:color w:val="036C8F"/>
+                <w:sz w:val="17"/>
+                <w:szCs w:val="17"/>
+              </w:rPr>
+              <w:t xml:space="preserve">Professional (14–20) </w:t>
+            </w:r>
+            <w:r>
+              <w:rPr>
+                <w:rFonts w:ascii="Calibri" w:cs="Calibri" w:eastAsia="Calibri" w:hAnsi="Calibri"/>
+                <w:color w:val="46566E"/>
+                <w:sz w:val="17"/>
+                <w:szCs w:val="17"/>
+              </w:rPr>
+              <w:t xml:space="preserve">+ how it addresses the concern.   </w:t>
+            </w:r>
+            <w:r>
+              <w:rPr>
+                <w:rFonts w:ascii="Calibri" w:cs="Calibri" w:eastAsia="Calibri" w:hAnsi="Calibri"/>
+                <w:b/>
+                <w:bCs/>
+                <w:color w:val="1F8A63"/>
+                <w:sz w:val="17"/>
+                <w:szCs w:val="17"/>
+              </w:rPr>
+              <w:t xml:space="preserve">Expert (21–25) </w:t>
+            </w:r>
+            <w:r>
+              <w:rPr>
+                <w:rFonts w:ascii="Calibri" w:cs="Calibri" w:eastAsia="Calibri" w:hAnsi="Calibri"/>
+                <w:color w:val="46566E"/>
+                <w:sz w:val="17"/>
+                <w:szCs w:val="17"/>
+              </w:rPr>
+              <w:t xml:space="preserve">+ Cedarline-specific reasoning &amp; outcome, ties to HMF.</w:t>
+            </w:r>
+          </w:p>
+        </w:tc>
+      </w:tr>
+    </w:tbl>
+    <w:p>
+      <w:pPr>
+        <w:spacing w:after="160"/>
+      </w:pPr>
+      <w:r>
+        <w:rPr>
+          <w:rFonts w:ascii="Calibri" w:cs="Calibri" w:eastAsia="Calibri" w:hAnsi="Calibri"/>
+          <w:color w:val="14263A"/>
+          <w:sz w:val="2"/>
+          <w:szCs w:val="2"/>
+        </w:rPr>
+        <w:t xml:space="preserve"/>
+      </w:r>
+    </w:p>
+    <w:tbl>
+      <w:tblPr>
+        <w:tblW w:type="dxa" w:w="9360"/>
+        <w:tblBorders>
+          <w:top w:val="single" w:color="C4D2E2" w:sz="6"/>
+          <w:left w:val="single" w:color="C4D2E2" w:sz="6"/>
+          <w:bottom w:val="single" w:color="C4D2E2" w:sz="6"/>
+          <w:right w:val="single" w:color="C4D2E2" w:sz="6"/>
+          <w:insideH w:val="none" w:color="FFFFFF" w:sz="0"/>
+          <w:insideV w:val="none" w:color="FFFFFF" w:sz="0"/>
+        </w:tblBorders>
+      </w:tblPr>
+      <w:tblGrid>
+        <w:gridCol w:w="2200"/>
+        <w:gridCol w:w="7160"/>
+      </w:tblGrid>
+      <w:tr>
+        <w:tc>
+          <w:tcPr>
+            <w:tcW w:type="dxa" w:w="9360"/>
+            <w:gridSpan w:val="2"/>
+            <w:tcBorders>
+              <w:top w:val="none" w:color="FFFFFF" w:sz="0"/>
+              <w:left w:val="none" w:color="FFFFFF" w:sz="0"/>
+              <w:bottom w:val="none" w:color="FFFFFF" w:sz="0"/>
+              <w:right w:val="none" w:color="FFFFFF" w:sz="0"/>
+            </w:tcBorders>
+            <w:shd w:fill="0D274D" w:color="auto" w:val="clear"/>
+            <w:tcMar>
+              <w:top w:type="dxa" w:w="60"/>
+              <w:left w:type="dxa" w:w="160"/>
+              <w:bottom w:type="dxa" w:w="60"/>
+              <w:right w:type="dxa" w:w="160"/>
+            </w:tcMar>
+          </w:tcPr>
+          <w:p>
+            <w:pPr>
+              <w:tabs>
+                <w:tab w:val="right" w:pos="9100"/>
+              </w:tabs>
+              <w:spacing w:after="0"/>
+            </w:pPr>
+            <w:r>
+              <w:rPr>
+                <w:rFonts w:ascii="Calibri" w:cs="Calibri" w:eastAsia="Calibri" w:hAnsi="Calibri"/>
+                <w:b/>
+                <w:bCs/>
+                <w:color w:val="FFFFFF"/>
+                <w:sz w:val="21"/>
+                <w:szCs w:val="21"/>
+              </w:rPr>
+              <w:t xml:space="preserve">Pain Point 4</w:t>
+            </w:r>
+            <w:r>
+              <w:rPr>
+                <w:rFonts w:ascii="Calibri" w:cs="Calibri" w:eastAsia="Calibri" w:hAnsi="Calibri"/>
+                <w:b/>
+                <w:bCs/>
+                <w:color w:val="7FE2EF"/>
+                <w:sz w:val="18"/>
+                <w:szCs w:val="18"/>
+              </w:rPr>
+              <w:t xml:space="preserve">	25 pts</w:t>
+            </w:r>
+          </w:p>
+        </w:tc>
+      </w:tr>
+      <w:tr>
+        <w:tc>
+          <w:tcPr>
+            <w:tcW w:type="dxa" w:w="9360"/>
+            <w:gridSpan w:val="2"/>
+            <w:tcBorders>
+              <w:top w:val="none" w:color="FFFFFF" w:sz="0"/>
+              <w:left w:val="none" w:color="FFFFFF" w:sz="0"/>
+              <w:bottom w:val="single" w:color="E4EBF3" w:sz="4"/>
+              <w:right w:val="none" w:color="FFFFFF" w:sz="0"/>
+            </w:tcBorders>
+            <w:shd w:fill="FBFCFE" w:color="auto" w:val="clear"/>
+            <w:tcMar>
+              <w:top w:type="dxa" w:w="90"/>
+              <w:left w:type="dxa" w:w="160"/>
+              <w:bottom w:type="dxa" w:w="90"/>
+              <w:right w:type="dxa" w:w="160"/>
+            </w:tcMar>
+          </w:tcPr>
+          <w:p>
+            <w:pPr>
+              <w:spacing w:after="0" w:before="0" w:line="276"/>
+            </w:pPr>
+            <w:r>
+              <w:rPr>
+                <w:rFonts w:ascii="Calibri" w:cs="Calibri" w:eastAsia="Calibri" w:hAnsi="Calibri"/>
+                <w:i/>
+                <w:iCs/>
+                <w:color w:val="22344A"/>
+                <w:sz w:val="20"/>
+                <w:szCs w:val="20"/>
+              </w:rPr>
+              <w:t xml:space="preserve">We have workloads on-prem, in cloud, and in mixed environments, and policy consistency is becoming difficult. Every environment feels different, and we're worried about drift.</w:t>
+            </w:r>
+          </w:p>
+        </w:tc>
+      </w:tr>
+      <w:tr>
+        <w:tc>
+          <w:tcPr>
+            <w:tcW w:type="dxa" w:w="2200"/>
+            <w:tcBorders>
+              <w:top w:val="none" w:color="FFFFFF" w:sz="0"/>
+              <w:left w:val="none" w:color="FFFFFF" w:sz="0"/>
+              <w:bottom w:val="single" w:color="E4EBF3" w:sz="4"/>
+              <w:right w:val="none" w:color="FFFFFF" w:sz="0"/>
+            </w:tcBorders>
+            <w:shd w:fill="F7F9FC" w:color="auto" w:val="clear"/>
+            <w:tcMar>
+              <w:top w:type="dxa" w:w="60"/>
+              <w:left w:type="dxa" w:w="160"/>
+              <w:bottom w:type="dxa" w:w="60"/>
+              <w:right w:type="dxa" w:w="100"/>
+            </w:tcMar>
+          </w:tcPr>
+          <w:p>
+            <w:pPr>
+              <w:spacing w:after="0" w:before="0" w:line="276"/>
+            </w:pPr>
+            <w:r>
+              <w:rPr>
+                <w:rFonts w:ascii="Calibri" w:cs="Calibri" w:eastAsia="Calibri" w:hAnsi="Calibri"/>
+                <w:b/>
+                <w:bCs/>
+                <w:caps/>
+                <w:color w:val="036C8F"/>
+                <w:sz w:val="16"/>
+                <w:szCs w:val="16"/>
+              </w:rPr>
+              <w:t xml:space="preserve">Product / Platform</w:t>
+            </w:r>
+          </w:p>
+        </w:tc>
+        <w:tc>
+          <w:tcPr>
+            <w:tcW w:type="dxa" w:w="7160"/>
+            <w:tcBorders>
+              <w:top w:val="none" w:color="FFFFFF" w:sz="0"/>
+              <w:left w:val="none" w:color="FFFFFF" w:sz="0"/>
+              <w:bottom w:val="single" w:color="E4EBF3" w:sz="4"/>
+              <w:right w:val="none" w:color="FFFFFF" w:sz="0"/>
+            </w:tcBorders>
+            <w:tcMar>
+              <w:top w:type="dxa" w:w="60"/>
+              <w:left w:type="dxa" w:w="160"/>
+              <w:bottom w:type="dxa" w:w="60"/>
+              <w:right w:type="dxa" w:w="160"/>
+            </w:tcMar>
+          </w:tcPr>
+          <w:p>
+            <w:pPr>
+              <w:spacing w:after="0" w:before="0" w:line="276"/>
+            </w:pPr>
+            <w:r>
+              <w:rPr>
+                <w:rFonts w:ascii="Calibri" w:cs="Calibri" w:eastAsia="Calibri" w:hAnsi="Calibri"/>
+                <w:b/>
+                <w:bCs/>
+                <w:color w:val="036C8F"/>
+                <w:sz w:val="20"/>
+                <w:szCs w:val="20"/>
+              </w:rPr>
               <w:t xml:space="preserve">Cisco Secure Workload
 Cisco Secure Firewall
 Cisco Secure Firewall Management Center (FMC)
@@ -3033,6 +4695,136 @@
               <w:t xml:space="preserve">Reduces policy drift across hybrid and multicloud environments
 Aligns policy to application behavior, not just static IP-based rules
 Supports consistent macro and micro controls together</w:t>
+            </w:r>
+          </w:p>
+        </w:tc>
+      </w:tr>
+    </w:tbl>
+    <w:p>
+      <w:pPr>
+        <w:spacing w:after="50"/>
+      </w:pPr>
+      <w:r>
+        <w:rPr>
+          <w:rFonts w:ascii="Calibri" w:cs="Calibri" w:eastAsia="Calibri" w:hAnsi="Calibri"/>
+          <w:color w:val="14263A"/>
+          <w:sz w:val="2"/>
+          <w:szCs w:val="2"/>
+        </w:rPr>
+        <w:t xml:space="preserve"/>
+      </w:r>
+    </w:p>
+    <w:tbl>
+      <w:tblPr>
+        <w:tblW w:type="dxa" w:w="9360"/>
+        <w:tblBorders>
+          <w:top w:val="single" w:color="auto" w:sz="4"/>
+          <w:left w:val="single" w:color="auto" w:sz="4"/>
+          <w:bottom w:val="single" w:color="auto" w:sz="4"/>
+          <w:right w:val="single" w:color="auto" w:sz="4"/>
+          <w:insideH w:val="single" w:color="auto" w:sz="4"/>
+          <w:insideV w:val="single" w:color="auto" w:sz="4"/>
+        </w:tblBorders>
+      </w:tblPr>
+      <w:tblGrid>
+        <w:gridCol w:w="9360"/>
+      </w:tblGrid>
+      <w:tr>
+        <w:trPr>
+          <w:trHeight w:val="0" w:hRule="atLeast"/>
+        </w:trPr>
+        <w:tc>
+          <w:tcPr>
+            <w:tcW w:type="dxa" w:w="9360"/>
+            <w:tcBorders>
+              <w:top w:val="single" w:color="E1E8F1" w:sz="6"/>
+              <w:left w:val="single" w:color="E1E8F1" w:sz="6"/>
+              <w:bottom w:val="single" w:color="E1E8F1" w:sz="6"/>
+              <w:right w:val="single" w:color="E1E8F1" w:sz="6"/>
+            </w:tcBorders>
+            <w:shd w:fill="F7F9FC" w:color="auto" w:val="clear"/>
+            <w:tcMar>
+              <w:top w:type="dxa" w:w="120"/>
+              <w:left w:type="dxa" w:w="160"/>
+              <w:bottom w:type="dxa" w:w="120"/>
+              <w:right w:type="dxa" w:w="160"/>
+            </w:tcMar>
+            <w:vAlign w:val="top"/>
+          </w:tcPr>
+          <w:p>
+            <w:pPr>
+              <w:spacing w:after="0"/>
+            </w:pPr>
+            <w:r>
+              <w:rPr>
+                <w:rFonts w:ascii="Calibri" w:cs="Calibri" w:eastAsia="Calibri" w:hAnsi="Calibri"/>
+                <w:b/>
+                <w:bCs/>
+                <w:color w:val="0D274D"/>
+                <w:sz w:val="17"/>
+                <w:szCs w:val="17"/>
+              </w:rPr>
+              <w:t xml:space="preserve">Level cues:  </w:t>
+            </w:r>
+            <w:r>
+              <w:rPr>
+                <w:rFonts w:ascii="Calibri" w:cs="Calibri" w:eastAsia="Calibri" w:hAnsi="Calibri"/>
+                <w:b/>
+                <w:bCs/>
+                <w:color w:val="B4711A"/>
+                <w:sz w:val="17"/>
+                <w:szCs w:val="17"/>
+              </w:rPr>
+              <w:t xml:space="preserve">Associate (6–13) </w:t>
+            </w:r>
+            <w:r>
+              <w:rPr>
+                <w:rFonts w:ascii="Calibri" w:cs="Calibri" w:eastAsia="Calibri" w:hAnsi="Calibri"/>
+                <w:color w:val="46566E"/>
+                <w:sz w:val="17"/>
+                <w:szCs w:val="17"/>
+              </w:rPr>
+              <w:t xml:space="preserve">names Cisco Secure Workload Cisco Secure Firew…, generic.   </w:t>
+            </w:r>
+            <w:r>
+              <w:rPr>
+                <w:rFonts w:ascii="Calibri" w:cs="Calibri" w:eastAsia="Calibri" w:hAnsi="Calibri"/>
+                <w:b/>
+                <w:bCs/>
+                <w:color w:val="036C8F"/>
+                <w:sz w:val="17"/>
+                <w:szCs w:val="17"/>
+              </w:rPr>
+              <w:t xml:space="preserve">Professional (14–20) </w:t>
+            </w:r>
+            <w:r>
+              <w:rPr>
+                <w:rFonts w:ascii="Calibri" w:cs="Calibri" w:eastAsia="Calibri" w:hAnsi="Calibri"/>
+                <w:color w:val="46566E"/>
+                <w:sz w:val="17"/>
+                <w:szCs w:val="17"/>
+              </w:rPr>
+              <w:t xml:space="preserve">+ how it addresses the concern.   </w:t>
+            </w:r>
+            <w:r>
+              <w:rPr>
+                <w:rFonts w:ascii="Calibri" w:cs="Calibri" w:eastAsia="Calibri" w:hAnsi="Calibri"/>
+                <w:b/>
+                <w:bCs/>
+                <w:color w:val="1F8A63"/>
+                <w:sz w:val="17"/>
+                <w:szCs w:val="17"/>
+              </w:rPr>
+              <w:t xml:space="preserve">Expert (21–25) </w:t>
+            </w:r>
+            <w:r>
+              <w:rPr>
+                <w:rFonts w:ascii="Calibri" w:cs="Calibri" w:eastAsia="Calibri" w:hAnsi="Calibri"/>
+                <w:color w:val="46566E"/>
+                <w:sz w:val="17"/>
+                <w:szCs w:val="17"/>
+              </w:rPr>
+              <w:t xml:space="preserve">+ Cedarline-specific reasoning &amp; outcome, ties to HMF.</w:t>
             </w:r>
           </w:p>
         </w:tc>
@@ -3492,7 +5284,7 @@
     </w:tbl>
     <w:p>
       <w:pPr>
-        <w:spacing w:after="160"/>
+        <w:spacing w:after="50"/>
       </w:pPr>
       <w:r>
         <w:rPr>
@@ -3508,42 +5300,41 @@
       <w:tblPr>
         <w:tblW w:type="dxa" w:w="9360"/>
         <w:tblBorders>
-          <w:top w:val="single" w:color="C4D2E2" w:sz="6"/>
-          <w:left w:val="single" w:color="C4D2E2" w:sz="6"/>
-          <w:bottom w:val="single" w:color="C4D2E2" w:sz="6"/>
-          <w:right w:val="single" w:color="C4D2E2" w:sz="6"/>
-          <w:insideH w:val="none" w:color="FFFFFF" w:sz="0"/>
-          <w:insideV w:val="none" w:color="FFFFFF" w:sz="0"/>
+          <w:top w:val="single" w:color="auto" w:sz="4"/>
+          <w:left w:val="single" w:color="auto" w:sz="4"/>
+          <w:bottom w:val="single" w:color="auto" w:sz="4"/>
+          <w:right w:val="single" w:color="auto" w:sz="4"/>
+          <w:insideH w:val="single" w:color="auto" w:sz="4"/>
+          <w:insideV w:val="single" w:color="auto" w:sz="4"/>
         </w:tblBorders>
       </w:tblPr>
       <w:tblGrid>
-        <w:gridCol w:w="2200"/>
-        <w:gridCol w:w="7160"/>
+        <w:gridCol w:w="9360"/>
       </w:tblGrid>
       <w:tr>
+        <w:trPr>
+          <w:trHeight w:val="0" w:hRule="atLeast"/>
+        </w:trPr>
         <w:tc>
           <w:tcPr>
             <w:tcW w:type="dxa" w:w="9360"/>
-            <w:gridSpan w:val="2"/>
-            <w:tcBorders>
-              <w:top w:val="none" w:color="FFFFFF" w:sz="0"/>
-              <w:left w:val="none" w:color="FFFFFF" w:sz="0"/>
-              <w:bottom w:val="none" w:color="FFFFFF" w:sz="0"/>
-              <w:right w:val="none" w:color="FFFFFF" w:sz="0"/>
-            </w:tcBorders>
-            <w:shd w:fill="0D274D" w:color="auto" w:val="clear"/>
-            <w:tcMar>
-              <w:top w:type="dxa" w:w="60"/>
-              <w:left w:type="dxa" w:w="160"/>
-              <w:bottom w:type="dxa" w:w="60"/>
-              <w:right w:type="dxa" w:w="160"/>
-            </w:tcMar>
-          </w:tcPr>
-          <w:p>
-            <w:pPr>
-              <w:tabs>
-                <w:tab w:val="right" w:pos="9100"/>
-              </w:tabs>
+            <w:tcBorders>
+              <w:top w:val="single" w:color="E1E8F1" w:sz="6"/>
+              <w:left w:val="single" w:color="E1E8F1" w:sz="6"/>
+              <w:bottom w:val="single" w:color="E1E8F1" w:sz="6"/>
+              <w:right w:val="single" w:color="E1E8F1" w:sz="6"/>
+            </w:tcBorders>
+            <w:shd w:fill="F7F9FC" w:color="auto" w:val="clear"/>
+            <w:tcMar>
+              <w:top w:type="dxa" w:w="120"/>
+              <w:left w:type="dxa" w:w="160"/>
+              <w:bottom w:type="dxa" w:w="120"/>
+              <w:right w:type="dxa" w:w="160"/>
+            </w:tcMar>
+            <w:vAlign w:val="top"/>
+          </w:tcPr>
+          <w:p>
+            <w:pPr>
               <w:spacing w:after="0"/>
             </w:pPr>
             <w:r>
@@ -3551,274 +5342,71 @@
                 <w:rFonts w:ascii="Calibri" w:cs="Calibri" w:eastAsia="Calibri" w:hAnsi="Calibri"/>
                 <w:b/>
                 <w:bCs/>
-                <w:color w:val="FFFFFF"/>
-                <w:sz w:val="21"/>
-                <w:szCs w:val="21"/>
-              </w:rPr>
-              <w:t xml:space="preserve">Pain Point 2</w:t>
-            </w:r>
-            <w:r>
-              <w:rPr>
-                <w:rFonts w:ascii="Calibri" w:cs="Calibri" w:eastAsia="Calibri" w:hAnsi="Calibri"/>
-                <w:b/>
-                <w:bCs/>
-                <w:color w:val="7FE2EF"/>
-                <w:sz w:val="18"/>
-                <w:szCs w:val="18"/>
-              </w:rPr>
-              <w:t xml:space="preserve">	25 pts</w:t>
-            </w:r>
-          </w:p>
-        </w:tc>
-      </w:tr>
-      <w:tr>
-        <w:tc>
-          <w:tcPr>
-            <w:tcW w:type="dxa" w:w="9360"/>
-            <w:gridSpan w:val="2"/>
-            <w:tcBorders>
-              <w:top w:val="none" w:color="FFFFFF" w:sz="0"/>
-              <w:left w:val="none" w:color="FFFFFF" w:sz="0"/>
-              <w:bottom w:val="single" w:color="E4EBF3" w:sz="4"/>
-              <w:right w:val="none" w:color="FFFFFF" w:sz="0"/>
-            </w:tcBorders>
-            <w:shd w:fill="FBFCFE" w:color="auto" w:val="clear"/>
-            <w:tcMar>
-              <w:top w:type="dxa" w:w="90"/>
-              <w:left w:type="dxa" w:w="160"/>
-              <w:bottom w:type="dxa" w:w="90"/>
-              <w:right w:type="dxa" w:w="160"/>
-            </w:tcMar>
-          </w:tcPr>
-          <w:p>
-            <w:pPr>
-              <w:spacing w:after="0" w:before="0" w:line="276"/>
-            </w:pPr>
-            <w:r>
-              <w:rPr>
-                <w:rFonts w:ascii="Calibri" w:cs="Calibri" w:eastAsia="Calibri" w:hAnsi="Calibri"/>
-                <w:i/>
-                <w:iCs/>
-                <w:color w:val="22344A"/>
-                <w:sz w:val="20"/>
-                <w:szCs w:val="20"/>
-              </w:rPr>
-              <w:t xml:space="preserve">Our firewall environment has become too complex to manage manually.</w:t>
-            </w:r>
-          </w:p>
-        </w:tc>
-      </w:tr>
-      <w:tr>
-        <w:tc>
-          <w:tcPr>
-            <w:tcW w:type="dxa" w:w="2200"/>
-            <w:tcBorders>
-              <w:top w:val="none" w:color="FFFFFF" w:sz="0"/>
-              <w:left w:val="none" w:color="FFFFFF" w:sz="0"/>
-              <w:bottom w:val="single" w:color="E4EBF3" w:sz="4"/>
-              <w:right w:val="none" w:color="FFFFFF" w:sz="0"/>
-            </w:tcBorders>
-            <w:shd w:fill="F7F9FC" w:color="auto" w:val="clear"/>
-            <w:tcMar>
-              <w:top w:type="dxa" w:w="60"/>
-              <w:left w:type="dxa" w:w="160"/>
-              <w:bottom w:type="dxa" w:w="60"/>
-              <w:right w:type="dxa" w:w="100"/>
-            </w:tcMar>
-          </w:tcPr>
-          <w:p>
-            <w:pPr>
-              <w:spacing w:after="0" w:before="0" w:line="276"/>
-            </w:pPr>
-            <w:r>
-              <w:rPr>
-                <w:rFonts w:ascii="Calibri" w:cs="Calibri" w:eastAsia="Calibri" w:hAnsi="Calibri"/>
-                <w:b/>
-                <w:bCs/>
-                <w:caps/>
+                <w:color w:val="0D274D"/>
+                <w:sz w:val="17"/>
+                <w:szCs w:val="17"/>
+              </w:rPr>
+              <w:t xml:space="preserve">Level cues:  </w:t>
+            </w:r>
+            <w:r>
+              <w:rPr>
+                <w:rFonts w:ascii="Calibri" w:cs="Calibri" w:eastAsia="Calibri" w:hAnsi="Calibri"/>
+                <w:b/>
+                <w:bCs/>
+                <w:color w:val="B4711A"/>
+                <w:sz w:val="17"/>
+                <w:szCs w:val="17"/>
+              </w:rPr>
+              <w:t xml:space="preserve">Associate (6–13) </w:t>
+            </w:r>
+            <w:r>
+              <w:rPr>
+                <w:rFonts w:ascii="Calibri" w:cs="Calibri" w:eastAsia="Calibri" w:hAnsi="Calibri"/>
+                <w:color w:val="46566E"/>
+                <w:sz w:val="17"/>
+                <w:szCs w:val="17"/>
+              </w:rPr>
+              <w:t xml:space="preserve">names ISE, generic.   </w:t>
+            </w:r>
+            <w:r>
+              <w:rPr>
+                <w:rFonts w:ascii="Calibri" w:cs="Calibri" w:eastAsia="Calibri" w:hAnsi="Calibri"/>
+                <w:b/>
+                <w:bCs/>
                 <w:color w:val="036C8F"/>
-                <w:sz w:val="16"/>
-                <w:szCs w:val="16"/>
-              </w:rPr>
-              <w:t xml:space="preserve">Product / Platform</w:t>
-            </w:r>
-          </w:p>
-        </w:tc>
-        <w:tc>
-          <w:tcPr>
-            <w:tcW w:type="dxa" w:w="7160"/>
-            <w:tcBorders>
-              <w:top w:val="none" w:color="FFFFFF" w:sz="0"/>
-              <w:left w:val="none" w:color="FFFFFF" w:sz="0"/>
-              <w:bottom w:val="single" w:color="E4EBF3" w:sz="4"/>
-              <w:right w:val="none" w:color="FFFFFF" w:sz="0"/>
-            </w:tcBorders>
-            <w:tcMar>
-              <w:top w:type="dxa" w:w="60"/>
-              <w:left w:type="dxa" w:w="160"/>
-              <w:bottom w:type="dxa" w:w="60"/>
-              <w:right w:type="dxa" w:w="160"/>
-            </w:tcMar>
-          </w:tcPr>
-          <w:p>
-            <w:pPr>
-              <w:spacing w:after="0" w:before="0" w:line="276"/>
-            </w:pPr>
-            <w:r>
-              <w:rPr>
-                <w:rFonts w:ascii="Calibri" w:cs="Calibri" w:eastAsia="Calibri" w:hAnsi="Calibri"/>
-                <w:b/>
-                <w:bCs/>
-                <w:color w:val="036C8F"/>
-                <w:sz w:val="20"/>
-                <w:szCs w:val="20"/>
-              </w:rPr>
-              <w:t xml:space="preserve">Cisco Security Cloud Control, FMC, FTD</w:t>
-            </w:r>
-            <w:r>
-              <w:rPr>
-                <w:rFonts w:ascii="Calibri" w:cs="Calibri" w:eastAsia="Calibri" w:hAnsi="Calibri"/>
-                <w:color w:val="7E8CA1"/>
-                <w:sz w:val="18"/>
-                <w:szCs w:val="18"/>
-              </w:rPr>
-              <w:t xml:space="preserve">  · Unified Policy Administration</w:t>
-            </w:r>
-          </w:p>
-        </w:tc>
-      </w:tr>
-      <w:tr>
-        <w:tc>
-          <w:tcPr>
-            <w:tcW w:type="dxa" w:w="2200"/>
-            <w:tcBorders>
-              <w:top w:val="none" w:color="FFFFFF" w:sz="0"/>
-              <w:left w:val="none" w:color="FFFFFF" w:sz="0"/>
-              <w:bottom w:val="single" w:color="E4EBF3" w:sz="4"/>
-              <w:right w:val="none" w:color="FFFFFF" w:sz="0"/>
-            </w:tcBorders>
-            <w:shd w:fill="F7F9FC" w:color="auto" w:val="clear"/>
-            <w:tcMar>
-              <w:top w:type="dxa" w:w="60"/>
-              <w:left w:type="dxa" w:w="160"/>
-              <w:bottom w:type="dxa" w:w="60"/>
-              <w:right w:type="dxa" w:w="100"/>
-            </w:tcMar>
-          </w:tcPr>
-          <w:p>
-            <w:pPr>
-              <w:spacing w:after="0" w:before="0" w:line="276"/>
-            </w:pPr>
-            <w:r>
-              <w:rPr>
-                <w:rFonts w:ascii="Calibri" w:cs="Calibri" w:eastAsia="Calibri" w:hAnsi="Calibri"/>
-                <w:b/>
-                <w:bCs/>
-                <w:caps/>
-                <w:color w:val="036C8F"/>
-                <w:sz w:val="16"/>
-                <w:szCs w:val="16"/>
-              </w:rPr>
-              <w:t xml:space="preserve">Model SE response</w:t>
-            </w:r>
-          </w:p>
-        </w:tc>
-        <w:tc>
-          <w:tcPr>
-            <w:tcW w:type="dxa" w:w="7160"/>
-            <w:tcBorders>
-              <w:top w:val="none" w:color="FFFFFF" w:sz="0"/>
-              <w:left w:val="none" w:color="FFFFFF" w:sz="0"/>
-              <w:bottom w:val="single" w:color="E4EBF3" w:sz="4"/>
-              <w:right w:val="none" w:color="FFFFFF" w:sz="0"/>
-            </w:tcBorders>
-            <w:tcMar>
-              <w:top w:type="dxa" w:w="60"/>
-              <w:left w:type="dxa" w:w="160"/>
-              <w:bottom w:type="dxa" w:w="60"/>
-              <w:right w:type="dxa" w:w="160"/>
-            </w:tcMar>
-          </w:tcPr>
-          <w:p>
-            <w:pPr>
-              <w:spacing w:after="0" w:before="0" w:line="276"/>
-            </w:pPr>
-            <w:r>
-              <w:rPr>
-                <w:rFonts w:ascii="Calibri" w:cs="Calibri" w:eastAsia="Calibri" w:hAnsi="Calibri"/>
-                <w:color w:val="22344A"/>
-                <w:sz w:val="20"/>
-                <w:szCs w:val="20"/>
-              </w:rPr>
-              <w:t xml:space="preserve">Cisco applies AI-driven analysis to firewall telemetry and policy data to surface optimization opportunities, reduce manual troubleshooting, and guide cleaner policy administration.</w:t>
-            </w:r>
-          </w:p>
-        </w:tc>
-      </w:tr>
-      <w:tr>
-        <w:tc>
-          <w:tcPr>
-            <w:tcW w:type="dxa" w:w="2200"/>
-            <w:tcBorders>
-              <w:top w:val="none" w:color="FFFFFF" w:sz="0"/>
-              <w:left w:val="none" w:color="FFFFFF" w:sz="0"/>
-              <w:bottom w:val="single" w:color="E4EBF3" w:sz="4"/>
-              <w:right w:val="none" w:color="FFFFFF" w:sz="0"/>
-            </w:tcBorders>
-            <w:shd w:fill="F7F9FC" w:color="auto" w:val="clear"/>
-            <w:tcMar>
-              <w:top w:type="dxa" w:w="60"/>
-              <w:left w:type="dxa" w:w="160"/>
-              <w:bottom w:type="dxa" w:w="60"/>
-              <w:right w:type="dxa" w:w="100"/>
-            </w:tcMar>
-          </w:tcPr>
-          <w:p>
-            <w:pPr>
-              <w:spacing w:after="0" w:before="0" w:line="276"/>
-            </w:pPr>
-            <w:r>
-              <w:rPr>
-                <w:rFonts w:ascii="Calibri" w:cs="Calibri" w:eastAsia="Calibri" w:hAnsi="Calibri"/>
-                <w:b/>
-                <w:bCs/>
-                <w:caps/>
-                <w:color w:val="036C8F"/>
-                <w:sz w:val="16"/>
-                <w:szCs w:val="16"/>
-              </w:rPr>
-              <w:t xml:space="preserve">How it helps</w:t>
-            </w:r>
-          </w:p>
-        </w:tc>
-        <w:tc>
-          <w:tcPr>
-            <w:tcW w:type="dxa" w:w="7160"/>
-            <w:tcBorders>
-              <w:top w:val="none" w:color="FFFFFF" w:sz="0"/>
-              <w:left w:val="none" w:color="FFFFFF" w:sz="0"/>
-              <w:bottom w:val="single" w:color="E4EBF3" w:sz="4"/>
-              <w:right w:val="none" w:color="FFFFFF" w:sz="0"/>
-            </w:tcBorders>
-            <w:tcMar>
-              <w:top w:type="dxa" w:w="60"/>
-              <w:left w:type="dxa" w:w="160"/>
-              <w:bottom w:type="dxa" w:w="60"/>
-              <w:right w:type="dxa" w:w="160"/>
-            </w:tcMar>
-          </w:tcPr>
-          <w:p>
-            <w:pPr>
-              <w:spacing w:after="0" w:before="0" w:line="276"/>
-            </w:pPr>
-            <w:r>
-              <w:rPr>
-                <w:rFonts w:ascii="Calibri" w:cs="Calibri" w:eastAsia="Calibri" w:hAnsi="Calibri"/>
-                <w:color w:val="22344A"/>
-                <w:sz w:val="20"/>
-                <w:szCs w:val="20"/>
-              </w:rPr>
-              <w:t xml:space="preserve">Reduces manual policy review; identifies redundant/stale rules; lowers risk from human error.</w:t>
+                <w:sz w:val="17"/>
+                <w:szCs w:val="17"/>
+              </w:rPr>
+              <w:t xml:space="preserve">Professional (14–20) </w:t>
+            </w:r>
+            <w:r>
+              <w:rPr>
+                <w:rFonts w:ascii="Calibri" w:cs="Calibri" w:eastAsia="Calibri" w:hAnsi="Calibri"/>
+                <w:color w:val="46566E"/>
+                <w:sz w:val="17"/>
+                <w:szCs w:val="17"/>
+              </w:rPr>
+              <w:t xml:space="preserve">+ how it addresses the concern.   </w:t>
+            </w:r>
+            <w:r>
+              <w:rPr>
+                <w:rFonts w:ascii="Calibri" w:cs="Calibri" w:eastAsia="Calibri" w:hAnsi="Calibri"/>
+                <w:b/>
+                <w:bCs/>
+                <w:color w:val="1F8A63"/>
+                <w:sz w:val="17"/>
+                <w:szCs w:val="17"/>
+              </w:rPr>
+              <w:t xml:space="preserve">Expert (21–25) </w:t>
+            </w:r>
+            <w:r>
+              <w:rPr>
+                <w:rFonts w:ascii="Calibri" w:cs="Calibri" w:eastAsia="Calibri" w:hAnsi="Calibri"/>
+                <w:color w:val="46566E"/>
+                <w:sz w:val="17"/>
+                <w:szCs w:val="17"/>
+              </w:rPr>
+              <w:t xml:space="preserve">+ Cedarline-specific reasoning &amp; outcome, ties to HMF.</w:t>
             </w:r>
           </w:p>
         </w:tc>
@@ -3889,7 +5477,7 @@
                 <w:sz w:val="21"/>
                 <w:szCs w:val="21"/>
               </w:rPr>
-              <w:t xml:space="preserve">Pain Point 3</w:t>
+              <w:t xml:space="preserve">Pain Point 2</w:t>
             </w:r>
             <w:r>
               <w:rPr>
@@ -3937,7 +5525,7 @@
                 <w:sz w:val="20"/>
                 <w:szCs w:val="20"/>
               </w:rPr>
-              <w:t xml:space="preserve">Most of our traffic is encrypted, so we've lost visibility into a huge part of our environment.</w:t>
+              <w:t xml:space="preserve">Our firewall environment has become too complex to manage manually.</w:t>
             </w:r>
           </w:p>
         </w:tc>
@@ -4007,7 +5595,7 @@
                 <w:sz w:val="20"/>
                 <w:szCs w:val="20"/>
               </w:rPr>
-              <w:t xml:space="preserve">Cisco Secure Firewall (FTD), FMC, Security Cloud Control</w:t>
+              <w:t xml:space="preserve">Cisco Security Cloud Control, FMC, FTD</w:t>
             </w:r>
             <w:r>
               <w:rPr>
@@ -4016,7 +5604,7 @@
                 <w:sz w:val="18"/>
                 <w:szCs w:val="18"/>
               </w:rPr>
-              <w:t xml:space="preserve">  · EVE</w:t>
+              <w:t xml:space="preserve">  · Unified Policy Administration</w:t>
             </w:r>
           </w:p>
         </w:tc>
@@ -4084,7 +5672,7 @@
                 <w:sz w:val="20"/>
                 <w:szCs w:val="20"/>
               </w:rPr>
-              <w:t xml:space="preserve">Encrypted Visibility Engine (EVE) uses AI/ML-based fingerprinting to analyze encrypted traffic patterns and identify suspicious behavior without decrypting the payload.</w:t>
+              <w:t xml:space="preserve">Cisco applies AI-driven analysis to firewall telemetry and policy data to surface optimization opportunities, reduce manual troubleshooting, and guide cleaner policy administration.</w:t>
             </w:r>
           </w:p>
         </w:tc>
@@ -4152,7 +5740,137 @@
                 <w:sz w:val="20"/>
                 <w:szCs w:val="20"/>
               </w:rPr>
-              <w:t xml:space="preserve">Restores visibility into encrypted blind spots; avoids the performance/privacy overhead of decrypt-everything strategies.</w:t>
+              <w:t xml:space="preserve">Reduces manual policy review; identifies redundant/stale rules; lowers risk from human error.</w:t>
+            </w:r>
+          </w:p>
+        </w:tc>
+      </w:tr>
+    </w:tbl>
+    <w:p>
+      <w:pPr>
+        <w:spacing w:after="50"/>
+      </w:pPr>
+      <w:r>
+        <w:rPr>
+          <w:rFonts w:ascii="Calibri" w:cs="Calibri" w:eastAsia="Calibri" w:hAnsi="Calibri"/>
+          <w:color w:val="14263A"/>
+          <w:sz w:val="2"/>
+          <w:szCs w:val="2"/>
+        </w:rPr>
+        <w:t xml:space="preserve"/>
+      </w:r>
+    </w:p>
+    <w:tbl>
+      <w:tblPr>
+        <w:tblW w:type="dxa" w:w="9360"/>
+        <w:tblBorders>
+          <w:top w:val="single" w:color="auto" w:sz="4"/>
+          <w:left w:val="single" w:color="auto" w:sz="4"/>
+          <w:bottom w:val="single" w:color="auto" w:sz="4"/>
+          <w:right w:val="single" w:color="auto" w:sz="4"/>
+          <w:insideH w:val="single" w:color="auto" w:sz="4"/>
+          <w:insideV w:val="single" w:color="auto" w:sz="4"/>
+        </w:tblBorders>
+      </w:tblPr>
+      <w:tblGrid>
+        <w:gridCol w:w="9360"/>
+      </w:tblGrid>
+      <w:tr>
+        <w:trPr>
+          <w:trHeight w:val="0" w:hRule="atLeast"/>
+        </w:trPr>
+        <w:tc>
+          <w:tcPr>
+            <w:tcW w:type="dxa" w:w="9360"/>
+            <w:tcBorders>
+              <w:top w:val="single" w:color="E1E8F1" w:sz="6"/>
+              <w:left w:val="single" w:color="E1E8F1" w:sz="6"/>
+              <w:bottom w:val="single" w:color="E1E8F1" w:sz="6"/>
+              <w:right w:val="single" w:color="E1E8F1" w:sz="6"/>
+            </w:tcBorders>
+            <w:shd w:fill="F7F9FC" w:color="auto" w:val="clear"/>
+            <w:tcMar>
+              <w:top w:type="dxa" w:w="120"/>
+              <w:left w:type="dxa" w:w="160"/>
+              <w:bottom w:type="dxa" w:w="120"/>
+              <w:right w:type="dxa" w:w="160"/>
+            </w:tcMar>
+            <w:vAlign w:val="top"/>
+          </w:tcPr>
+          <w:p>
+            <w:pPr>
+              <w:spacing w:after="0"/>
+            </w:pPr>
+            <w:r>
+              <w:rPr>
+                <w:rFonts w:ascii="Calibri" w:cs="Calibri" w:eastAsia="Calibri" w:hAnsi="Calibri"/>
+                <w:b/>
+                <w:bCs/>
+                <w:color w:val="0D274D"/>
+                <w:sz w:val="17"/>
+                <w:szCs w:val="17"/>
+              </w:rPr>
+              <w:t xml:space="preserve">Level cues:  </w:t>
+            </w:r>
+            <w:r>
+              <w:rPr>
+                <w:rFonts w:ascii="Calibri" w:cs="Calibri" w:eastAsia="Calibri" w:hAnsi="Calibri"/>
+                <w:b/>
+                <w:bCs/>
+                <w:color w:val="B4711A"/>
+                <w:sz w:val="17"/>
+                <w:szCs w:val="17"/>
+              </w:rPr>
+              <w:t xml:space="preserve">Associate (6–13) </w:t>
+            </w:r>
+            <w:r>
+              <w:rPr>
+                <w:rFonts w:ascii="Calibri" w:cs="Calibri" w:eastAsia="Calibri" w:hAnsi="Calibri"/>
+                <w:color w:val="46566E"/>
+                <w:sz w:val="17"/>
+                <w:szCs w:val="17"/>
+              </w:rPr>
+              <w:t xml:space="preserve">names Cisco Security Cloud Control, generic.   </w:t>
+            </w:r>
+            <w:r>
+              <w:rPr>
+                <w:rFonts w:ascii="Calibri" w:cs="Calibri" w:eastAsia="Calibri" w:hAnsi="Calibri"/>
+                <w:b/>
+                <w:bCs/>
+                <w:color w:val="036C8F"/>
+                <w:sz w:val="17"/>
+                <w:szCs w:val="17"/>
+              </w:rPr>
+              <w:t xml:space="preserve">Professional (14–20) </w:t>
+            </w:r>
+            <w:r>
+              <w:rPr>
+                <w:rFonts w:ascii="Calibri" w:cs="Calibri" w:eastAsia="Calibri" w:hAnsi="Calibri"/>
+                <w:color w:val="46566E"/>
+                <w:sz w:val="17"/>
+                <w:szCs w:val="17"/>
+              </w:rPr>
+              <w:t xml:space="preserve">+ how it addresses the concern.   </w:t>
+            </w:r>
+            <w:r>
+              <w:rPr>
+                <w:rFonts w:ascii="Calibri" w:cs="Calibri" w:eastAsia="Calibri" w:hAnsi="Calibri"/>
+                <w:b/>
+                <w:bCs/>
+                <w:color w:val="1F8A63"/>
+                <w:sz w:val="17"/>
+                <w:szCs w:val="17"/>
+              </w:rPr>
+              <w:t xml:space="preserve">Expert (21–25) </w:t>
+            </w:r>
+            <w:r>
+              <w:rPr>
+                <w:rFonts w:ascii="Calibri" w:cs="Calibri" w:eastAsia="Calibri" w:hAnsi="Calibri"/>
+                <w:color w:val="46566E"/>
+                <w:sz w:val="17"/>
+                <w:szCs w:val="17"/>
+              </w:rPr>
+              <w:t xml:space="preserve">+ Cedarline-specific reasoning &amp; outcome, ties to HMF.</w:t>
             </w:r>
           </w:p>
         </w:tc>
@@ -4223,7 +5941,7 @@
                 <w:sz w:val="21"/>
                 <w:szCs w:val="21"/>
               </w:rPr>
-              <w:t xml:space="preserve">Pain Point 4</w:t>
+              <w:t xml:space="preserve">Pain Point 3</w:t>
             </w:r>
             <w:r>
               <w:rPr>
@@ -4271,7 +5989,7 @@
                 <w:sz w:val="20"/>
                 <w:szCs w:val="20"/>
               </w:rPr>
-              <w:t xml:space="preserve">We're worried traditional signature-based detection won't catch new or unknown attacks quickly enough.</w:t>
+              <w:t xml:space="preserve">Most of our traffic is encrypted, so we've lost visibility into a huge part of our environment.</w:t>
             </w:r>
           </w:p>
         </w:tc>
@@ -4350,7 +6068,7 @@
                 <w:sz w:val="18"/>
                 <w:szCs w:val="18"/>
               </w:rPr>
-              <w:t xml:space="preserve">  · Snort ML</w:t>
+              <w:t xml:space="preserve">  · EVE</w:t>
             </w:r>
           </w:p>
         </w:tc>
@@ -4418,7 +6136,7 @@
                 <w:sz w:val="20"/>
                 <w:szCs w:val="20"/>
               </w:rPr>
-              <w:t xml:space="preserve">That's exactly where Snort ML helps. It adds machine-learning-based detection inside the Snort 3 engine to identify exploit behavior associated with unknown/zero-day threats.</w:t>
+              <w:t xml:space="preserve">Encrypted Visibility Engine (EVE) uses AI/ML-based fingerprinting to analyze encrypted traffic patterns and identify suspicious behavior without decrypting the payload.</w:t>
             </w:r>
           </w:p>
         </w:tc>
@@ -4486,7 +6204,601 @@
                 <w:sz w:val="20"/>
                 <w:szCs w:val="20"/>
               </w:rPr>
+              <w:t xml:space="preserve">Restores visibility into encrypted blind spots; avoids the performance/privacy overhead of decrypt-everything strategies.</w:t>
+            </w:r>
+          </w:p>
+        </w:tc>
+      </w:tr>
+    </w:tbl>
+    <w:p>
+      <w:pPr>
+        <w:spacing w:after="50"/>
+      </w:pPr>
+      <w:r>
+        <w:rPr>
+          <w:rFonts w:ascii="Calibri" w:cs="Calibri" w:eastAsia="Calibri" w:hAnsi="Calibri"/>
+          <w:color w:val="14263A"/>
+          <w:sz w:val="2"/>
+          <w:szCs w:val="2"/>
+        </w:rPr>
+        <w:t xml:space="preserve"/>
+      </w:r>
+    </w:p>
+    <w:tbl>
+      <w:tblPr>
+        <w:tblW w:type="dxa" w:w="9360"/>
+        <w:tblBorders>
+          <w:top w:val="single" w:color="auto" w:sz="4"/>
+          <w:left w:val="single" w:color="auto" w:sz="4"/>
+          <w:bottom w:val="single" w:color="auto" w:sz="4"/>
+          <w:right w:val="single" w:color="auto" w:sz="4"/>
+          <w:insideH w:val="single" w:color="auto" w:sz="4"/>
+          <w:insideV w:val="single" w:color="auto" w:sz="4"/>
+        </w:tblBorders>
+      </w:tblPr>
+      <w:tblGrid>
+        <w:gridCol w:w="9360"/>
+      </w:tblGrid>
+      <w:tr>
+        <w:trPr>
+          <w:trHeight w:val="0" w:hRule="atLeast"/>
+        </w:trPr>
+        <w:tc>
+          <w:tcPr>
+            <w:tcW w:type="dxa" w:w="9360"/>
+            <w:tcBorders>
+              <w:top w:val="single" w:color="E1E8F1" w:sz="6"/>
+              <w:left w:val="single" w:color="E1E8F1" w:sz="6"/>
+              <w:bottom w:val="single" w:color="E1E8F1" w:sz="6"/>
+              <w:right w:val="single" w:color="E1E8F1" w:sz="6"/>
+            </w:tcBorders>
+            <w:shd w:fill="F7F9FC" w:color="auto" w:val="clear"/>
+            <w:tcMar>
+              <w:top w:type="dxa" w:w="120"/>
+              <w:left w:type="dxa" w:w="160"/>
+              <w:bottom w:type="dxa" w:w="120"/>
+              <w:right w:type="dxa" w:w="160"/>
+            </w:tcMar>
+            <w:vAlign w:val="top"/>
+          </w:tcPr>
+          <w:p>
+            <w:pPr>
+              <w:spacing w:after="0"/>
+            </w:pPr>
+            <w:r>
+              <w:rPr>
+                <w:rFonts w:ascii="Calibri" w:cs="Calibri" w:eastAsia="Calibri" w:hAnsi="Calibri"/>
+                <w:b/>
+                <w:bCs/>
+                <w:color w:val="0D274D"/>
+                <w:sz w:val="17"/>
+                <w:szCs w:val="17"/>
+              </w:rPr>
+              <w:t xml:space="preserve">Level cues:  </w:t>
+            </w:r>
+            <w:r>
+              <w:rPr>
+                <w:rFonts w:ascii="Calibri" w:cs="Calibri" w:eastAsia="Calibri" w:hAnsi="Calibri"/>
+                <w:b/>
+                <w:bCs/>
+                <w:color w:val="B4711A"/>
+                <w:sz w:val="17"/>
+                <w:szCs w:val="17"/>
+              </w:rPr>
+              <w:t xml:space="preserve">Associate (6–13) </w:t>
+            </w:r>
+            <w:r>
+              <w:rPr>
+                <w:rFonts w:ascii="Calibri" w:cs="Calibri" w:eastAsia="Calibri" w:hAnsi="Calibri"/>
+                <w:color w:val="46566E"/>
+                <w:sz w:val="17"/>
+                <w:szCs w:val="17"/>
+              </w:rPr>
+              <w:t xml:space="preserve">names Cisco Secure Firewall (FTD), generic.   </w:t>
+            </w:r>
+            <w:r>
+              <w:rPr>
+                <w:rFonts w:ascii="Calibri" w:cs="Calibri" w:eastAsia="Calibri" w:hAnsi="Calibri"/>
+                <w:b/>
+                <w:bCs/>
+                <w:color w:val="036C8F"/>
+                <w:sz w:val="17"/>
+                <w:szCs w:val="17"/>
+              </w:rPr>
+              <w:t xml:space="preserve">Professional (14–20) </w:t>
+            </w:r>
+            <w:r>
+              <w:rPr>
+                <w:rFonts w:ascii="Calibri" w:cs="Calibri" w:eastAsia="Calibri" w:hAnsi="Calibri"/>
+                <w:color w:val="46566E"/>
+                <w:sz w:val="17"/>
+                <w:szCs w:val="17"/>
+              </w:rPr>
+              <w:t xml:space="preserve">+ how it addresses the concern.   </w:t>
+            </w:r>
+            <w:r>
+              <w:rPr>
+                <w:rFonts w:ascii="Calibri" w:cs="Calibri" w:eastAsia="Calibri" w:hAnsi="Calibri"/>
+                <w:b/>
+                <w:bCs/>
+                <w:color w:val="1F8A63"/>
+                <w:sz w:val="17"/>
+                <w:szCs w:val="17"/>
+              </w:rPr>
+              <w:t xml:space="preserve">Expert (21–25) </w:t>
+            </w:r>
+            <w:r>
+              <w:rPr>
+                <w:rFonts w:ascii="Calibri" w:cs="Calibri" w:eastAsia="Calibri" w:hAnsi="Calibri"/>
+                <w:color w:val="46566E"/>
+                <w:sz w:val="17"/>
+                <w:szCs w:val="17"/>
+              </w:rPr>
+              <w:t xml:space="preserve">+ Cedarline-specific reasoning &amp; outcome, ties to HMF.</w:t>
+            </w:r>
+          </w:p>
+        </w:tc>
+      </w:tr>
+    </w:tbl>
+    <w:p>
+      <w:pPr>
+        <w:spacing w:after="160"/>
+      </w:pPr>
+      <w:r>
+        <w:rPr>
+          <w:rFonts w:ascii="Calibri" w:cs="Calibri" w:eastAsia="Calibri" w:hAnsi="Calibri"/>
+          <w:color w:val="14263A"/>
+          <w:sz w:val="2"/>
+          <w:szCs w:val="2"/>
+        </w:rPr>
+        <w:t xml:space="preserve"/>
+      </w:r>
+    </w:p>
+    <w:tbl>
+      <w:tblPr>
+        <w:tblW w:type="dxa" w:w="9360"/>
+        <w:tblBorders>
+          <w:top w:val="single" w:color="C4D2E2" w:sz="6"/>
+          <w:left w:val="single" w:color="C4D2E2" w:sz="6"/>
+          <w:bottom w:val="single" w:color="C4D2E2" w:sz="6"/>
+          <w:right w:val="single" w:color="C4D2E2" w:sz="6"/>
+          <w:insideH w:val="none" w:color="FFFFFF" w:sz="0"/>
+          <w:insideV w:val="none" w:color="FFFFFF" w:sz="0"/>
+        </w:tblBorders>
+      </w:tblPr>
+      <w:tblGrid>
+        <w:gridCol w:w="2200"/>
+        <w:gridCol w:w="7160"/>
+      </w:tblGrid>
+      <w:tr>
+        <w:tc>
+          <w:tcPr>
+            <w:tcW w:type="dxa" w:w="9360"/>
+            <w:gridSpan w:val="2"/>
+            <w:tcBorders>
+              <w:top w:val="none" w:color="FFFFFF" w:sz="0"/>
+              <w:left w:val="none" w:color="FFFFFF" w:sz="0"/>
+              <w:bottom w:val="none" w:color="FFFFFF" w:sz="0"/>
+              <w:right w:val="none" w:color="FFFFFF" w:sz="0"/>
+            </w:tcBorders>
+            <w:shd w:fill="0D274D" w:color="auto" w:val="clear"/>
+            <w:tcMar>
+              <w:top w:type="dxa" w:w="60"/>
+              <w:left w:type="dxa" w:w="160"/>
+              <w:bottom w:type="dxa" w:w="60"/>
+              <w:right w:type="dxa" w:w="160"/>
+            </w:tcMar>
+          </w:tcPr>
+          <w:p>
+            <w:pPr>
+              <w:tabs>
+                <w:tab w:val="right" w:pos="9100"/>
+              </w:tabs>
+              <w:spacing w:after="0"/>
+            </w:pPr>
+            <w:r>
+              <w:rPr>
+                <w:rFonts w:ascii="Calibri" w:cs="Calibri" w:eastAsia="Calibri" w:hAnsi="Calibri"/>
+                <w:b/>
+                <w:bCs/>
+                <w:color w:val="FFFFFF"/>
+                <w:sz w:val="21"/>
+                <w:szCs w:val="21"/>
+              </w:rPr>
+              <w:t xml:space="preserve">Pain Point 4</w:t>
+            </w:r>
+            <w:r>
+              <w:rPr>
+                <w:rFonts w:ascii="Calibri" w:cs="Calibri" w:eastAsia="Calibri" w:hAnsi="Calibri"/>
+                <w:b/>
+                <w:bCs/>
+                <w:color w:val="7FE2EF"/>
+                <w:sz w:val="18"/>
+                <w:szCs w:val="18"/>
+              </w:rPr>
+              <w:t xml:space="preserve">	25 pts</w:t>
+            </w:r>
+          </w:p>
+        </w:tc>
+      </w:tr>
+      <w:tr>
+        <w:tc>
+          <w:tcPr>
+            <w:tcW w:type="dxa" w:w="9360"/>
+            <w:gridSpan w:val="2"/>
+            <w:tcBorders>
+              <w:top w:val="none" w:color="FFFFFF" w:sz="0"/>
+              <w:left w:val="none" w:color="FFFFFF" w:sz="0"/>
+              <w:bottom w:val="single" w:color="E4EBF3" w:sz="4"/>
+              <w:right w:val="none" w:color="FFFFFF" w:sz="0"/>
+            </w:tcBorders>
+            <w:shd w:fill="FBFCFE" w:color="auto" w:val="clear"/>
+            <w:tcMar>
+              <w:top w:type="dxa" w:w="90"/>
+              <w:left w:type="dxa" w:w="160"/>
+              <w:bottom w:type="dxa" w:w="90"/>
+              <w:right w:type="dxa" w:w="160"/>
+            </w:tcMar>
+          </w:tcPr>
+          <w:p>
+            <w:pPr>
+              <w:spacing w:after="0" w:before="0" w:line="276"/>
+            </w:pPr>
+            <w:r>
+              <w:rPr>
+                <w:rFonts w:ascii="Calibri" w:cs="Calibri" w:eastAsia="Calibri" w:hAnsi="Calibri"/>
+                <w:i/>
+                <w:iCs/>
+                <w:color w:val="22344A"/>
+                <w:sz w:val="20"/>
+                <w:szCs w:val="20"/>
+              </w:rPr>
+              <w:t xml:space="preserve">We're worried traditional signature-based detection won't catch new or unknown attacks quickly enough.</w:t>
+            </w:r>
+          </w:p>
+        </w:tc>
+      </w:tr>
+      <w:tr>
+        <w:tc>
+          <w:tcPr>
+            <w:tcW w:type="dxa" w:w="2200"/>
+            <w:tcBorders>
+              <w:top w:val="none" w:color="FFFFFF" w:sz="0"/>
+              <w:left w:val="none" w:color="FFFFFF" w:sz="0"/>
+              <w:bottom w:val="single" w:color="E4EBF3" w:sz="4"/>
+              <w:right w:val="none" w:color="FFFFFF" w:sz="0"/>
+            </w:tcBorders>
+            <w:shd w:fill="F7F9FC" w:color="auto" w:val="clear"/>
+            <w:tcMar>
+              <w:top w:type="dxa" w:w="60"/>
+              <w:left w:type="dxa" w:w="160"/>
+              <w:bottom w:type="dxa" w:w="60"/>
+              <w:right w:type="dxa" w:w="100"/>
+            </w:tcMar>
+          </w:tcPr>
+          <w:p>
+            <w:pPr>
+              <w:spacing w:after="0" w:before="0" w:line="276"/>
+            </w:pPr>
+            <w:r>
+              <w:rPr>
+                <w:rFonts w:ascii="Calibri" w:cs="Calibri" w:eastAsia="Calibri" w:hAnsi="Calibri"/>
+                <w:b/>
+                <w:bCs/>
+                <w:caps/>
+                <w:color w:val="036C8F"/>
+                <w:sz w:val="16"/>
+                <w:szCs w:val="16"/>
+              </w:rPr>
+              <w:t xml:space="preserve">Product / Platform</w:t>
+            </w:r>
+          </w:p>
+        </w:tc>
+        <w:tc>
+          <w:tcPr>
+            <w:tcW w:type="dxa" w:w="7160"/>
+            <w:tcBorders>
+              <w:top w:val="none" w:color="FFFFFF" w:sz="0"/>
+              <w:left w:val="none" w:color="FFFFFF" w:sz="0"/>
+              <w:bottom w:val="single" w:color="E4EBF3" w:sz="4"/>
+              <w:right w:val="none" w:color="FFFFFF" w:sz="0"/>
+            </w:tcBorders>
+            <w:tcMar>
+              <w:top w:type="dxa" w:w="60"/>
+              <w:left w:type="dxa" w:w="160"/>
+              <w:bottom w:type="dxa" w:w="60"/>
+              <w:right w:type="dxa" w:w="160"/>
+            </w:tcMar>
+          </w:tcPr>
+          <w:p>
+            <w:pPr>
+              <w:spacing w:after="0" w:before="0" w:line="276"/>
+            </w:pPr>
+            <w:r>
+              <w:rPr>
+                <w:rFonts w:ascii="Calibri" w:cs="Calibri" w:eastAsia="Calibri" w:hAnsi="Calibri"/>
+                <w:b/>
+                <w:bCs/>
+                <w:color w:val="036C8F"/>
+                <w:sz w:val="20"/>
+                <w:szCs w:val="20"/>
+              </w:rPr>
+              <w:t xml:space="preserve">Cisco Secure Firewall (FTD), FMC, Security Cloud Control</w:t>
+            </w:r>
+            <w:r>
+              <w:rPr>
+                <w:rFonts w:ascii="Calibri" w:cs="Calibri" w:eastAsia="Calibri" w:hAnsi="Calibri"/>
+                <w:color w:val="7E8CA1"/>
+                <w:sz w:val="18"/>
+                <w:szCs w:val="18"/>
+              </w:rPr>
+              <w:t xml:space="preserve">  · Snort ML</w:t>
+            </w:r>
+          </w:p>
+        </w:tc>
+      </w:tr>
+      <w:tr>
+        <w:tc>
+          <w:tcPr>
+            <w:tcW w:type="dxa" w:w="2200"/>
+            <w:tcBorders>
+              <w:top w:val="none" w:color="FFFFFF" w:sz="0"/>
+              <w:left w:val="none" w:color="FFFFFF" w:sz="0"/>
+              <w:bottom w:val="single" w:color="E4EBF3" w:sz="4"/>
+              <w:right w:val="none" w:color="FFFFFF" w:sz="0"/>
+            </w:tcBorders>
+            <w:shd w:fill="F7F9FC" w:color="auto" w:val="clear"/>
+            <w:tcMar>
+              <w:top w:type="dxa" w:w="60"/>
+              <w:left w:type="dxa" w:w="160"/>
+              <w:bottom w:type="dxa" w:w="60"/>
+              <w:right w:type="dxa" w:w="100"/>
+            </w:tcMar>
+          </w:tcPr>
+          <w:p>
+            <w:pPr>
+              <w:spacing w:after="0" w:before="0" w:line="276"/>
+            </w:pPr>
+            <w:r>
+              <w:rPr>
+                <w:rFonts w:ascii="Calibri" w:cs="Calibri" w:eastAsia="Calibri" w:hAnsi="Calibri"/>
+                <w:b/>
+                <w:bCs/>
+                <w:caps/>
+                <w:color w:val="036C8F"/>
+                <w:sz w:val="16"/>
+                <w:szCs w:val="16"/>
+              </w:rPr>
+              <w:t xml:space="preserve">Model SE response</w:t>
+            </w:r>
+          </w:p>
+        </w:tc>
+        <w:tc>
+          <w:tcPr>
+            <w:tcW w:type="dxa" w:w="7160"/>
+            <w:tcBorders>
+              <w:top w:val="none" w:color="FFFFFF" w:sz="0"/>
+              <w:left w:val="none" w:color="FFFFFF" w:sz="0"/>
+              <w:bottom w:val="single" w:color="E4EBF3" w:sz="4"/>
+              <w:right w:val="none" w:color="FFFFFF" w:sz="0"/>
+            </w:tcBorders>
+            <w:tcMar>
+              <w:top w:type="dxa" w:w="60"/>
+              <w:left w:type="dxa" w:w="160"/>
+              <w:bottom w:type="dxa" w:w="60"/>
+              <w:right w:type="dxa" w:w="160"/>
+            </w:tcMar>
+          </w:tcPr>
+          <w:p>
+            <w:pPr>
+              <w:spacing w:after="0" w:before="0" w:line="276"/>
+            </w:pPr>
+            <w:r>
+              <w:rPr>
+                <w:rFonts w:ascii="Calibri" w:cs="Calibri" w:eastAsia="Calibri" w:hAnsi="Calibri"/>
+                <w:color w:val="22344A"/>
+                <w:sz w:val="20"/>
+                <w:szCs w:val="20"/>
+              </w:rPr>
+              <w:t xml:space="preserve">That's exactly where Snort ML helps. It adds machine-learning-based detection inside the Snort 3 engine to identify exploit behavior associated with unknown/zero-day threats.</w:t>
+            </w:r>
+          </w:p>
+        </w:tc>
+      </w:tr>
+      <w:tr>
+        <w:tc>
+          <w:tcPr>
+            <w:tcW w:type="dxa" w:w="2200"/>
+            <w:tcBorders>
+              <w:top w:val="none" w:color="FFFFFF" w:sz="0"/>
+              <w:left w:val="none" w:color="FFFFFF" w:sz="0"/>
+              <w:bottom w:val="single" w:color="E4EBF3" w:sz="4"/>
+              <w:right w:val="none" w:color="FFFFFF" w:sz="0"/>
+            </w:tcBorders>
+            <w:shd w:fill="F7F9FC" w:color="auto" w:val="clear"/>
+            <w:tcMar>
+              <w:top w:type="dxa" w:w="60"/>
+              <w:left w:type="dxa" w:w="160"/>
+              <w:bottom w:type="dxa" w:w="60"/>
+              <w:right w:type="dxa" w:w="100"/>
+            </w:tcMar>
+          </w:tcPr>
+          <w:p>
+            <w:pPr>
+              <w:spacing w:after="0" w:before="0" w:line="276"/>
+            </w:pPr>
+            <w:r>
+              <w:rPr>
+                <w:rFonts w:ascii="Calibri" w:cs="Calibri" w:eastAsia="Calibri" w:hAnsi="Calibri"/>
+                <w:b/>
+                <w:bCs/>
+                <w:caps/>
+                <w:color w:val="036C8F"/>
+                <w:sz w:val="16"/>
+                <w:szCs w:val="16"/>
+              </w:rPr>
+              <w:t xml:space="preserve">How it helps</w:t>
+            </w:r>
+          </w:p>
+        </w:tc>
+        <w:tc>
+          <w:tcPr>
+            <w:tcW w:type="dxa" w:w="7160"/>
+            <w:tcBorders>
+              <w:top w:val="none" w:color="FFFFFF" w:sz="0"/>
+              <w:left w:val="none" w:color="FFFFFF" w:sz="0"/>
+              <w:bottom w:val="single" w:color="E4EBF3" w:sz="4"/>
+              <w:right w:val="none" w:color="FFFFFF" w:sz="0"/>
+            </w:tcBorders>
+            <w:tcMar>
+              <w:top w:type="dxa" w:w="60"/>
+              <w:left w:type="dxa" w:w="160"/>
+              <w:bottom w:type="dxa" w:w="60"/>
+              <w:right w:type="dxa" w:w="160"/>
+            </w:tcMar>
+          </w:tcPr>
+          <w:p>
+            <w:pPr>
+              <w:spacing w:after="0" w:before="0" w:line="276"/>
+            </w:pPr>
+            <w:r>
+              <w:rPr>
+                <w:rFonts w:ascii="Calibri" w:cs="Calibri" w:eastAsia="Calibri" w:hAnsi="Calibri"/>
+                <w:color w:val="22344A"/>
+                <w:sz w:val="20"/>
+                <w:szCs w:val="20"/>
+              </w:rPr>
               <w:t xml:space="preserve">Addresses the gap between known and unknown threat detection; reduces dependence on signature timing.</w:t>
+            </w:r>
+          </w:p>
+        </w:tc>
+      </w:tr>
+    </w:tbl>
+    <w:p>
+      <w:pPr>
+        <w:spacing w:after="50"/>
+      </w:pPr>
+      <w:r>
+        <w:rPr>
+          <w:rFonts w:ascii="Calibri" w:cs="Calibri" w:eastAsia="Calibri" w:hAnsi="Calibri"/>
+          <w:color w:val="14263A"/>
+          <w:sz w:val="2"/>
+          <w:szCs w:val="2"/>
+        </w:rPr>
+        <w:t xml:space="preserve"/>
+      </w:r>
+    </w:p>
+    <w:tbl>
+      <w:tblPr>
+        <w:tblW w:type="dxa" w:w="9360"/>
+        <w:tblBorders>
+          <w:top w:val="single" w:color="auto" w:sz="4"/>
+          <w:left w:val="single" w:color="auto" w:sz="4"/>
+          <w:bottom w:val="single" w:color="auto" w:sz="4"/>
+          <w:right w:val="single" w:color="auto" w:sz="4"/>
+          <w:insideH w:val="single" w:color="auto" w:sz="4"/>
+          <w:insideV w:val="single" w:color="auto" w:sz="4"/>
+        </w:tblBorders>
+      </w:tblPr>
+      <w:tblGrid>
+        <w:gridCol w:w="9360"/>
+      </w:tblGrid>
+      <w:tr>
+        <w:trPr>
+          <w:trHeight w:val="0" w:hRule="atLeast"/>
+        </w:trPr>
+        <w:tc>
+          <w:tcPr>
+            <w:tcW w:type="dxa" w:w="9360"/>
+            <w:tcBorders>
+              <w:top w:val="single" w:color="E1E8F1" w:sz="6"/>
+              <w:left w:val="single" w:color="E1E8F1" w:sz="6"/>
+              <w:bottom w:val="single" w:color="E1E8F1" w:sz="6"/>
+              <w:right w:val="single" w:color="E1E8F1" w:sz="6"/>
+            </w:tcBorders>
+            <w:shd w:fill="F7F9FC" w:color="auto" w:val="clear"/>
+            <w:tcMar>
+              <w:top w:type="dxa" w:w="120"/>
+              <w:left w:type="dxa" w:w="160"/>
+              <w:bottom w:type="dxa" w:w="120"/>
+              <w:right w:type="dxa" w:w="160"/>
+            </w:tcMar>
+            <w:vAlign w:val="top"/>
+          </w:tcPr>
+          <w:p>
+            <w:pPr>
+              <w:spacing w:after="0"/>
+            </w:pPr>
+            <w:r>
+              <w:rPr>
+                <w:rFonts w:ascii="Calibri" w:cs="Calibri" w:eastAsia="Calibri" w:hAnsi="Calibri"/>
+                <w:b/>
+                <w:bCs/>
+                <w:color w:val="0D274D"/>
+                <w:sz w:val="17"/>
+                <w:szCs w:val="17"/>
+              </w:rPr>
+              <w:t xml:space="preserve">Level cues:  </w:t>
+            </w:r>
+            <w:r>
+              <w:rPr>
+                <w:rFonts w:ascii="Calibri" w:cs="Calibri" w:eastAsia="Calibri" w:hAnsi="Calibri"/>
+                <w:b/>
+                <w:bCs/>
+                <w:color w:val="B4711A"/>
+                <w:sz w:val="17"/>
+                <w:szCs w:val="17"/>
+              </w:rPr>
+              <w:t xml:space="preserve">Associate (6–13) </w:t>
+            </w:r>
+            <w:r>
+              <w:rPr>
+                <w:rFonts w:ascii="Calibri" w:cs="Calibri" w:eastAsia="Calibri" w:hAnsi="Calibri"/>
+                <w:color w:val="46566E"/>
+                <w:sz w:val="17"/>
+                <w:szCs w:val="17"/>
+              </w:rPr>
+              <w:t xml:space="preserve">names Cisco Secure Firewall (FTD), generic.   </w:t>
+            </w:r>
+            <w:r>
+              <w:rPr>
+                <w:rFonts w:ascii="Calibri" w:cs="Calibri" w:eastAsia="Calibri" w:hAnsi="Calibri"/>
+                <w:b/>
+                <w:bCs/>
+                <w:color w:val="036C8F"/>
+                <w:sz w:val="17"/>
+                <w:szCs w:val="17"/>
+              </w:rPr>
+              <w:t xml:space="preserve">Professional (14–20) </w:t>
+            </w:r>
+            <w:r>
+              <w:rPr>
+                <w:rFonts w:ascii="Calibri" w:cs="Calibri" w:eastAsia="Calibri" w:hAnsi="Calibri"/>
+                <w:color w:val="46566E"/>
+                <w:sz w:val="17"/>
+                <w:szCs w:val="17"/>
+              </w:rPr>
+              <w:t xml:space="preserve">+ how it addresses the concern.   </w:t>
+            </w:r>
+            <w:r>
+              <w:rPr>
+                <w:rFonts w:ascii="Calibri" w:cs="Calibri" w:eastAsia="Calibri" w:hAnsi="Calibri"/>
+                <w:b/>
+                <w:bCs/>
+                <w:color w:val="1F8A63"/>
+                <w:sz w:val="17"/>
+                <w:szCs w:val="17"/>
+              </w:rPr>
+              <w:t xml:space="preserve">Expert (21–25) </w:t>
+            </w:r>
+            <w:r>
+              <w:rPr>
+                <w:rFonts w:ascii="Calibri" w:cs="Calibri" w:eastAsia="Calibri" w:hAnsi="Calibri"/>
+                <w:color w:val="46566E"/>
+                <w:sz w:val="17"/>
+                <w:szCs w:val="17"/>
+              </w:rPr>
+              <w:t xml:space="preserve">+ Cedarline-specific reasoning &amp; outcome, ties to HMF.</w:t>
             </w:r>
           </w:p>
         </w:tc>
@@ -4948,7 +7260,7 @@
     </w:tbl>
     <w:p>
       <w:pPr>
-        <w:spacing w:after="160"/>
+        <w:spacing w:after="50"/>
       </w:pPr>
       <w:r>
         <w:rPr>
@@ -4964,42 +7276,41 @@
       <w:tblPr>
         <w:tblW w:type="dxa" w:w="9360"/>
         <w:tblBorders>
-          <w:top w:val="single" w:color="C4D2E2" w:sz="6"/>
-          <w:left w:val="single" w:color="C4D2E2" w:sz="6"/>
-          <w:bottom w:val="single" w:color="C4D2E2" w:sz="6"/>
-          <w:right w:val="single" w:color="C4D2E2" w:sz="6"/>
-          <w:insideH w:val="none" w:color="FFFFFF" w:sz="0"/>
-          <w:insideV w:val="none" w:color="FFFFFF" w:sz="0"/>
+          <w:top w:val="single" w:color="auto" w:sz="4"/>
+          <w:left w:val="single" w:color="auto" w:sz="4"/>
+          <w:bottom w:val="single" w:color="auto" w:sz="4"/>
+          <w:right w:val="single" w:color="auto" w:sz="4"/>
+          <w:insideH w:val="single" w:color="auto" w:sz="4"/>
+          <w:insideV w:val="single" w:color="auto" w:sz="4"/>
         </w:tblBorders>
       </w:tblPr>
       <w:tblGrid>
-        <w:gridCol w:w="2200"/>
-        <w:gridCol w:w="7160"/>
+        <w:gridCol w:w="9360"/>
       </w:tblGrid>
       <w:tr>
+        <w:trPr>
+          <w:trHeight w:val="0" w:hRule="atLeast"/>
+        </w:trPr>
         <w:tc>
           <w:tcPr>
             <w:tcW w:type="dxa" w:w="9360"/>
-            <w:gridSpan w:val="2"/>
-            <w:tcBorders>
-              <w:top w:val="none" w:color="FFFFFF" w:sz="0"/>
-              <w:left w:val="none" w:color="FFFFFF" w:sz="0"/>
-              <w:bottom w:val="none" w:color="FFFFFF" w:sz="0"/>
-              <w:right w:val="none" w:color="FFFFFF" w:sz="0"/>
-            </w:tcBorders>
-            <w:shd w:fill="0D274D" w:color="auto" w:val="clear"/>
-            <w:tcMar>
-              <w:top w:type="dxa" w:w="60"/>
-              <w:left w:type="dxa" w:w="160"/>
-              <w:bottom w:type="dxa" w:w="60"/>
-              <w:right w:type="dxa" w:w="160"/>
-            </w:tcMar>
-          </w:tcPr>
-          <w:p>
-            <w:pPr>
-              <w:tabs>
-                <w:tab w:val="right" w:pos="9100"/>
-              </w:tabs>
+            <w:tcBorders>
+              <w:top w:val="single" w:color="E1E8F1" w:sz="6"/>
+              <w:left w:val="single" w:color="E1E8F1" w:sz="6"/>
+              <w:bottom w:val="single" w:color="E1E8F1" w:sz="6"/>
+              <w:right w:val="single" w:color="E1E8F1" w:sz="6"/>
+            </w:tcBorders>
+            <w:shd w:fill="F7F9FC" w:color="auto" w:val="clear"/>
+            <w:tcMar>
+              <w:top w:type="dxa" w:w="120"/>
+              <w:left w:type="dxa" w:w="160"/>
+              <w:bottom w:type="dxa" w:w="120"/>
+              <w:right w:type="dxa" w:w="160"/>
+            </w:tcMar>
+            <w:vAlign w:val="top"/>
+          </w:tcPr>
+          <w:p>
+            <w:pPr>
               <w:spacing w:after="0"/>
             </w:pPr>
             <w:r>
@@ -5007,276 +7318,71 @@
                 <w:rFonts w:ascii="Calibri" w:cs="Calibri" w:eastAsia="Calibri" w:hAnsi="Calibri"/>
                 <w:b/>
                 <w:bCs/>
-                <w:color w:val="FFFFFF"/>
-                <w:sz w:val="21"/>
-                <w:szCs w:val="21"/>
-              </w:rPr>
-              <w:t xml:space="preserve">Pain Point 2</w:t>
-            </w:r>
-            <w:r>
-              <w:rPr>
-                <w:rFonts w:ascii="Calibri" w:cs="Calibri" w:eastAsia="Calibri" w:hAnsi="Calibri"/>
-                <w:b/>
-                <w:bCs/>
-                <w:color w:val="7FE2EF"/>
-                <w:sz w:val="18"/>
-                <w:szCs w:val="18"/>
-              </w:rPr>
-              <w:t xml:space="preserve">	25 pts</w:t>
-            </w:r>
-          </w:p>
-        </w:tc>
-      </w:tr>
-      <w:tr>
-        <w:tc>
-          <w:tcPr>
-            <w:tcW w:type="dxa" w:w="9360"/>
-            <w:gridSpan w:val="2"/>
-            <w:tcBorders>
-              <w:top w:val="none" w:color="FFFFFF" w:sz="0"/>
-              <w:left w:val="none" w:color="FFFFFF" w:sz="0"/>
-              <w:bottom w:val="single" w:color="E4EBF3" w:sz="4"/>
-              <w:right w:val="none" w:color="FFFFFF" w:sz="0"/>
-            </w:tcBorders>
-            <w:shd w:fill="FBFCFE" w:color="auto" w:val="clear"/>
-            <w:tcMar>
-              <w:top w:type="dxa" w:w="90"/>
-              <w:left w:type="dxa" w:w="160"/>
-              <w:bottom w:type="dxa" w:w="90"/>
-              <w:right w:type="dxa" w:w="160"/>
-            </w:tcMar>
-          </w:tcPr>
-          <w:p>
-            <w:pPr>
-              <w:spacing w:after="0" w:before="0" w:line="276"/>
-            </w:pPr>
-            <w:r>
-              <w:rPr>
-                <w:rFonts w:ascii="Calibri" w:cs="Calibri" w:eastAsia="Calibri" w:hAnsi="Calibri"/>
-                <w:i/>
-                <w:iCs/>
-                <w:color w:val="22344A"/>
-                <w:sz w:val="20"/>
-                <w:szCs w:val="20"/>
-              </w:rPr>
-              <w:t xml:space="preserve">Our Kubernetes networking feels fragmented across clusters and environments. We're dealing with too many moving parts, inconsistent policies, and too much operational complexity.</w:t>
-            </w:r>
-          </w:p>
-        </w:tc>
-      </w:tr>
-      <w:tr>
-        <w:tc>
-          <w:tcPr>
-            <w:tcW w:type="dxa" w:w="2200"/>
-            <w:tcBorders>
-              <w:top w:val="none" w:color="FFFFFF" w:sz="0"/>
-              <w:left w:val="none" w:color="FFFFFF" w:sz="0"/>
-              <w:bottom w:val="single" w:color="E4EBF3" w:sz="4"/>
-              <w:right w:val="none" w:color="FFFFFF" w:sz="0"/>
-            </w:tcBorders>
-            <w:shd w:fill="F7F9FC" w:color="auto" w:val="clear"/>
-            <w:tcMar>
-              <w:top w:type="dxa" w:w="60"/>
-              <w:left w:type="dxa" w:w="160"/>
-              <w:bottom w:type="dxa" w:w="60"/>
-              <w:right w:type="dxa" w:w="100"/>
-            </w:tcMar>
-          </w:tcPr>
-          <w:p>
-            <w:pPr>
-              <w:spacing w:after="0" w:before="0" w:line="276"/>
-            </w:pPr>
-            <w:r>
-              <w:rPr>
-                <w:rFonts w:ascii="Calibri" w:cs="Calibri" w:eastAsia="Calibri" w:hAnsi="Calibri"/>
-                <w:b/>
-                <w:bCs/>
-                <w:caps/>
+                <w:color w:val="0D274D"/>
+                <w:sz w:val="17"/>
+                <w:szCs w:val="17"/>
+              </w:rPr>
+              <w:t xml:space="preserve">Level cues:  </w:t>
+            </w:r>
+            <w:r>
+              <w:rPr>
+                <w:rFonts w:ascii="Calibri" w:cs="Calibri" w:eastAsia="Calibri" w:hAnsi="Calibri"/>
+                <w:b/>
+                <w:bCs/>
+                <w:color w:val="B4711A"/>
+                <w:sz w:val="17"/>
+                <w:szCs w:val="17"/>
+              </w:rPr>
+              <w:t xml:space="preserve">Associate (6–13) </w:t>
+            </w:r>
+            <w:r>
+              <w:rPr>
+                <w:rFonts w:ascii="Calibri" w:cs="Calibri" w:eastAsia="Calibri" w:hAnsi="Calibri"/>
+                <w:color w:val="46566E"/>
+                <w:sz w:val="17"/>
+                <w:szCs w:val="17"/>
+              </w:rPr>
+              <w:t xml:space="preserve">names Isovalent, generic.   </w:t>
+            </w:r>
+            <w:r>
+              <w:rPr>
+                <w:rFonts w:ascii="Calibri" w:cs="Calibri" w:eastAsia="Calibri" w:hAnsi="Calibri"/>
+                <w:b/>
+                <w:bCs/>
                 <w:color w:val="036C8F"/>
-                <w:sz w:val="16"/>
-                <w:szCs w:val="16"/>
-              </w:rPr>
-              <w:t xml:space="preserve">Product / Platform</w:t>
-            </w:r>
-          </w:p>
-        </w:tc>
-        <w:tc>
-          <w:tcPr>
-            <w:tcW w:type="dxa" w:w="7160"/>
-            <w:tcBorders>
-              <w:top w:val="none" w:color="FFFFFF" w:sz="0"/>
-              <w:left w:val="none" w:color="FFFFFF" w:sz="0"/>
-              <w:bottom w:val="single" w:color="E4EBF3" w:sz="4"/>
-              <w:right w:val="none" w:color="FFFFFF" w:sz="0"/>
-            </w:tcBorders>
-            <w:tcMar>
-              <w:top w:type="dxa" w:w="60"/>
-              <w:left w:type="dxa" w:w="160"/>
-              <w:bottom w:type="dxa" w:w="60"/>
-              <w:right w:type="dxa" w:w="160"/>
-            </w:tcMar>
-          </w:tcPr>
-          <w:p>
-            <w:pPr>
-              <w:spacing w:after="0" w:before="0" w:line="276"/>
-            </w:pPr>
-            <w:r>
-              <w:rPr>
-                <w:rFonts w:ascii="Calibri" w:cs="Calibri" w:eastAsia="Calibri" w:hAnsi="Calibri"/>
-                <w:b/>
-                <w:bCs/>
-                <w:color w:val="036C8F"/>
-                <w:sz w:val="20"/>
-                <w:szCs w:val="20"/>
-              </w:rPr>
-              <w:t xml:space="preserve">—</w:t>
-            </w:r>
-            <w:r>
-              <w:rPr>
-                <w:rFonts w:ascii="Calibri" w:cs="Calibri" w:eastAsia="Calibri" w:hAnsi="Calibri"/>
-                <w:color w:val="7E8CA1"/>
-                <w:sz w:val="18"/>
-                <w:szCs w:val="18"/>
-              </w:rPr>
-              <w:t xml:space="preserve">  · Cilium Networking Policies</w:t>
-            </w:r>
-          </w:p>
-        </w:tc>
-      </w:tr>
-      <w:tr>
-        <w:tc>
-          <w:tcPr>
-            <w:tcW w:type="dxa" w:w="2200"/>
-            <w:tcBorders>
-              <w:top w:val="none" w:color="FFFFFF" w:sz="0"/>
-              <w:left w:val="none" w:color="FFFFFF" w:sz="0"/>
-              <w:bottom w:val="single" w:color="E4EBF3" w:sz="4"/>
-              <w:right w:val="none" w:color="FFFFFF" w:sz="0"/>
-            </w:tcBorders>
-            <w:shd w:fill="F7F9FC" w:color="auto" w:val="clear"/>
-            <w:tcMar>
-              <w:top w:type="dxa" w:w="60"/>
-              <w:left w:type="dxa" w:w="160"/>
-              <w:bottom w:type="dxa" w:w="60"/>
-              <w:right w:type="dxa" w:w="100"/>
-            </w:tcMar>
-          </w:tcPr>
-          <w:p>
-            <w:pPr>
-              <w:spacing w:after="0" w:before="0" w:line="276"/>
-            </w:pPr>
-            <w:r>
-              <w:rPr>
-                <w:rFonts w:ascii="Calibri" w:cs="Calibri" w:eastAsia="Calibri" w:hAnsi="Calibri"/>
-                <w:b/>
-                <w:bCs/>
-                <w:caps/>
-                <w:color w:val="036C8F"/>
-                <w:sz w:val="16"/>
-                <w:szCs w:val="16"/>
-              </w:rPr>
-              <w:t xml:space="preserve">Model SE response</w:t>
-            </w:r>
-          </w:p>
-        </w:tc>
-        <w:tc>
-          <w:tcPr>
-            <w:tcW w:type="dxa" w:w="7160"/>
-            <w:tcBorders>
-              <w:top w:val="none" w:color="FFFFFF" w:sz="0"/>
-              <w:left w:val="none" w:color="FFFFFF" w:sz="0"/>
-              <w:bottom w:val="single" w:color="E4EBF3" w:sz="4"/>
-              <w:right w:val="none" w:color="FFFFFF" w:sz="0"/>
-            </w:tcBorders>
-            <w:tcMar>
-              <w:top w:type="dxa" w:w="60"/>
-              <w:left w:type="dxa" w:w="160"/>
-              <w:bottom w:type="dxa" w:w="60"/>
-              <w:right w:type="dxa" w:w="160"/>
-            </w:tcMar>
-          </w:tcPr>
-          <w:p>
-            <w:pPr>
-              <w:spacing w:after="0" w:before="0" w:line="276"/>
-            </w:pPr>
-            <w:r>
-              <w:rPr>
-                <w:rFonts w:ascii="Calibri" w:cs="Calibri" w:eastAsia="Calibri" w:hAnsi="Calibri"/>
-                <w:color w:val="22344A"/>
-                <w:sz w:val="20"/>
-                <w:szCs w:val="20"/>
-              </w:rPr>
-              <w:t xml:space="preserve">That's exactly where Isovalent Cilium helps. Cilium provides a modern, eBPF-based Kubernetes networking layer that gives you consistent connectivity, policy enforcement, and visibility across clusters and environments. Instead of relying on older, IP-centric approaches that struggle in dynamic Kubernetes environments, Cilium enables more scalable and identity-aware networking designed for cloud-native workloads.</w:t>
-            </w:r>
-          </w:p>
-        </w:tc>
-      </w:tr>
-      <w:tr>
-        <w:tc>
-          <w:tcPr>
-            <w:tcW w:type="dxa" w:w="2200"/>
-            <w:tcBorders>
-              <w:top w:val="none" w:color="FFFFFF" w:sz="0"/>
-              <w:left w:val="none" w:color="FFFFFF" w:sz="0"/>
-              <w:bottom w:val="single" w:color="E4EBF3" w:sz="4"/>
-              <w:right w:val="none" w:color="FFFFFF" w:sz="0"/>
-            </w:tcBorders>
-            <w:shd w:fill="F7F9FC" w:color="auto" w:val="clear"/>
-            <w:tcMar>
-              <w:top w:type="dxa" w:w="60"/>
-              <w:left w:type="dxa" w:w="160"/>
-              <w:bottom w:type="dxa" w:w="60"/>
-              <w:right w:type="dxa" w:w="100"/>
-            </w:tcMar>
-          </w:tcPr>
-          <w:p>
-            <w:pPr>
-              <w:spacing w:after="0" w:before="0" w:line="276"/>
-            </w:pPr>
-            <w:r>
-              <w:rPr>
-                <w:rFonts w:ascii="Calibri" w:cs="Calibri" w:eastAsia="Calibri" w:hAnsi="Calibri"/>
-                <w:b/>
-                <w:bCs/>
-                <w:caps/>
-                <w:color w:val="036C8F"/>
-                <w:sz w:val="16"/>
-                <w:szCs w:val="16"/>
-              </w:rPr>
-              <w:t xml:space="preserve">How it helps</w:t>
-            </w:r>
-          </w:p>
-        </w:tc>
-        <w:tc>
-          <w:tcPr>
-            <w:tcW w:type="dxa" w:w="7160"/>
-            <w:tcBorders>
-              <w:top w:val="none" w:color="FFFFFF" w:sz="0"/>
-              <w:left w:val="none" w:color="FFFFFF" w:sz="0"/>
-              <w:bottom w:val="single" w:color="E4EBF3" w:sz="4"/>
-              <w:right w:val="none" w:color="FFFFFF" w:sz="0"/>
-            </w:tcBorders>
-            <w:tcMar>
-              <w:top w:type="dxa" w:w="60"/>
-              <w:left w:type="dxa" w:w="160"/>
-              <w:bottom w:type="dxa" w:w="60"/>
-              <w:right w:type="dxa" w:w="160"/>
-            </w:tcMar>
-          </w:tcPr>
-          <w:p>
-            <w:pPr>
-              <w:spacing w:after="0" w:before="0" w:line="276"/>
-            </w:pPr>
-            <w:r>
-              <w:rPr>
-                <w:rFonts w:ascii="Calibri" w:cs="Calibri" w:eastAsia="Calibri" w:hAnsi="Calibri"/>
-                <w:color w:val="22344A"/>
-                <w:sz w:val="20"/>
-                <w:szCs w:val="20"/>
-              </w:rPr>
-              <w:t xml:space="preserve">Replaces brittle, IP-centric networking models with a Kubernetes-native approach
-Improves consistency across dynamic cluster environments
-Reduces operational complexity with a more unified networking and policy layer</w:t>
+                <w:sz w:val="17"/>
+                <w:szCs w:val="17"/>
+              </w:rPr>
+              <w:t xml:space="preserve">Professional (14–20) </w:t>
+            </w:r>
+            <w:r>
+              <w:rPr>
+                <w:rFonts w:ascii="Calibri" w:cs="Calibri" w:eastAsia="Calibri" w:hAnsi="Calibri"/>
+                <w:color w:val="46566E"/>
+                <w:sz w:val="17"/>
+                <w:szCs w:val="17"/>
+              </w:rPr>
+              <w:t xml:space="preserve">+ how it addresses the concern.   </w:t>
+            </w:r>
+            <w:r>
+              <w:rPr>
+                <w:rFonts w:ascii="Calibri" w:cs="Calibri" w:eastAsia="Calibri" w:hAnsi="Calibri"/>
+                <w:b/>
+                <w:bCs/>
+                <w:color w:val="1F8A63"/>
+                <w:sz w:val="17"/>
+                <w:szCs w:val="17"/>
+              </w:rPr>
+              <w:t xml:space="preserve">Expert (21–25) </w:t>
+            </w:r>
+            <w:r>
+              <w:rPr>
+                <w:rFonts w:ascii="Calibri" w:cs="Calibri" w:eastAsia="Calibri" w:hAnsi="Calibri"/>
+                <w:color w:val="46566E"/>
+                <w:sz w:val="17"/>
+                <w:szCs w:val="17"/>
+              </w:rPr>
+              <w:t xml:space="preserve">+ Cedarline-specific reasoning &amp; outcome, ties to HMF.</w:t>
             </w:r>
           </w:p>
         </w:tc>
@@ -5347,7 +7453,7 @@
                 <w:sz w:val="21"/>
                 <w:szCs w:val="21"/>
               </w:rPr>
-              <w:t xml:space="preserve">Pain Point 3</w:t>
+              <w:t xml:space="preserve">Pain Point 2</w:t>
             </w:r>
             <w:r>
               <w:rPr>
@@ -5395,7 +7501,7 @@
                 <w:sz w:val="20"/>
                 <w:szCs w:val="20"/>
               </w:rPr>
-              <w:t xml:space="preserve">Right now we're stitching together separate tools for networking, security, and observability in Kubernetes, and it's creating too much overhead.</w:t>
+              <w:t xml:space="preserve">Our Kubernetes networking feels fragmented across clusters and environments. We're dealing with too many moving parts, inconsistent policies, and too much operational complexity.</w:t>
             </w:r>
           </w:p>
         </w:tc>
@@ -5465,7 +7571,7 @@
                 <w:sz w:val="20"/>
                 <w:szCs w:val="20"/>
               </w:rPr>
-              <w:t xml:space="preserve">cilium and tetragon</w:t>
+              <w:t xml:space="preserve">—</w:t>
             </w:r>
             <w:r>
               <w:rPr>
@@ -5474,7 +7580,7 @@
                 <w:sz w:val="18"/>
                 <w:szCs w:val="18"/>
               </w:rPr>
-              <w:t xml:space="preserve"/>
+              <w:t xml:space="preserve">  · Cilium Networking Policies</w:t>
             </w:r>
           </w:p>
         </w:tc>
@@ -5542,7 +7648,7 @@
                 <w:sz w:val="20"/>
                 <w:szCs w:val="20"/>
               </w:rPr>
-              <w:t xml:space="preserve">That's exactly the consolidation opportunity Isovalent addresses. With Cilium for networking and policy, and Tetragon for runtime security, you get a more unified platform for connectivity, segmentation, observability, and security. This helps reduce tool sprawl and gives platform and security teams a more integrated operating model.</w:t>
+              <w:t xml:space="preserve">That's exactly where Isovalent Cilium helps. Cilium provides a modern, eBPF-based Kubernetes networking layer that gives you consistent connectivity, policy enforcement, and visibility across clusters and environments. Instead of relying on older, IP-centric approaches that struggle in dynamic Kubernetes environments, Cilium enables more scalable and identity-aware networking designed for cloud-native workloads.</w:t>
             </w:r>
           </w:p>
         </w:tc>
@@ -5610,9 +7716,139 @@
                 <w:sz w:val="20"/>
                 <w:szCs w:val="20"/>
               </w:rPr>
-              <w:t xml:space="preserve">Consolidates multiple functions into one platform approach
-Reduces tool sprawl and operational friction
-Improves context sharing between networking, security, and operations teams</w:t>
+              <w:t xml:space="preserve">Replaces brittle, IP-centric networking models with a Kubernetes-native approach
+Improves consistency across dynamic cluster environments
+Reduces operational complexity with a more unified networking and policy layer</w:t>
+            </w:r>
+          </w:p>
+        </w:tc>
+      </w:tr>
+    </w:tbl>
+    <w:p>
+      <w:pPr>
+        <w:spacing w:after="50"/>
+      </w:pPr>
+      <w:r>
+        <w:rPr>
+          <w:rFonts w:ascii="Calibri" w:cs="Calibri" w:eastAsia="Calibri" w:hAnsi="Calibri"/>
+          <w:color w:val="14263A"/>
+          <w:sz w:val="2"/>
+          <w:szCs w:val="2"/>
+        </w:rPr>
+        <w:t xml:space="preserve"/>
+      </w:r>
+    </w:p>
+    <w:tbl>
+      <w:tblPr>
+        <w:tblW w:type="dxa" w:w="9360"/>
+        <w:tblBorders>
+          <w:top w:val="single" w:color="auto" w:sz="4"/>
+          <w:left w:val="single" w:color="auto" w:sz="4"/>
+          <w:bottom w:val="single" w:color="auto" w:sz="4"/>
+          <w:right w:val="single" w:color="auto" w:sz="4"/>
+          <w:insideH w:val="single" w:color="auto" w:sz="4"/>
+          <w:insideV w:val="single" w:color="auto" w:sz="4"/>
+        </w:tblBorders>
+      </w:tblPr>
+      <w:tblGrid>
+        <w:gridCol w:w="9360"/>
+      </w:tblGrid>
+      <w:tr>
+        <w:trPr>
+          <w:trHeight w:val="0" w:hRule="atLeast"/>
+        </w:trPr>
+        <w:tc>
+          <w:tcPr>
+            <w:tcW w:type="dxa" w:w="9360"/>
+            <w:tcBorders>
+              <w:top w:val="single" w:color="E1E8F1" w:sz="6"/>
+              <w:left w:val="single" w:color="E1E8F1" w:sz="6"/>
+              <w:bottom w:val="single" w:color="E1E8F1" w:sz="6"/>
+              <w:right w:val="single" w:color="E1E8F1" w:sz="6"/>
+            </w:tcBorders>
+            <w:shd w:fill="F7F9FC" w:color="auto" w:val="clear"/>
+            <w:tcMar>
+              <w:top w:type="dxa" w:w="120"/>
+              <w:left w:type="dxa" w:w="160"/>
+              <w:bottom w:type="dxa" w:w="120"/>
+              <w:right w:type="dxa" w:w="160"/>
+            </w:tcMar>
+            <w:vAlign w:val="top"/>
+          </w:tcPr>
+          <w:p>
+            <w:pPr>
+              <w:spacing w:after="0"/>
+            </w:pPr>
+            <w:r>
+              <w:rPr>
+                <w:rFonts w:ascii="Calibri" w:cs="Calibri" w:eastAsia="Calibri" w:hAnsi="Calibri"/>
+                <w:b/>
+                <w:bCs/>
+                <w:color w:val="0D274D"/>
+                <w:sz w:val="17"/>
+                <w:szCs w:val="17"/>
+              </w:rPr>
+              <w:t xml:space="preserve">Level cues:  </w:t>
+            </w:r>
+            <w:r>
+              <w:rPr>
+                <w:rFonts w:ascii="Calibri" w:cs="Calibri" w:eastAsia="Calibri" w:hAnsi="Calibri"/>
+                <w:b/>
+                <w:bCs/>
+                <w:color w:val="B4711A"/>
+                <w:sz w:val="17"/>
+                <w:szCs w:val="17"/>
+              </w:rPr>
+              <w:t xml:space="preserve">Associate (6–13) </w:t>
+            </w:r>
+            <w:r>
+              <w:rPr>
+                <w:rFonts w:ascii="Calibri" w:cs="Calibri" w:eastAsia="Calibri" w:hAnsi="Calibri"/>
+                <w:color w:val="46566E"/>
+                <w:sz w:val="17"/>
+                <w:szCs w:val="17"/>
+              </w:rPr>
+              <w:t xml:space="preserve">names —, generic.   </w:t>
+            </w:r>
+            <w:r>
+              <w:rPr>
+                <w:rFonts w:ascii="Calibri" w:cs="Calibri" w:eastAsia="Calibri" w:hAnsi="Calibri"/>
+                <w:b/>
+                <w:bCs/>
+                <w:color w:val="036C8F"/>
+                <w:sz w:val="17"/>
+                <w:szCs w:val="17"/>
+              </w:rPr>
+              <w:t xml:space="preserve">Professional (14–20) </w:t>
+            </w:r>
+            <w:r>
+              <w:rPr>
+                <w:rFonts w:ascii="Calibri" w:cs="Calibri" w:eastAsia="Calibri" w:hAnsi="Calibri"/>
+                <w:color w:val="46566E"/>
+                <w:sz w:val="17"/>
+                <w:szCs w:val="17"/>
+              </w:rPr>
+              <w:t xml:space="preserve">+ how it addresses the concern.   </w:t>
+            </w:r>
+            <w:r>
+              <w:rPr>
+                <w:rFonts w:ascii="Calibri" w:cs="Calibri" w:eastAsia="Calibri" w:hAnsi="Calibri"/>
+                <w:b/>
+                <w:bCs/>
+                <w:color w:val="1F8A63"/>
+                <w:sz w:val="17"/>
+                <w:szCs w:val="17"/>
+              </w:rPr>
+              <w:t xml:space="preserve">Expert (21–25) </w:t>
+            </w:r>
+            <w:r>
+              <w:rPr>
+                <w:rFonts w:ascii="Calibri" w:cs="Calibri" w:eastAsia="Calibri" w:hAnsi="Calibri"/>
+                <w:color w:val="46566E"/>
+                <w:sz w:val="17"/>
+                <w:szCs w:val="17"/>
+              </w:rPr>
+              <w:t xml:space="preserve">+ Cedarline-specific reasoning &amp; outcome, ties to HMF.</w:t>
             </w:r>
           </w:p>
         </w:tc>
@@ -5683,7 +7919,7 @@
                 <w:sz w:val="21"/>
                 <w:szCs w:val="21"/>
               </w:rPr>
-              <w:t xml:space="preserve">Pain Point 4</w:t>
+              <w:t xml:space="preserve">Pain Point 3</w:t>
             </w:r>
             <w:r>
               <w:rPr>
@@ -5731,7 +7967,7 @@
                 <w:sz w:val="20"/>
                 <w:szCs w:val="20"/>
               </w:rPr>
-              <w:t xml:space="preserve">We know we need microsegmentation, but we don't have enough visibility into east-west flows or application dependencies to create policy safely. We don't want to break the application.</w:t>
+              <w:t xml:space="preserve">Right now we're stitching together separate tools for networking, security, and observability in Kubernetes, and it's creating too much overhead.</w:t>
             </w:r>
           </w:p>
         </w:tc>
@@ -5801,8 +8037,7 @@
                 <w:sz w:val="20"/>
                 <w:szCs w:val="20"/>
               </w:rPr>
-              <w:t xml:space="preserve">Cisco Secure Workload
-Cisco Secure Firewall</w:t>
+              <w:t xml:space="preserve">cilium and tetragon</w:t>
             </w:r>
             <w:r>
               <w:rPr>
@@ -5811,7 +8046,7 @@
                 <w:sz w:val="18"/>
                 <w:szCs w:val="18"/>
               </w:rPr>
-              <w:t xml:space="preserve">  · Application dependency mapping</w:t>
+              <w:t xml:space="preserve"/>
             </w:r>
           </w:p>
         </w:tc>
@@ -5879,8 +8114,7 @@
                 <w:sz w:val="20"/>
                 <w:szCs w:val="20"/>
               </w:rPr>
-              <w:t xml:space="preserve">That's one of the biggest reasons customers adopt Cisco Secure Workload. It gives you deep visibility into workload communication and application dependency mapping, so you can see how applications actually behave before enforcing policy.
-That visibility helps you build segmentation policy with much more confidence, reduce guesswork, and move toward microsegmentation in a controlled way.</w:t>
+              <w:t xml:space="preserve">That's exactly the consolidation opportunity Isovalent addresses. With Cilium for networking and policy, and Tetragon for runtime security, you get a more unified platform for connectivity, segmentation, observability, and security. This helps reduce tool sprawl and gives platform and security teams a more integrated operating model.</w:t>
             </w:r>
           </w:p>
         </w:tc>
@@ -5948,9 +8182,607 @@
                 <w:sz w:val="20"/>
                 <w:szCs w:val="20"/>
               </w:rPr>
+              <w:t xml:space="preserve">Consolidates multiple functions into one platform approach
+Reduces tool sprawl and operational friction
+Improves context sharing between networking, security, and operations teams</w:t>
+            </w:r>
+          </w:p>
+        </w:tc>
+      </w:tr>
+    </w:tbl>
+    <w:p>
+      <w:pPr>
+        <w:spacing w:after="50"/>
+      </w:pPr>
+      <w:r>
+        <w:rPr>
+          <w:rFonts w:ascii="Calibri" w:cs="Calibri" w:eastAsia="Calibri" w:hAnsi="Calibri"/>
+          <w:color w:val="14263A"/>
+          <w:sz w:val="2"/>
+          <w:szCs w:val="2"/>
+        </w:rPr>
+        <w:t xml:space="preserve"/>
+      </w:r>
+    </w:p>
+    <w:tbl>
+      <w:tblPr>
+        <w:tblW w:type="dxa" w:w="9360"/>
+        <w:tblBorders>
+          <w:top w:val="single" w:color="auto" w:sz="4"/>
+          <w:left w:val="single" w:color="auto" w:sz="4"/>
+          <w:bottom w:val="single" w:color="auto" w:sz="4"/>
+          <w:right w:val="single" w:color="auto" w:sz="4"/>
+          <w:insideH w:val="single" w:color="auto" w:sz="4"/>
+          <w:insideV w:val="single" w:color="auto" w:sz="4"/>
+        </w:tblBorders>
+      </w:tblPr>
+      <w:tblGrid>
+        <w:gridCol w:w="9360"/>
+      </w:tblGrid>
+      <w:tr>
+        <w:trPr>
+          <w:trHeight w:val="0" w:hRule="atLeast"/>
+        </w:trPr>
+        <w:tc>
+          <w:tcPr>
+            <w:tcW w:type="dxa" w:w="9360"/>
+            <w:tcBorders>
+              <w:top w:val="single" w:color="E1E8F1" w:sz="6"/>
+              <w:left w:val="single" w:color="E1E8F1" w:sz="6"/>
+              <w:bottom w:val="single" w:color="E1E8F1" w:sz="6"/>
+              <w:right w:val="single" w:color="E1E8F1" w:sz="6"/>
+            </w:tcBorders>
+            <w:shd w:fill="F7F9FC" w:color="auto" w:val="clear"/>
+            <w:tcMar>
+              <w:top w:type="dxa" w:w="120"/>
+              <w:left w:type="dxa" w:w="160"/>
+              <w:bottom w:type="dxa" w:w="120"/>
+              <w:right w:type="dxa" w:w="160"/>
+            </w:tcMar>
+            <w:vAlign w:val="top"/>
+          </w:tcPr>
+          <w:p>
+            <w:pPr>
+              <w:spacing w:after="0"/>
+            </w:pPr>
+            <w:r>
+              <w:rPr>
+                <w:rFonts w:ascii="Calibri" w:cs="Calibri" w:eastAsia="Calibri" w:hAnsi="Calibri"/>
+                <w:b/>
+                <w:bCs/>
+                <w:color w:val="0D274D"/>
+                <w:sz w:val="17"/>
+                <w:szCs w:val="17"/>
+              </w:rPr>
+              <w:t xml:space="preserve">Level cues:  </w:t>
+            </w:r>
+            <w:r>
+              <w:rPr>
+                <w:rFonts w:ascii="Calibri" w:cs="Calibri" w:eastAsia="Calibri" w:hAnsi="Calibri"/>
+                <w:b/>
+                <w:bCs/>
+                <w:color w:val="B4711A"/>
+                <w:sz w:val="17"/>
+                <w:szCs w:val="17"/>
+              </w:rPr>
+              <w:t xml:space="preserve">Associate (6–13) </w:t>
+            </w:r>
+            <w:r>
+              <w:rPr>
+                <w:rFonts w:ascii="Calibri" w:cs="Calibri" w:eastAsia="Calibri" w:hAnsi="Calibri"/>
+                <w:color w:val="46566E"/>
+                <w:sz w:val="17"/>
+                <w:szCs w:val="17"/>
+              </w:rPr>
+              <w:t xml:space="preserve">names cilium and tetragon, generic.   </w:t>
+            </w:r>
+            <w:r>
+              <w:rPr>
+                <w:rFonts w:ascii="Calibri" w:cs="Calibri" w:eastAsia="Calibri" w:hAnsi="Calibri"/>
+                <w:b/>
+                <w:bCs/>
+                <w:color w:val="036C8F"/>
+                <w:sz w:val="17"/>
+                <w:szCs w:val="17"/>
+              </w:rPr>
+              <w:t xml:space="preserve">Professional (14–20) </w:t>
+            </w:r>
+            <w:r>
+              <w:rPr>
+                <w:rFonts w:ascii="Calibri" w:cs="Calibri" w:eastAsia="Calibri" w:hAnsi="Calibri"/>
+                <w:color w:val="46566E"/>
+                <w:sz w:val="17"/>
+                <w:szCs w:val="17"/>
+              </w:rPr>
+              <w:t xml:space="preserve">+ how it addresses the concern.   </w:t>
+            </w:r>
+            <w:r>
+              <w:rPr>
+                <w:rFonts w:ascii="Calibri" w:cs="Calibri" w:eastAsia="Calibri" w:hAnsi="Calibri"/>
+                <w:b/>
+                <w:bCs/>
+                <w:color w:val="1F8A63"/>
+                <w:sz w:val="17"/>
+                <w:szCs w:val="17"/>
+              </w:rPr>
+              <w:t xml:space="preserve">Expert (21–25) </w:t>
+            </w:r>
+            <w:r>
+              <w:rPr>
+                <w:rFonts w:ascii="Calibri" w:cs="Calibri" w:eastAsia="Calibri" w:hAnsi="Calibri"/>
+                <w:color w:val="46566E"/>
+                <w:sz w:val="17"/>
+                <w:szCs w:val="17"/>
+              </w:rPr>
+              <w:t xml:space="preserve">+ Cedarline-specific reasoning &amp; outcome, ties to HMF.</w:t>
+            </w:r>
+          </w:p>
+        </w:tc>
+      </w:tr>
+    </w:tbl>
+    <w:p>
+      <w:pPr>
+        <w:spacing w:after="160"/>
+      </w:pPr>
+      <w:r>
+        <w:rPr>
+          <w:rFonts w:ascii="Calibri" w:cs="Calibri" w:eastAsia="Calibri" w:hAnsi="Calibri"/>
+          <w:color w:val="14263A"/>
+          <w:sz w:val="2"/>
+          <w:szCs w:val="2"/>
+        </w:rPr>
+        <w:t xml:space="preserve"/>
+      </w:r>
+    </w:p>
+    <w:tbl>
+      <w:tblPr>
+        <w:tblW w:type="dxa" w:w="9360"/>
+        <w:tblBorders>
+          <w:top w:val="single" w:color="C4D2E2" w:sz="6"/>
+          <w:left w:val="single" w:color="C4D2E2" w:sz="6"/>
+          <w:bottom w:val="single" w:color="C4D2E2" w:sz="6"/>
+          <w:right w:val="single" w:color="C4D2E2" w:sz="6"/>
+          <w:insideH w:val="none" w:color="FFFFFF" w:sz="0"/>
+          <w:insideV w:val="none" w:color="FFFFFF" w:sz="0"/>
+        </w:tblBorders>
+      </w:tblPr>
+      <w:tblGrid>
+        <w:gridCol w:w="2200"/>
+        <w:gridCol w:w="7160"/>
+      </w:tblGrid>
+      <w:tr>
+        <w:tc>
+          <w:tcPr>
+            <w:tcW w:type="dxa" w:w="9360"/>
+            <w:gridSpan w:val="2"/>
+            <w:tcBorders>
+              <w:top w:val="none" w:color="FFFFFF" w:sz="0"/>
+              <w:left w:val="none" w:color="FFFFFF" w:sz="0"/>
+              <w:bottom w:val="none" w:color="FFFFFF" w:sz="0"/>
+              <w:right w:val="none" w:color="FFFFFF" w:sz="0"/>
+            </w:tcBorders>
+            <w:shd w:fill="0D274D" w:color="auto" w:val="clear"/>
+            <w:tcMar>
+              <w:top w:type="dxa" w:w="60"/>
+              <w:left w:type="dxa" w:w="160"/>
+              <w:bottom w:type="dxa" w:w="60"/>
+              <w:right w:type="dxa" w:w="160"/>
+            </w:tcMar>
+          </w:tcPr>
+          <w:p>
+            <w:pPr>
+              <w:tabs>
+                <w:tab w:val="right" w:pos="9100"/>
+              </w:tabs>
+              <w:spacing w:after="0"/>
+            </w:pPr>
+            <w:r>
+              <w:rPr>
+                <w:rFonts w:ascii="Calibri" w:cs="Calibri" w:eastAsia="Calibri" w:hAnsi="Calibri"/>
+                <w:b/>
+                <w:bCs/>
+                <w:color w:val="FFFFFF"/>
+                <w:sz w:val="21"/>
+                <w:szCs w:val="21"/>
+              </w:rPr>
+              <w:t xml:space="preserve">Pain Point 4</w:t>
+            </w:r>
+            <w:r>
+              <w:rPr>
+                <w:rFonts w:ascii="Calibri" w:cs="Calibri" w:eastAsia="Calibri" w:hAnsi="Calibri"/>
+                <w:b/>
+                <w:bCs/>
+                <w:color w:val="7FE2EF"/>
+                <w:sz w:val="18"/>
+                <w:szCs w:val="18"/>
+              </w:rPr>
+              <w:t xml:space="preserve">	25 pts</w:t>
+            </w:r>
+          </w:p>
+        </w:tc>
+      </w:tr>
+      <w:tr>
+        <w:tc>
+          <w:tcPr>
+            <w:tcW w:type="dxa" w:w="9360"/>
+            <w:gridSpan w:val="2"/>
+            <w:tcBorders>
+              <w:top w:val="none" w:color="FFFFFF" w:sz="0"/>
+              <w:left w:val="none" w:color="FFFFFF" w:sz="0"/>
+              <w:bottom w:val="single" w:color="E4EBF3" w:sz="4"/>
+              <w:right w:val="none" w:color="FFFFFF" w:sz="0"/>
+            </w:tcBorders>
+            <w:shd w:fill="FBFCFE" w:color="auto" w:val="clear"/>
+            <w:tcMar>
+              <w:top w:type="dxa" w:w="90"/>
+              <w:left w:type="dxa" w:w="160"/>
+              <w:bottom w:type="dxa" w:w="90"/>
+              <w:right w:type="dxa" w:w="160"/>
+            </w:tcMar>
+          </w:tcPr>
+          <w:p>
+            <w:pPr>
+              <w:spacing w:after="0" w:before="0" w:line="276"/>
+            </w:pPr>
+            <w:r>
+              <w:rPr>
+                <w:rFonts w:ascii="Calibri" w:cs="Calibri" w:eastAsia="Calibri" w:hAnsi="Calibri"/>
+                <w:i/>
+                <w:iCs/>
+                <w:color w:val="22344A"/>
+                <w:sz w:val="20"/>
+                <w:szCs w:val="20"/>
+              </w:rPr>
+              <w:t xml:space="preserve">We know we need microsegmentation, but we don't have enough visibility into east-west flows or application dependencies to create policy safely. We don't want to break the application.</w:t>
+            </w:r>
+          </w:p>
+        </w:tc>
+      </w:tr>
+      <w:tr>
+        <w:tc>
+          <w:tcPr>
+            <w:tcW w:type="dxa" w:w="2200"/>
+            <w:tcBorders>
+              <w:top w:val="none" w:color="FFFFFF" w:sz="0"/>
+              <w:left w:val="none" w:color="FFFFFF" w:sz="0"/>
+              <w:bottom w:val="single" w:color="E4EBF3" w:sz="4"/>
+              <w:right w:val="none" w:color="FFFFFF" w:sz="0"/>
+            </w:tcBorders>
+            <w:shd w:fill="F7F9FC" w:color="auto" w:val="clear"/>
+            <w:tcMar>
+              <w:top w:type="dxa" w:w="60"/>
+              <w:left w:type="dxa" w:w="160"/>
+              <w:bottom w:type="dxa" w:w="60"/>
+              <w:right w:type="dxa" w:w="100"/>
+            </w:tcMar>
+          </w:tcPr>
+          <w:p>
+            <w:pPr>
+              <w:spacing w:after="0" w:before="0" w:line="276"/>
+            </w:pPr>
+            <w:r>
+              <w:rPr>
+                <w:rFonts w:ascii="Calibri" w:cs="Calibri" w:eastAsia="Calibri" w:hAnsi="Calibri"/>
+                <w:b/>
+                <w:bCs/>
+                <w:caps/>
+                <w:color w:val="036C8F"/>
+                <w:sz w:val="16"/>
+                <w:szCs w:val="16"/>
+              </w:rPr>
+              <w:t xml:space="preserve">Product / Platform</w:t>
+            </w:r>
+          </w:p>
+        </w:tc>
+        <w:tc>
+          <w:tcPr>
+            <w:tcW w:type="dxa" w:w="7160"/>
+            <w:tcBorders>
+              <w:top w:val="none" w:color="FFFFFF" w:sz="0"/>
+              <w:left w:val="none" w:color="FFFFFF" w:sz="0"/>
+              <w:bottom w:val="single" w:color="E4EBF3" w:sz="4"/>
+              <w:right w:val="none" w:color="FFFFFF" w:sz="0"/>
+            </w:tcBorders>
+            <w:tcMar>
+              <w:top w:type="dxa" w:w="60"/>
+              <w:left w:type="dxa" w:w="160"/>
+              <w:bottom w:type="dxa" w:w="60"/>
+              <w:right w:type="dxa" w:w="160"/>
+            </w:tcMar>
+          </w:tcPr>
+          <w:p>
+            <w:pPr>
+              <w:spacing w:after="0" w:before="0" w:line="276"/>
+            </w:pPr>
+            <w:r>
+              <w:rPr>
+                <w:rFonts w:ascii="Calibri" w:cs="Calibri" w:eastAsia="Calibri" w:hAnsi="Calibri"/>
+                <w:b/>
+                <w:bCs/>
+                <w:color w:val="036C8F"/>
+                <w:sz w:val="20"/>
+                <w:szCs w:val="20"/>
+              </w:rPr>
+              <w:t xml:space="preserve">Cisco Secure Workload
+Cisco Secure Firewall</w:t>
+            </w:r>
+            <w:r>
+              <w:rPr>
+                <w:rFonts w:ascii="Calibri" w:cs="Calibri" w:eastAsia="Calibri" w:hAnsi="Calibri"/>
+                <w:color w:val="7E8CA1"/>
+                <w:sz w:val="18"/>
+                <w:szCs w:val="18"/>
+              </w:rPr>
+              <w:t xml:space="preserve">  · Application dependency mapping</w:t>
+            </w:r>
+          </w:p>
+        </w:tc>
+      </w:tr>
+      <w:tr>
+        <w:tc>
+          <w:tcPr>
+            <w:tcW w:type="dxa" w:w="2200"/>
+            <w:tcBorders>
+              <w:top w:val="none" w:color="FFFFFF" w:sz="0"/>
+              <w:left w:val="none" w:color="FFFFFF" w:sz="0"/>
+              <w:bottom w:val="single" w:color="E4EBF3" w:sz="4"/>
+              <w:right w:val="none" w:color="FFFFFF" w:sz="0"/>
+            </w:tcBorders>
+            <w:shd w:fill="F7F9FC" w:color="auto" w:val="clear"/>
+            <w:tcMar>
+              <w:top w:type="dxa" w:w="60"/>
+              <w:left w:type="dxa" w:w="160"/>
+              <w:bottom w:type="dxa" w:w="60"/>
+              <w:right w:type="dxa" w:w="100"/>
+            </w:tcMar>
+          </w:tcPr>
+          <w:p>
+            <w:pPr>
+              <w:spacing w:after="0" w:before="0" w:line="276"/>
+            </w:pPr>
+            <w:r>
+              <w:rPr>
+                <w:rFonts w:ascii="Calibri" w:cs="Calibri" w:eastAsia="Calibri" w:hAnsi="Calibri"/>
+                <w:b/>
+                <w:bCs/>
+                <w:caps/>
+                <w:color w:val="036C8F"/>
+                <w:sz w:val="16"/>
+                <w:szCs w:val="16"/>
+              </w:rPr>
+              <w:t xml:space="preserve">Model SE response</w:t>
+            </w:r>
+          </w:p>
+        </w:tc>
+        <w:tc>
+          <w:tcPr>
+            <w:tcW w:type="dxa" w:w="7160"/>
+            <w:tcBorders>
+              <w:top w:val="none" w:color="FFFFFF" w:sz="0"/>
+              <w:left w:val="none" w:color="FFFFFF" w:sz="0"/>
+              <w:bottom w:val="single" w:color="E4EBF3" w:sz="4"/>
+              <w:right w:val="none" w:color="FFFFFF" w:sz="0"/>
+            </w:tcBorders>
+            <w:tcMar>
+              <w:top w:type="dxa" w:w="60"/>
+              <w:left w:type="dxa" w:w="160"/>
+              <w:bottom w:type="dxa" w:w="60"/>
+              <w:right w:type="dxa" w:w="160"/>
+            </w:tcMar>
+          </w:tcPr>
+          <w:p>
+            <w:pPr>
+              <w:spacing w:after="0" w:before="0" w:line="276"/>
+            </w:pPr>
+            <w:r>
+              <w:rPr>
+                <w:rFonts w:ascii="Calibri" w:cs="Calibri" w:eastAsia="Calibri" w:hAnsi="Calibri"/>
+                <w:color w:val="22344A"/>
+                <w:sz w:val="20"/>
+                <w:szCs w:val="20"/>
+              </w:rPr>
+              <w:t xml:space="preserve">That's one of the biggest reasons customers adopt Cisco Secure Workload. It gives you deep visibility into workload communication and application dependency mapping, so you can see how applications actually behave before enforcing policy.
+That visibility helps you build segmentation policy with much more confidence, reduce guesswork, and move toward microsegmentation in a controlled way.</w:t>
+            </w:r>
+          </w:p>
+        </w:tc>
+      </w:tr>
+      <w:tr>
+        <w:tc>
+          <w:tcPr>
+            <w:tcW w:type="dxa" w:w="2200"/>
+            <w:tcBorders>
+              <w:top w:val="none" w:color="FFFFFF" w:sz="0"/>
+              <w:left w:val="none" w:color="FFFFFF" w:sz="0"/>
+              <w:bottom w:val="single" w:color="E4EBF3" w:sz="4"/>
+              <w:right w:val="none" w:color="FFFFFF" w:sz="0"/>
+            </w:tcBorders>
+            <w:shd w:fill="F7F9FC" w:color="auto" w:val="clear"/>
+            <w:tcMar>
+              <w:top w:type="dxa" w:w="60"/>
+              <w:left w:type="dxa" w:w="160"/>
+              <w:bottom w:type="dxa" w:w="60"/>
+              <w:right w:type="dxa" w:w="100"/>
+            </w:tcMar>
+          </w:tcPr>
+          <w:p>
+            <w:pPr>
+              <w:spacing w:after="0" w:before="0" w:line="276"/>
+            </w:pPr>
+            <w:r>
+              <w:rPr>
+                <w:rFonts w:ascii="Calibri" w:cs="Calibri" w:eastAsia="Calibri" w:hAnsi="Calibri"/>
+                <w:b/>
+                <w:bCs/>
+                <w:caps/>
+                <w:color w:val="036C8F"/>
+                <w:sz w:val="16"/>
+                <w:szCs w:val="16"/>
+              </w:rPr>
+              <w:t xml:space="preserve">How it helps</w:t>
+            </w:r>
+          </w:p>
+        </w:tc>
+        <w:tc>
+          <w:tcPr>
+            <w:tcW w:type="dxa" w:w="7160"/>
+            <w:tcBorders>
+              <w:top w:val="none" w:color="FFFFFF" w:sz="0"/>
+              <w:left w:val="none" w:color="FFFFFF" w:sz="0"/>
+              <w:bottom w:val="single" w:color="E4EBF3" w:sz="4"/>
+              <w:right w:val="none" w:color="FFFFFF" w:sz="0"/>
+            </w:tcBorders>
+            <w:tcMar>
+              <w:top w:type="dxa" w:w="60"/>
+              <w:left w:type="dxa" w:w="160"/>
+              <w:bottom w:type="dxa" w:w="60"/>
+              <w:right w:type="dxa" w:w="160"/>
+            </w:tcMar>
+          </w:tcPr>
+          <w:p>
+            <w:pPr>
+              <w:spacing w:after="0" w:before="0" w:line="276"/>
+            </w:pPr>
+            <w:r>
+              <w:rPr>
+                <w:rFonts w:ascii="Calibri" w:cs="Calibri" w:eastAsia="Calibri" w:hAnsi="Calibri"/>
+                <w:color w:val="22344A"/>
+                <w:sz w:val="20"/>
+                <w:szCs w:val="20"/>
+              </w:rPr>
               <w:t xml:space="preserve">Reveals actual application communication paths
 Reduces the risk of segmentation causing outages
 Enables more precise policy design and staged enforcement</w:t>
+            </w:r>
+          </w:p>
+        </w:tc>
+      </w:tr>
+    </w:tbl>
+    <w:p>
+      <w:pPr>
+        <w:spacing w:after="50"/>
+      </w:pPr>
+      <w:r>
+        <w:rPr>
+          <w:rFonts w:ascii="Calibri" w:cs="Calibri" w:eastAsia="Calibri" w:hAnsi="Calibri"/>
+          <w:color w:val="14263A"/>
+          <w:sz w:val="2"/>
+          <w:szCs w:val="2"/>
+        </w:rPr>
+        <w:t xml:space="preserve"/>
+      </w:r>
+    </w:p>
+    <w:tbl>
+      <w:tblPr>
+        <w:tblW w:type="dxa" w:w="9360"/>
+        <w:tblBorders>
+          <w:top w:val="single" w:color="auto" w:sz="4"/>
+          <w:left w:val="single" w:color="auto" w:sz="4"/>
+          <w:bottom w:val="single" w:color="auto" w:sz="4"/>
+          <w:right w:val="single" w:color="auto" w:sz="4"/>
+          <w:insideH w:val="single" w:color="auto" w:sz="4"/>
+          <w:insideV w:val="single" w:color="auto" w:sz="4"/>
+        </w:tblBorders>
+      </w:tblPr>
+      <w:tblGrid>
+        <w:gridCol w:w="9360"/>
+      </w:tblGrid>
+      <w:tr>
+        <w:trPr>
+          <w:trHeight w:val="0" w:hRule="atLeast"/>
+        </w:trPr>
+        <w:tc>
+          <w:tcPr>
+            <w:tcW w:type="dxa" w:w="9360"/>
+            <w:tcBorders>
+              <w:top w:val="single" w:color="E1E8F1" w:sz="6"/>
+              <w:left w:val="single" w:color="E1E8F1" w:sz="6"/>
+              <w:bottom w:val="single" w:color="E1E8F1" w:sz="6"/>
+              <w:right w:val="single" w:color="E1E8F1" w:sz="6"/>
+            </w:tcBorders>
+            <w:shd w:fill="F7F9FC" w:color="auto" w:val="clear"/>
+            <w:tcMar>
+              <w:top w:type="dxa" w:w="120"/>
+              <w:left w:type="dxa" w:w="160"/>
+              <w:bottom w:type="dxa" w:w="120"/>
+              <w:right w:type="dxa" w:w="160"/>
+            </w:tcMar>
+            <w:vAlign w:val="top"/>
+          </w:tcPr>
+          <w:p>
+            <w:pPr>
+              <w:spacing w:after="0"/>
+            </w:pPr>
+            <w:r>
+              <w:rPr>
+                <w:rFonts w:ascii="Calibri" w:cs="Calibri" w:eastAsia="Calibri" w:hAnsi="Calibri"/>
+                <w:b/>
+                <w:bCs/>
+                <w:color w:val="0D274D"/>
+                <w:sz w:val="17"/>
+                <w:szCs w:val="17"/>
+              </w:rPr>
+              <w:t xml:space="preserve">Level cues:  </w:t>
+            </w:r>
+            <w:r>
+              <w:rPr>
+                <w:rFonts w:ascii="Calibri" w:cs="Calibri" w:eastAsia="Calibri" w:hAnsi="Calibri"/>
+                <w:b/>
+                <w:bCs/>
+                <w:color w:val="B4711A"/>
+                <w:sz w:val="17"/>
+                <w:szCs w:val="17"/>
+              </w:rPr>
+              <w:t xml:space="preserve">Associate (6–13) </w:t>
+            </w:r>
+            <w:r>
+              <w:rPr>
+                <w:rFonts w:ascii="Calibri" w:cs="Calibri" w:eastAsia="Calibri" w:hAnsi="Calibri"/>
+                <w:color w:val="46566E"/>
+                <w:sz w:val="17"/>
+                <w:szCs w:val="17"/>
+              </w:rPr>
+              <w:t xml:space="preserve">names Cisco Secure Workload Cisco Secure Firew…, generic.   </w:t>
+            </w:r>
+            <w:r>
+              <w:rPr>
+                <w:rFonts w:ascii="Calibri" w:cs="Calibri" w:eastAsia="Calibri" w:hAnsi="Calibri"/>
+                <w:b/>
+                <w:bCs/>
+                <w:color w:val="036C8F"/>
+                <w:sz w:val="17"/>
+                <w:szCs w:val="17"/>
+              </w:rPr>
+              <w:t xml:space="preserve">Professional (14–20) </w:t>
+            </w:r>
+            <w:r>
+              <w:rPr>
+                <w:rFonts w:ascii="Calibri" w:cs="Calibri" w:eastAsia="Calibri" w:hAnsi="Calibri"/>
+                <w:color w:val="46566E"/>
+                <w:sz w:val="17"/>
+                <w:szCs w:val="17"/>
+              </w:rPr>
+              <w:t xml:space="preserve">+ how it addresses the concern.   </w:t>
+            </w:r>
+            <w:r>
+              <w:rPr>
+                <w:rFonts w:ascii="Calibri" w:cs="Calibri" w:eastAsia="Calibri" w:hAnsi="Calibri"/>
+                <w:b/>
+                <w:bCs/>
+                <w:color w:val="1F8A63"/>
+                <w:sz w:val="17"/>
+                <w:szCs w:val="17"/>
+              </w:rPr>
+              <w:t xml:space="preserve">Expert (21–25) </w:t>
+            </w:r>
+            <w:r>
+              <w:rPr>
+                <w:rFonts w:ascii="Calibri" w:cs="Calibri" w:eastAsia="Calibri" w:hAnsi="Calibri"/>
+                <w:color w:val="46566E"/>
+                <w:sz w:val="17"/>
+                <w:szCs w:val="17"/>
+              </w:rPr>
+              <w:t xml:space="preserve">+ Cedarline-specific reasoning &amp; outcome, ties to HMF.</w:t>
             </w:r>
           </w:p>
         </w:tc>
@@ -5990,7 +8822,7 @@
           <w:sz w:val="16"/>
           <w:szCs w:val="16"/>
         </w:rPr>
-        <w:t xml:space="preserve">Scoring</w:t>
+        <w:t xml:space="preserve">Recording scores</w:t>
       </w:r>
     </w:p>
     <w:p>
@@ -6023,7 +8855,7 @@
           <w:sz w:val="30"/>
           <w:szCs w:val="30"/>
         </w:rPr>
-        <w:t xml:space="preserve">How to score each Case Study (0–100)</w:t>
+        <w:t xml:space="preserve">Turning answers into a level</w:t>
       </w:r>
     </w:p>
     <w:p>
@@ -6037,7 +8869,7 @@
           <w:sz w:val="22"/>
           <w:szCs w:val="22"/>
         </w:rPr>
-        <w:t xml:space="preserve">Score each of the four pain points out of 25, then sum for the Case Study. Four Case Studies → 400 total.</w:t>
+        <w:t xml:space="preserve">Use the Level cues under each pain point with the master rubric from “Grading at a glance” to place every answer, then total the four pain points for the Case Study score and level.</w:t>
       </w:r>
     </w:p>
     <w:tbl>
@@ -6053,23 +8885,134 @@
         </w:tblBorders>
       </w:tblPr>
       <w:tblGrid>
-        <w:gridCol w:w="1400"/>
-        <w:gridCol w:w="7960"/>
+        <w:gridCol w:w="1600"/>
+        <w:gridCol w:w="6940"/>
+        <w:gridCol w:w="820"/>
       </w:tblGrid>
       <w:tr>
-        <w:tc>
-          <w:tcPr>
-            <w:tcW w:type="dxa" w:w="1400"/>
-            <w:tcBorders>
-              <w:top w:val="none" w:color="FFFFFF" w:sz="0"/>
-              <w:left w:val="none" w:color="FFFFFF" w:sz="0"/>
-              <w:bottom w:val="single" w:color="E4EBF3" w:sz="4"/>
-              <w:right w:val="none" w:color="FFFFFF" w:sz="0"/>
-            </w:tcBorders>
+        <w:trPr>
+          <w:tblHeader/>
+        </w:trPr>
+        <w:tc>
+          <w:tcPr>
+            <w:tcW w:type="dxa" w:w="1600"/>
+            <w:tcBorders>
+              <w:top w:val="none" w:color="FFFFFF" w:sz="0"/>
+              <w:left w:val="none" w:color="FFFFFF" w:sz="0"/>
+              <w:bottom w:val="none" w:color="FFFFFF" w:sz="0"/>
+              <w:right w:val="none" w:color="FFFFFF" w:sz="0"/>
+            </w:tcBorders>
+            <w:shd w:fill="0D274D" w:color="auto" w:val="clear"/>
             <w:tcMar>
               <w:top w:type="dxa" w:w="70"/>
-              <w:left w:type="dxa" w:w="160"/>
+              <w:left w:type="dxa" w:w="140"/>
               <w:bottom w:type="dxa" w:w="70"/>
+              <w:right w:type="dxa" w:w="120"/>
+            </w:tcMar>
+          </w:tcPr>
+          <w:p>
+            <w:pPr>
+              <w:spacing w:after="0" w:before="0" w:line="276"/>
+            </w:pPr>
+            <w:r>
+              <w:rPr>
+                <w:rFonts w:ascii="Calibri" w:cs="Calibri" w:eastAsia="Calibri" w:hAnsi="Calibri"/>
+                <w:b/>
+                <w:bCs/>
+                <w:caps/>
+                <w:color w:val="FFFFFF"/>
+                <w:sz w:val="14"/>
+                <w:szCs w:val="14"/>
+              </w:rPr>
+              <w:t xml:space="preserve">Level</w:t>
+            </w:r>
+          </w:p>
+        </w:tc>
+        <w:tc>
+          <w:tcPr>
+            <w:tcW w:type="dxa" w:w="6940"/>
+            <w:tcBorders>
+              <w:top w:val="none" w:color="FFFFFF" w:sz="0"/>
+              <w:left w:val="none" w:color="FFFFFF" w:sz="0"/>
+              <w:bottom w:val="none" w:color="FFFFFF" w:sz="0"/>
+              <w:right w:val="none" w:color="FFFFFF" w:sz="0"/>
+            </w:tcBorders>
+            <w:shd w:fill="0D274D" w:color="auto" w:val="clear"/>
+            <w:tcMar>
+              <w:top w:type="dxa" w:w="70"/>
+              <w:left w:type="dxa" w:w="140"/>
+              <w:bottom w:type="dxa" w:w="70"/>
+              <w:right w:type="dxa" w:w="120"/>
+            </w:tcMar>
+          </w:tcPr>
+          <w:p>
+            <w:pPr>
+              <w:spacing w:after="0" w:before="0" w:line="276"/>
+            </w:pPr>
+            <w:r>
+              <w:rPr>
+                <w:rFonts w:ascii="Calibri" w:cs="Calibri" w:eastAsia="Calibri" w:hAnsi="Calibri"/>
+                <w:b/>
+                <w:bCs/>
+                <w:caps/>
+                <w:color w:val="FFFFFF"/>
+                <w:sz w:val="14"/>
+                <w:szCs w:val="14"/>
+              </w:rPr>
+              <w:t xml:space="preserve">What the answer demonstrates</w:t>
+            </w:r>
+          </w:p>
+        </w:tc>
+        <w:tc>
+          <w:tcPr>
+            <w:tcW w:type="dxa" w:w="820"/>
+            <w:tcBorders>
+              <w:top w:val="none" w:color="FFFFFF" w:sz="0"/>
+              <w:left w:val="none" w:color="FFFFFF" w:sz="0"/>
+              <w:bottom w:val="none" w:color="FFFFFF" w:sz="0"/>
+              <w:right w:val="none" w:color="FFFFFF" w:sz="0"/>
+            </w:tcBorders>
+            <w:shd w:fill="0D274D" w:color="auto" w:val="clear"/>
+            <w:tcMar>
+              <w:top w:type="dxa" w:w="70"/>
+              <w:left w:type="dxa" w:w="140"/>
+              <w:bottom w:type="dxa" w:w="70"/>
+              <w:right w:type="dxa" w:w="120"/>
+            </w:tcMar>
+          </w:tcPr>
+          <w:p>
+            <w:pPr>
+              <w:spacing w:after="0" w:before="0" w:line="276"/>
+            </w:pPr>
+            <w:r>
+              <w:rPr>
+                <w:rFonts w:ascii="Calibri" w:cs="Calibri" w:eastAsia="Calibri" w:hAnsi="Calibri"/>
+                <w:b/>
+                <w:bCs/>
+                <w:caps/>
+                <w:color w:val="FFFFFF"/>
+                <w:sz w:val="14"/>
+                <w:szCs w:val="14"/>
+              </w:rPr>
+              <w:t xml:space="preserve">Points</w:t>
+            </w:r>
+          </w:p>
+        </w:tc>
+      </w:tr>
+      <w:tr>
+        <w:tc>
+          <w:tcPr>
+            <w:tcW w:type="dxa" w:w="1600"/>
+            <w:tcBorders>
+              <w:top w:val="single" w:color="E4EBF3" w:sz="4"/>
+              <w:left w:val="single" w:color="27A276" w:sz="44"/>
+              <w:bottom w:val="none" w:color="FFFFFF" w:sz="0"/>
+              <w:right w:val="none" w:color="FFFFFF" w:sz="0"/>
+            </w:tcBorders>
+            <w:tcMar>
+              <w:top w:type="dxa" w:w="80"/>
+              <w:left w:type="dxa" w:w="140"/>
+              <w:bottom w:type="dxa" w:w="80"/>
               <w:right w:type="dxa" w:w="100"/>
             </w:tcMar>
           </w:tcPr>
@@ -6082,60 +9025,93 @@
                 <w:rFonts w:ascii="Calibri" w:cs="Calibri" w:eastAsia="Calibri" w:hAnsi="Calibri"/>
                 <w:b/>
                 <w:bCs/>
-                <w:color w:val="0D274D"/>
-                <w:sz w:val="22"/>
-                <w:szCs w:val="22"/>
-              </w:rPr>
-              <w:t xml:space="preserve">22–25</w:t>
-            </w:r>
-          </w:p>
-        </w:tc>
-        <w:tc>
-          <w:tcPr>
-            <w:tcW w:type="dxa" w:w="7960"/>
-            <w:tcBorders>
-              <w:top w:val="none" w:color="FFFFFF" w:sz="0"/>
-              <w:left w:val="none" w:color="FFFFFF" w:sz="0"/>
-              <w:bottom w:val="single" w:color="E4EBF3" w:sz="4"/>
-              <w:right w:val="none" w:color="FFFFFF" w:sz="0"/>
-            </w:tcBorders>
-            <w:tcMar>
-              <w:top w:type="dxa" w:w="70"/>
-              <w:left w:type="dxa" w:w="120"/>
-              <w:bottom w:type="dxa" w:w="70"/>
-              <w:right w:type="dxa" w:w="160"/>
-            </w:tcMar>
-          </w:tcPr>
-          <w:p>
-            <w:pPr>
-              <w:spacing w:after="0" w:before="0" w:line="276"/>
-            </w:pPr>
-            <w:r>
-              <w:rPr>
-                <w:rFonts w:ascii="Calibri" w:cs="Calibri" w:eastAsia="Calibri" w:hAnsi="Calibri"/>
-                <w:color w:val="3A4C63"/>
-                <w:sz w:val="21"/>
-                <w:szCs w:val="21"/>
-              </w:rPr>
-              <w:t xml:space="preserve">Right product and specific SE reasoning tied to Cedarline's constraints; names how it helps.</w:t>
-            </w:r>
-          </w:p>
-        </w:tc>
-      </w:tr>
-      <w:tr>
-        <w:tc>
-          <w:tcPr>
-            <w:tcW w:type="dxa" w:w="1400"/>
-            <w:tcBorders>
-              <w:top w:val="none" w:color="FFFFFF" w:sz="0"/>
-              <w:left w:val="none" w:color="FFFFFF" w:sz="0"/>
-              <w:bottom w:val="single" w:color="E4EBF3" w:sz="4"/>
-              <w:right w:val="none" w:color="FFFFFF" w:sz="0"/>
-            </w:tcBorders>
-            <w:tcMar>
-              <w:top w:type="dxa" w:w="70"/>
-              <w:left w:type="dxa" w:w="160"/>
-              <w:bottom w:type="dxa" w:w="70"/>
+                <w:color w:val="1F8A63"/>
+                <w:sz w:val="19"/>
+                <w:szCs w:val="19"/>
+              </w:rPr>
+              <w:t xml:space="preserve">Expert</w:t>
+            </w:r>
+          </w:p>
+        </w:tc>
+        <w:tc>
+          <w:tcPr>
+            <w:tcW w:type="dxa" w:w="6940"/>
+            <w:tcBorders>
+              <w:top w:val="single" w:color="E4EBF3" w:sz="4"/>
+              <w:left w:val="none" w:color="FFFFFF" w:sz="0"/>
+              <w:bottom w:val="none" w:color="FFFFFF" w:sz="0"/>
+              <w:right w:val="none" w:color="FFFFFF" w:sz="0"/>
+            </w:tcBorders>
+            <w:tcMar>
+              <w:top w:type="dxa" w:w="80"/>
+              <w:left w:type="dxa" w:w="140"/>
+              <w:bottom w:type="dxa" w:w="80"/>
+              <w:right w:type="dxa" w:w="140"/>
+            </w:tcMar>
+          </w:tcPr>
+          <w:p>
+            <w:pPr>
+              <w:spacing w:after="0" w:before="0" w:line="276"/>
+            </w:pPr>
+            <w:r>
+              <w:rPr>
+                <w:rFonts w:ascii="Calibri" w:cs="Calibri" w:eastAsia="Calibri" w:hAnsi="Calibri"/>
+                <w:color w:val="2A3C52"/>
+                <w:sz w:val="18"/>
+                <w:szCs w:val="18"/>
+              </w:rPr>
+              <w:t xml:space="preserve">Correct product and capability; reasoning specific to Cedarline's constraints; states the outcome / how it helps; ties into the wider HMF design.</w:t>
+            </w:r>
+          </w:p>
+        </w:tc>
+        <w:tc>
+          <w:tcPr>
+            <w:tcW w:type="dxa" w:w="820"/>
+            <w:tcBorders>
+              <w:top w:val="single" w:color="E4EBF3" w:sz="4"/>
+              <w:left w:val="none" w:color="FFFFFF" w:sz="0"/>
+              <w:bottom w:val="none" w:color="FFFFFF" w:sz="0"/>
+              <w:right w:val="none" w:color="FFFFFF" w:sz="0"/>
+            </w:tcBorders>
+            <w:tcMar>
+              <w:top w:type="dxa" w:w="80"/>
+              <w:left w:type="dxa" w:w="100"/>
+              <w:bottom w:type="dxa" w:w="80"/>
+              <w:right w:type="dxa" w:w="120"/>
+            </w:tcMar>
+          </w:tcPr>
+          <w:p>
+            <w:pPr>
+              <w:spacing w:after="0" w:before="0" w:line="276"/>
+            </w:pPr>
+            <w:r>
+              <w:rPr>
+                <w:rFonts w:ascii="Calibri" w:cs="Calibri" w:eastAsia="Calibri" w:hAnsi="Calibri"/>
+                <w:b/>
+                <w:bCs/>
+                <w:color w:val="1F8A63"/>
+                <w:sz w:val="18"/>
+                <w:szCs w:val="18"/>
+              </w:rPr>
+              <w:t xml:space="preserve">21–25</w:t>
+            </w:r>
+          </w:p>
+        </w:tc>
+      </w:tr>
+      <w:tr>
+        <w:tc>
+          <w:tcPr>
+            <w:tcW w:type="dxa" w:w="1600"/>
+            <w:tcBorders>
+              <w:top w:val="single" w:color="E4EBF3" w:sz="4"/>
+              <w:left w:val="single" w:color="00BCEB" w:sz="44"/>
+              <w:bottom w:val="none" w:color="FFFFFF" w:sz="0"/>
+              <w:right w:val="none" w:color="FFFFFF" w:sz="0"/>
+            </w:tcBorders>
+            <w:tcMar>
+              <w:top w:type="dxa" w:w="80"/>
+              <w:left w:type="dxa" w:w="140"/>
+              <w:bottom w:type="dxa" w:w="80"/>
               <w:right w:type="dxa" w:w="100"/>
             </w:tcMar>
           </w:tcPr>
@@ -6148,60 +9124,93 @@
                 <w:rFonts w:ascii="Calibri" w:cs="Calibri" w:eastAsia="Calibri" w:hAnsi="Calibri"/>
                 <w:b/>
                 <w:bCs/>
-                <w:color w:val="0D274D"/>
-                <w:sz w:val="22"/>
-                <w:szCs w:val="22"/>
-              </w:rPr>
-              <w:t xml:space="preserve">16–21</w:t>
-            </w:r>
-          </w:p>
-        </w:tc>
-        <w:tc>
-          <w:tcPr>
-            <w:tcW w:type="dxa" w:w="7960"/>
-            <w:tcBorders>
-              <w:top w:val="none" w:color="FFFFFF" w:sz="0"/>
-              <w:left w:val="none" w:color="FFFFFF" w:sz="0"/>
-              <w:bottom w:val="single" w:color="E4EBF3" w:sz="4"/>
-              <w:right w:val="none" w:color="FFFFFF" w:sz="0"/>
-            </w:tcBorders>
-            <w:tcMar>
-              <w:top w:type="dxa" w:w="70"/>
-              <w:left w:type="dxa" w:w="120"/>
-              <w:bottom w:type="dxa" w:w="70"/>
-              <w:right w:type="dxa" w:w="160"/>
-            </w:tcMar>
-          </w:tcPr>
-          <w:p>
-            <w:pPr>
-              <w:spacing w:after="0" w:before="0" w:line="276"/>
-            </w:pPr>
-            <w:r>
-              <w:rPr>
-                <w:rFonts w:ascii="Calibri" w:cs="Calibri" w:eastAsia="Calibri" w:hAnsi="Calibri"/>
-                <w:color w:val="3A4C63"/>
-                <w:sz w:val="21"/>
-                <w:szCs w:val="21"/>
-              </w:rPr>
-              <w:t xml:space="preserve">Appropriate product with sound reasoning, but generic or missing the “how it helps” tie-back.</w:t>
-            </w:r>
-          </w:p>
-        </w:tc>
-      </w:tr>
-      <w:tr>
-        <w:tc>
-          <w:tcPr>
-            <w:tcW w:type="dxa" w:w="1400"/>
-            <w:tcBorders>
-              <w:top w:val="none" w:color="FFFFFF" w:sz="0"/>
-              <w:left w:val="none" w:color="FFFFFF" w:sz="0"/>
-              <w:bottom w:val="single" w:color="E4EBF3" w:sz="4"/>
-              <w:right w:val="none" w:color="FFFFFF" w:sz="0"/>
-            </w:tcBorders>
-            <w:tcMar>
-              <w:top w:type="dxa" w:w="70"/>
-              <w:left w:type="dxa" w:w="160"/>
-              <w:bottom w:type="dxa" w:w="70"/>
+                <w:color w:val="036C8F"/>
+                <w:sz w:val="19"/>
+                <w:szCs w:val="19"/>
+              </w:rPr>
+              <w:t xml:space="preserve">Professional</w:t>
+            </w:r>
+          </w:p>
+        </w:tc>
+        <w:tc>
+          <w:tcPr>
+            <w:tcW w:type="dxa" w:w="6940"/>
+            <w:tcBorders>
+              <w:top w:val="single" w:color="E4EBF3" w:sz="4"/>
+              <w:left w:val="none" w:color="FFFFFF" w:sz="0"/>
+              <w:bottom w:val="none" w:color="FFFFFF" w:sz="0"/>
+              <w:right w:val="none" w:color="FFFFFF" w:sz="0"/>
+            </w:tcBorders>
+            <w:tcMar>
+              <w:top w:type="dxa" w:w="80"/>
+              <w:left w:type="dxa" w:w="140"/>
+              <w:bottom w:type="dxa" w:w="80"/>
+              <w:right w:type="dxa" w:w="140"/>
+            </w:tcMar>
+          </w:tcPr>
+          <w:p>
+            <w:pPr>
+              <w:spacing w:after="0" w:before="0" w:line="276"/>
+            </w:pPr>
+            <w:r>
+              <w:rPr>
+                <w:rFonts w:ascii="Calibri" w:cs="Calibri" w:eastAsia="Calibri" w:hAnsi="Calibri"/>
+                <w:color w:val="2A3C52"/>
+                <w:sz w:val="18"/>
+                <w:szCs w:val="18"/>
+              </w:rPr>
+              <w:t xml:space="preserve">Correct product; explains how it addresses the concern with sound Cisco Secure / HMF reasoning; some Cedarline context.</w:t>
+            </w:r>
+          </w:p>
+        </w:tc>
+        <w:tc>
+          <w:tcPr>
+            <w:tcW w:type="dxa" w:w="820"/>
+            <w:tcBorders>
+              <w:top w:val="single" w:color="E4EBF3" w:sz="4"/>
+              <w:left w:val="none" w:color="FFFFFF" w:sz="0"/>
+              <w:bottom w:val="none" w:color="FFFFFF" w:sz="0"/>
+              <w:right w:val="none" w:color="FFFFFF" w:sz="0"/>
+            </w:tcBorders>
+            <w:tcMar>
+              <w:top w:type="dxa" w:w="80"/>
+              <w:left w:type="dxa" w:w="100"/>
+              <w:bottom w:type="dxa" w:w="80"/>
+              <w:right w:type="dxa" w:w="120"/>
+            </w:tcMar>
+          </w:tcPr>
+          <w:p>
+            <w:pPr>
+              <w:spacing w:after="0" w:before="0" w:line="276"/>
+            </w:pPr>
+            <w:r>
+              <w:rPr>
+                <w:rFonts w:ascii="Calibri" w:cs="Calibri" w:eastAsia="Calibri" w:hAnsi="Calibri"/>
+                <w:b/>
+                <w:bCs/>
+                <w:color w:val="036C8F"/>
+                <w:sz w:val="18"/>
+                <w:szCs w:val="18"/>
+              </w:rPr>
+              <w:t xml:space="preserve">14–20</w:t>
+            </w:r>
+          </w:p>
+        </w:tc>
+      </w:tr>
+      <w:tr>
+        <w:tc>
+          <w:tcPr>
+            <w:tcW w:type="dxa" w:w="1600"/>
+            <w:tcBorders>
+              <w:top w:val="single" w:color="E4EBF3" w:sz="4"/>
+              <w:left w:val="single" w:color="E2891F" w:sz="44"/>
+              <w:bottom w:val="none" w:color="FFFFFF" w:sz="0"/>
+              <w:right w:val="none" w:color="FFFFFF" w:sz="0"/>
+            </w:tcBorders>
+            <w:tcMar>
+              <w:top w:type="dxa" w:w="80"/>
+              <w:left w:type="dxa" w:w="140"/>
+              <w:bottom w:type="dxa" w:w="80"/>
               <w:right w:type="dxa" w:w="100"/>
             </w:tcMar>
           </w:tcPr>
@@ -6214,60 +9223,93 @@
                 <w:rFonts w:ascii="Calibri" w:cs="Calibri" w:eastAsia="Calibri" w:hAnsi="Calibri"/>
                 <w:b/>
                 <w:bCs/>
-                <w:color w:val="0D274D"/>
-                <w:sz w:val="22"/>
-                <w:szCs w:val="22"/>
-              </w:rPr>
-              <w:t xml:space="preserve">8–15</w:t>
-            </w:r>
-          </w:p>
-        </w:tc>
-        <w:tc>
-          <w:tcPr>
-            <w:tcW w:type="dxa" w:w="7960"/>
-            <w:tcBorders>
-              <w:top w:val="none" w:color="FFFFFF" w:sz="0"/>
-              <w:left w:val="none" w:color="FFFFFF" w:sz="0"/>
-              <w:bottom w:val="single" w:color="E4EBF3" w:sz="4"/>
-              <w:right w:val="none" w:color="FFFFFF" w:sz="0"/>
-            </w:tcBorders>
-            <w:tcMar>
-              <w:top w:type="dxa" w:w="70"/>
-              <w:left w:type="dxa" w:w="120"/>
-              <w:bottom w:type="dxa" w:w="70"/>
-              <w:right w:type="dxa" w:w="160"/>
-            </w:tcMar>
-          </w:tcPr>
-          <w:p>
-            <w:pPr>
-              <w:spacing w:after="0" w:before="0" w:line="276"/>
-            </w:pPr>
-            <w:r>
-              <w:rPr>
-                <w:rFonts w:ascii="Calibri" w:cs="Calibri" w:eastAsia="Calibri" w:hAnsi="Calibri"/>
-                <w:color w:val="3A4C63"/>
-                <w:sz w:val="21"/>
-                <w:szCs w:val="21"/>
-              </w:rPr>
-              <w:t xml:space="preserve">Plausible product but thin/vague reasoning, or reasoning without the right product.</w:t>
-            </w:r>
-          </w:p>
-        </w:tc>
-      </w:tr>
-      <w:tr>
-        <w:tc>
-          <w:tcPr>
-            <w:tcW w:type="dxa" w:w="1400"/>
-            <w:tcBorders>
-              <w:top w:val="none" w:color="FFFFFF" w:sz="0"/>
-              <w:left w:val="none" w:color="FFFFFF" w:sz="0"/>
-              <w:bottom w:val="single" w:color="E4EBF3" w:sz="4"/>
-              <w:right w:val="none" w:color="FFFFFF" w:sz="0"/>
-            </w:tcBorders>
-            <w:tcMar>
-              <w:top w:type="dxa" w:w="70"/>
-              <w:left w:type="dxa" w:w="160"/>
-              <w:bottom w:type="dxa" w:w="70"/>
+                <w:color w:val="B4711A"/>
+                <w:sz w:val="19"/>
+                <w:szCs w:val="19"/>
+              </w:rPr>
+              <w:t xml:space="preserve">Associate</w:t>
+            </w:r>
+          </w:p>
+        </w:tc>
+        <w:tc>
+          <w:tcPr>
+            <w:tcW w:type="dxa" w:w="6940"/>
+            <w:tcBorders>
+              <w:top w:val="single" w:color="E4EBF3" w:sz="4"/>
+              <w:left w:val="none" w:color="FFFFFF" w:sz="0"/>
+              <w:bottom w:val="none" w:color="FFFFFF" w:sz="0"/>
+              <w:right w:val="none" w:color="FFFFFF" w:sz="0"/>
+            </w:tcBorders>
+            <w:tcMar>
+              <w:top w:type="dxa" w:w="80"/>
+              <w:left w:type="dxa" w:w="140"/>
+              <w:bottom w:type="dxa" w:w="80"/>
+              <w:right w:type="dxa" w:w="140"/>
+            </w:tcMar>
+          </w:tcPr>
+          <w:p>
+            <w:pPr>
+              <w:spacing w:after="0" w:before="0" w:line="276"/>
+            </w:pPr>
+            <w:r>
+              <w:rPr>
+                <w:rFonts w:ascii="Calibri" w:cs="Calibri" w:eastAsia="Calibri" w:hAnsi="Calibri"/>
+                <w:color w:val="2A3C52"/>
+                <w:sz w:val="18"/>
+                <w:szCs w:val="18"/>
+              </w:rPr>
+              <w:t xml:space="preserve">Plausible product; identifies the problem, but reasoning is generic, partial, or product-name-only.</w:t>
+            </w:r>
+          </w:p>
+        </w:tc>
+        <w:tc>
+          <w:tcPr>
+            <w:tcW w:type="dxa" w:w="820"/>
+            <w:tcBorders>
+              <w:top w:val="single" w:color="E4EBF3" w:sz="4"/>
+              <w:left w:val="none" w:color="FFFFFF" w:sz="0"/>
+              <w:bottom w:val="none" w:color="FFFFFF" w:sz="0"/>
+              <w:right w:val="none" w:color="FFFFFF" w:sz="0"/>
+            </w:tcBorders>
+            <w:tcMar>
+              <w:top w:type="dxa" w:w="80"/>
+              <w:left w:type="dxa" w:w="100"/>
+              <w:bottom w:type="dxa" w:w="80"/>
+              <w:right w:type="dxa" w:w="120"/>
+            </w:tcMar>
+          </w:tcPr>
+          <w:p>
+            <w:pPr>
+              <w:spacing w:after="0" w:before="0" w:line="276"/>
+            </w:pPr>
+            <w:r>
+              <w:rPr>
+                <w:rFonts w:ascii="Calibri" w:cs="Calibri" w:eastAsia="Calibri" w:hAnsi="Calibri"/>
+                <w:b/>
+                <w:bCs/>
+                <w:color w:val="B4711A"/>
+                <w:sz w:val="18"/>
+                <w:szCs w:val="18"/>
+              </w:rPr>
+              <w:t xml:space="preserve">6–13</w:t>
+            </w:r>
+          </w:p>
+        </w:tc>
+      </w:tr>
+      <w:tr>
+        <w:tc>
+          <w:tcPr>
+            <w:tcW w:type="dxa" w:w="1600"/>
+            <w:tcBorders>
+              <w:top w:val="single" w:color="E4EBF3" w:sz="4"/>
+              <w:left w:val="single" w:color="B9C4D2" w:sz="44"/>
+              <w:bottom w:val="none" w:color="FFFFFF" w:sz="0"/>
+              <w:right w:val="none" w:color="FFFFFF" w:sz="0"/>
+            </w:tcBorders>
+            <w:tcMar>
+              <w:top w:type="dxa" w:w="80"/>
+              <w:left w:type="dxa" w:w="140"/>
+              <w:bottom w:type="dxa" w:w="80"/>
               <w:right w:type="dxa" w:w="100"/>
             </w:tcMar>
           </w:tcPr>
@@ -6280,108 +9322,75 @@
                 <w:rFonts w:ascii="Calibri" w:cs="Calibri" w:eastAsia="Calibri" w:hAnsi="Calibri"/>
                 <w:b/>
                 <w:bCs/>
-                <w:color w:val="0D274D"/>
-                <w:sz w:val="22"/>
-                <w:szCs w:val="22"/>
-              </w:rPr>
-              <w:t xml:space="preserve">1–7</w:t>
-            </w:r>
-          </w:p>
-        </w:tc>
-        <w:tc>
-          <w:tcPr>
-            <w:tcW w:type="dxa" w:w="7960"/>
-            <w:tcBorders>
-              <w:top w:val="none" w:color="FFFFFF" w:sz="0"/>
-              <w:left w:val="none" w:color="FFFFFF" w:sz="0"/>
-              <w:bottom w:val="single" w:color="E4EBF3" w:sz="4"/>
-              <w:right w:val="none" w:color="FFFFFF" w:sz="0"/>
-            </w:tcBorders>
-            <w:tcMar>
-              <w:top w:type="dxa" w:w="70"/>
-              <w:left w:type="dxa" w:w="120"/>
-              <w:bottom w:type="dxa" w:w="70"/>
-              <w:right w:type="dxa" w:w="160"/>
-            </w:tcMar>
-          </w:tcPr>
-          <w:p>
-            <w:pPr>
-              <w:spacing w:after="0" w:before="0" w:line="276"/>
-            </w:pPr>
-            <w:r>
-              <w:rPr>
-                <w:rFonts w:ascii="Calibri" w:cs="Calibri" w:eastAsia="Calibri" w:hAnsi="Calibri"/>
-                <w:color w:val="3A4C63"/>
-                <w:sz w:val="21"/>
-                <w:szCs w:val="21"/>
-              </w:rPr>
-              <w:t xml:space="preserve">Off-target product or a product name with no real reasoning.</w:t>
-            </w:r>
-          </w:p>
-        </w:tc>
-      </w:tr>
-      <w:tr>
-        <w:tc>
-          <w:tcPr>
-            <w:tcW w:type="dxa" w:w="1400"/>
-            <w:tcBorders>
-              <w:top w:val="none" w:color="FFFFFF" w:sz="0"/>
-              <w:left w:val="none" w:color="FFFFFF" w:sz="0"/>
-              <w:bottom w:val="single" w:color="E4EBF3" w:sz="4"/>
-              <w:right w:val="none" w:color="FFFFFF" w:sz="0"/>
-            </w:tcBorders>
-            <w:tcMar>
-              <w:top w:type="dxa" w:w="70"/>
-              <w:left w:type="dxa" w:w="160"/>
-              <w:bottom w:type="dxa" w:w="70"/>
-              <w:right w:type="dxa" w:w="100"/>
-            </w:tcMar>
-          </w:tcPr>
-          <w:p>
-            <w:pPr>
-              <w:spacing w:after="0" w:before="0" w:line="276"/>
-            </w:pPr>
-            <w:r>
-              <w:rPr>
-                <w:rFonts w:ascii="Calibri" w:cs="Calibri" w:eastAsia="Calibri" w:hAnsi="Calibri"/>
-                <w:b/>
-                <w:bCs/>
-                <w:color w:val="0D274D"/>
-                <w:sz w:val="22"/>
-                <w:szCs w:val="22"/>
-              </w:rPr>
-              <w:t xml:space="preserve">0</w:t>
-            </w:r>
-          </w:p>
-        </w:tc>
-        <w:tc>
-          <w:tcPr>
-            <w:tcW w:type="dxa" w:w="7960"/>
-            <w:tcBorders>
-              <w:top w:val="none" w:color="FFFFFF" w:sz="0"/>
-              <w:left w:val="none" w:color="FFFFFF" w:sz="0"/>
-              <w:bottom w:val="single" w:color="E4EBF3" w:sz="4"/>
-              <w:right w:val="none" w:color="FFFFFF" w:sz="0"/>
-            </w:tcBorders>
-            <w:tcMar>
-              <w:top w:type="dxa" w:w="70"/>
-              <w:left w:type="dxa" w:w="120"/>
-              <w:bottom w:type="dxa" w:w="70"/>
-              <w:right w:type="dxa" w:w="160"/>
-            </w:tcMar>
-          </w:tcPr>
-          <w:p>
-            <w:pPr>
-              <w:spacing w:after="0" w:before="0" w:line="276"/>
-            </w:pPr>
-            <w:r>
-              <w:rPr>
-                <w:rFonts w:ascii="Calibri" w:cs="Calibri" w:eastAsia="Calibri" w:hAnsi="Calibri"/>
-                <w:color w:val="3A4C63"/>
-                <w:sz w:val="21"/>
-                <w:szCs w:val="21"/>
-              </w:rPr>
-              <w:t xml:space="preserve">Blank or off-topic.</w:t>
+                <w:color w:val="7E8CA1"/>
+                <w:sz w:val="19"/>
+                <w:szCs w:val="19"/>
+              </w:rPr>
+              <w:t xml:space="preserve">Not yet</w:t>
+            </w:r>
+          </w:p>
+        </w:tc>
+        <w:tc>
+          <w:tcPr>
+            <w:tcW w:type="dxa" w:w="6940"/>
+            <w:tcBorders>
+              <w:top w:val="single" w:color="E4EBF3" w:sz="4"/>
+              <w:left w:val="none" w:color="FFFFFF" w:sz="0"/>
+              <w:bottom w:val="none" w:color="FFFFFF" w:sz="0"/>
+              <w:right w:val="none" w:color="FFFFFF" w:sz="0"/>
+            </w:tcBorders>
+            <w:tcMar>
+              <w:top w:type="dxa" w:w="80"/>
+              <w:left w:type="dxa" w:w="140"/>
+              <w:bottom w:type="dxa" w:w="80"/>
+              <w:right w:type="dxa" w:w="140"/>
+            </w:tcMar>
+          </w:tcPr>
+          <w:p>
+            <w:pPr>
+              <w:spacing w:after="0" w:before="0" w:line="276"/>
+            </w:pPr>
+            <w:r>
+              <w:rPr>
+                <w:rFonts w:ascii="Calibri" w:cs="Calibri" w:eastAsia="Calibri" w:hAnsi="Calibri"/>
+                <w:color w:val="2A3C52"/>
+                <w:sz w:val="18"/>
+                <w:szCs w:val="18"/>
+              </w:rPr>
+              <w:t xml:space="preserve">Blank, off-topic, or a wrong product with no reasoning.</w:t>
+            </w:r>
+          </w:p>
+        </w:tc>
+        <w:tc>
+          <w:tcPr>
+            <w:tcW w:type="dxa" w:w="820"/>
+            <w:tcBorders>
+              <w:top w:val="single" w:color="E4EBF3" w:sz="4"/>
+              <w:left w:val="none" w:color="FFFFFF" w:sz="0"/>
+              <w:bottom w:val="none" w:color="FFFFFF" w:sz="0"/>
+              <w:right w:val="none" w:color="FFFFFF" w:sz="0"/>
+            </w:tcBorders>
+            <w:tcMar>
+              <w:top w:type="dxa" w:w="80"/>
+              <w:left w:type="dxa" w:w="100"/>
+              <w:bottom w:type="dxa" w:w="80"/>
+              <w:right w:type="dxa" w:w="120"/>
+            </w:tcMar>
+          </w:tcPr>
+          <w:p>
+            <w:pPr>
+              <w:spacing w:after="0" w:before="0" w:line="276"/>
+            </w:pPr>
+            <w:r>
+              <w:rPr>
+                <w:rFonts w:ascii="Calibri" w:cs="Calibri" w:eastAsia="Calibri" w:hAnsi="Calibri"/>
+                <w:b/>
+                <w:bCs/>
+                <w:color w:val="7E8CA1"/>
+                <w:sz w:val="18"/>
+                <w:szCs w:val="18"/>
+              </w:rPr>
+              <w:t xml:space="preserve">0–5</w:t>
             </w:r>
           </w:p>
         </w:tc>
@@ -6451,7 +9460,7 @@
                 <w:sz w:val="21"/>
                 <w:szCs w:val="21"/>
               </w:rPr>
-              <w:t xml:space="preserve">Band guide per Case Study (total /100):  </w:t>
+              <w:t xml:space="preserve">Case Study /100: </w:t>
             </w:r>
             <w:r>
               <w:rPr>
@@ -6460,7 +9469,106 @@
                 <w:sz w:val="21"/>
                 <w:szCs w:val="21"/>
               </w:rPr>
-              <w:t xml:space="preserve">90–100 excellent · 75–89 strong · 60–74 solid · 40–59 developing · &lt;40 needs work.</w:t>
+              <w:t xml:space="preserve">Associate 40–64 · Professional 65–84 · Expert 85–100 (Developing &lt;40).   </w:t>
+            </w:r>
+            <w:r>
+              <w:rPr>
+                <w:rFonts w:ascii="Calibri" w:cs="Calibri" w:eastAsia="Calibri" w:hAnsi="Calibri"/>
+                <w:b/>
+                <w:bCs/>
+                <w:color w:val="0D274D"/>
+                <w:sz w:val="21"/>
+                <w:szCs w:val="21"/>
+              </w:rPr>
+              <w:t xml:space="preserve">Overall /400: </w:t>
+            </w:r>
+            <w:r>
+              <w:rPr>
+                <w:rFonts w:ascii="Calibri" w:cs="Calibri" w:eastAsia="Calibri" w:hAnsi="Calibri"/>
+                <w:color w:val="33465F"/>
+                <w:sz w:val="21"/>
+                <w:szCs w:val="21"/>
+              </w:rPr>
+              <w:t xml:space="preserve">Associate 160–259 · Professional 260–339 · Expert 340–400 (Developing &lt;160).</w:t>
+            </w:r>
+          </w:p>
+        </w:tc>
+      </w:tr>
+    </w:tbl>
+    <w:p>
+      <w:pPr>
+        <w:spacing w:after="80"/>
+      </w:pPr>
+      <w:r>
+        <w:rPr>
+          <w:rFonts w:ascii="Calibri" w:cs="Calibri" w:eastAsia="Calibri" w:hAnsi="Calibri"/>
+          <w:color w:val="14263A"/>
+          <w:sz w:val="2"/>
+          <w:szCs w:val="2"/>
+        </w:rPr>
+        <w:t xml:space="preserve"/>
+      </w:r>
+    </w:p>
+    <w:tbl>
+      <w:tblPr>
+        <w:tblW w:type="dxa" w:w="9360"/>
+        <w:tblBorders>
+          <w:top w:val="single" w:color="auto" w:sz="4"/>
+          <w:left w:val="single" w:color="auto" w:sz="4"/>
+          <w:bottom w:val="single" w:color="auto" w:sz="4"/>
+          <w:right w:val="single" w:color="auto" w:sz="4"/>
+          <w:insideH w:val="single" w:color="auto" w:sz="4"/>
+          <w:insideV w:val="single" w:color="auto" w:sz="4"/>
+        </w:tblBorders>
+      </w:tblPr>
+      <w:tblGrid>
+        <w:gridCol w:w="9360"/>
+      </w:tblGrid>
+      <w:tr>
+        <w:trPr>
+          <w:trHeight w:val="0" w:hRule="atLeast"/>
+        </w:trPr>
+        <w:tc>
+          <w:tcPr>
+            <w:tcW w:type="dxa" w:w="9360"/>
+            <w:tcBorders>
+              <w:top w:val="single" w:color="B7E6F3" w:sz="6"/>
+              <w:left w:val="single" w:color="B7E6F3" w:sz="6"/>
+              <w:bottom w:val="single" w:color="B7E6F3" w:sz="6"/>
+              <w:right w:val="single" w:color="B7E6F3" w:sz="6"/>
+            </w:tcBorders>
+            <w:shd w:fill="F7FCFE" w:color="auto" w:val="clear"/>
+            <w:tcMar>
+              <w:top w:type="dxa" w:w="120"/>
+              <w:left w:type="dxa" w:w="160"/>
+              <w:bottom w:type="dxa" w:w="120"/>
+              <w:right w:type="dxa" w:w="160"/>
+            </w:tcMar>
+            <w:vAlign w:val="top"/>
+          </w:tcPr>
+          <w:p>
+            <w:pPr>
+              <w:spacing w:after="0" w:before="0" w:line="276"/>
+            </w:pPr>
+            <w:r>
+              <w:rPr>
+                <w:rFonts w:ascii="Calibri" w:cs="Calibri" w:eastAsia="Calibri" w:hAnsi="Calibri"/>
+                <w:b/>
+                <w:bCs/>
+                <w:color w:val="0D274D"/>
+                <w:sz w:val="21"/>
+                <w:szCs w:val="21"/>
+              </w:rPr>
+              <w:t xml:space="preserve">For a printable grading worksheet </w:t>
+            </w:r>
+            <w:r>
+              <w:rPr>
+                <w:rFonts w:ascii="Calibri" w:cs="Calibri" w:eastAsia="Calibri" w:hAnsi="Calibri"/>
+                <w:color w:val="33465F"/>
+                <w:sz w:val="21"/>
+                <w:szCs w:val="21"/>
+              </w:rPr>
+              <w:t xml:space="preserve">with per-pain-point score lines and “did well / improve” feedback boxes, use the HMF Proctor Grading Guide in this package.</w:t>
             </w:r>
           </w:p>
         </w:tc>
